--- a/Progres-Fatimah/Jurnal Submit/submit/TONURSJ/Dhesi/revised/CV/CV_Dhesi_Ari_Astuti_Bentham.docx
+++ b/Progres-Fatimah/Jurnal Submit/submit/TONURSJ/Dhesi/revised/CV/CV_Dhesi_Ari_Astuti_Bentham.docx
@@ -1,6 +1,6 @@
 
 <file path=word/document.xml><?xml version="1.0" encoding="utf-8"?>
-<w:document xmlns:wpc="http://schemas.microsoft.com/office/word/2010/wordprocessingCanvas" xmlns:mc="http://schemas.openxmlformats.org/markup-compatibility/2006" xmlns:o="urn:schemas-microsoft-com:office:office" xmlns:r="http://schemas.openxmlformats.org/officeDocument/2006/relationships" xmlns:m="http://schemas.openxmlformats.org/officeDocument/2006/math" xmlns:v="urn:schemas-microsoft-com:vml" xmlns:wp14="http://schemas.microsoft.com/office/word/2010/wordprocessingDrawing" xmlns:wp="http://schemas.openxmlformats.org/drawingml/2006/wordprocessingDrawing" xmlns:w10="urn:schemas-microsoft-com:office:word" xmlns:w="http://schemas.openxmlformats.org/wordprocessingml/2006/main" xmlns:w14="http://schemas.microsoft.com/office/word/2010/wordml" xmlns:w15="http://schemas.microsoft.com/office/word/2012/wordml" xmlns:wpg="http://schemas.microsoft.com/office/word/2010/wordprocessingGroup" xmlns:wpi="http://schemas.microsoft.com/office/word/2010/wordprocessingInk" xmlns:wne="http://schemas.microsoft.com/office/word/2006/wordml" xmlns:wps="http://schemas.microsoft.com/office/word/2010/wordprocessingShape" mc:Ignorable="w14 w15 wp14">
+<w:document xmlns:wpc="http://schemas.microsoft.com/office/word/2010/wordprocessingCanvas" xmlns:cx="http://schemas.microsoft.com/office/drawing/2014/chartex" xmlns:cx1="http://schemas.microsoft.com/office/drawing/2015/9/8/chartex" xmlns:cx2="http://schemas.microsoft.com/office/drawing/2015/10/21/chartex" xmlns:cx3="http://schemas.microsoft.com/office/drawing/2016/5/9/chartex" xmlns:cx4="http://schemas.microsoft.com/office/drawing/2016/5/10/chartex" xmlns:cx5="http://schemas.microsoft.com/office/drawing/2016/5/11/chartex" xmlns:cx6="http://schemas.microsoft.com/office/drawing/2016/5/12/chartex" xmlns:cx7="http://schemas.microsoft.com/office/drawing/2016/5/13/chartex" xmlns:cx8="http://schemas.microsoft.com/office/drawing/2016/5/14/chartex" xmlns:mc="http://schemas.openxmlformats.org/markup-compatibility/2006" xmlns:aink="http://schemas.microsoft.com/office/drawing/2016/ink" xmlns:am3d="http://schemas.microsoft.com/office/drawing/2017/model3d" xmlns:o="urn:schemas-microsoft-com:office:office" xmlns:oel="http://schemas.microsoft.com/office/2019/extlst" xmlns:r="http://schemas.openxmlformats.org/officeDocument/2006/relationships" xmlns:m="http://schemas.openxmlformats.org/officeDocument/2006/math" xmlns:v="urn:schemas-microsoft-com:vml" xmlns:wp14="http://schemas.microsoft.com/office/word/2010/wordprocessingDrawing" xmlns:wp="http://schemas.openxmlformats.org/drawingml/2006/wordprocessingDrawing" xmlns:w10="urn:schemas-microsoft-com:office:word" xmlns:w="http://schemas.openxmlformats.org/wordprocessingml/2006/main" xmlns:w14="http://schemas.microsoft.com/office/word/2010/wordml" xmlns:w15="http://schemas.microsoft.com/office/word/2012/wordml" xmlns:w16cex="http://schemas.microsoft.com/office/word/2018/wordml/cex" xmlns:w16cid="http://schemas.microsoft.com/office/word/2016/wordml/cid" xmlns:w16="http://schemas.microsoft.com/office/word/2018/wordml" xmlns:w16du="http://schemas.microsoft.com/office/word/2023/wordml/word16du" xmlns:w16sdtdh="http://schemas.microsoft.com/office/word/2020/wordml/sdtdatahash" xmlns:w16sdtfl="http://schemas.microsoft.com/office/word/2024/wordml/sdtformatlock" xmlns:w16se="http://schemas.microsoft.com/office/word/2015/wordml/symex" xmlns:wpg="http://schemas.microsoft.com/office/word/2010/wordprocessingGroup" xmlns:wpi="http://schemas.microsoft.com/office/word/2010/wordprocessingInk" xmlns:wne="http://schemas.microsoft.com/office/word/2006/wordml" xmlns:wps="http://schemas.microsoft.com/office/word/2010/wordprocessingShape" mc:Ignorable="w14 w15 w16se w16cid w16 w16cex w16sdtdh w16sdtfl w16du wp14">
   <w:body>
     <w:p>
       <w:pPr>
@@ -14,7 +14,7 @@
           <w:sz w:val="44"/>
           <w:szCs w:val="44"/>
         </w:rPr>
-        <w:t xml:space="preserve">Curriculum Vitae</w:t>
+        <w:t>Curriculum Vitae</w:t>
       </w:r>
     </w:p>
     <w:p>
@@ -44,9 +44,7 @@
         <w:tblInd w:w="0" w:type="dxa"/>
         <w:tblLayout w:type="fixed"/>
         <w:tblCellMar>
-          <w:top w:w="0" w:type="dxa"/>
           <w:left w:w="106" w:type="dxa"/>
-          <w:bottom w:w="0" w:type="dxa"/>
           <w:right w:w="115" w:type="dxa"/>
         </w:tblCellMar>
         <w:tblLook w:val="04A0" w:firstRow="1" w:lastRow="0" w:firstColumn="1" w:lastColumn="0" w:noHBand="0" w:noVBand="1"/>
@@ -81,10 +79,9 @@
             <w:r>
               <w:rPr>
                 <w:b/>
-                <w:sz w:val="20"/>
-                <w:szCs w:val="20"/>
-              </w:rPr>
-              <w:t xml:space="preserve">Name</w:t>
+                <w:szCs w:val="20"/>
+              </w:rPr>
+              <w:t>Name</w:t>
             </w:r>
           </w:p>
         </w:tc>
@@ -109,10 +106,39 @@
             </w:pPr>
             <w:r>
               <w:rPr>
-                <w:sz w:val="20"/>
-                <w:szCs w:val="20"/>
-              </w:rPr>
-              <w:t xml:space="preserve">Dr. Dhesi Ari Astuti, S.Si.T., M.Kes.</w:t>
+                <w:szCs w:val="20"/>
+              </w:rPr>
+              <w:t xml:space="preserve">Dr. Dhesi Ari Astuti, </w:t>
+            </w:r>
+            <w:proofErr w:type="spellStart"/>
+            <w:r>
+              <w:rPr>
+                <w:szCs w:val="20"/>
+              </w:rPr>
+              <w:t>S.Si.T</w:t>
+            </w:r>
+            <w:proofErr w:type="spellEnd"/>
+            <w:r>
+              <w:rPr>
+                <w:szCs w:val="20"/>
+              </w:rPr>
+              <w:t xml:space="preserve">., </w:t>
+            </w:r>
+            <w:proofErr w:type="spellStart"/>
+            <w:proofErr w:type="gramStart"/>
+            <w:r>
+              <w:rPr>
+                <w:szCs w:val="20"/>
+              </w:rPr>
+              <w:t>M.Kes</w:t>
+            </w:r>
+            <w:proofErr w:type="spellEnd"/>
+            <w:proofErr w:type="gramEnd"/>
+            <w:r>
+              <w:rPr>
+                <w:szCs w:val="20"/>
+              </w:rPr>
+              <w:t>.</w:t>
             </w:r>
           </w:p>
         </w:tc>
@@ -143,10 +169,9 @@
             <w:r>
               <w:rPr>
                 <w:b/>
-                <w:sz w:val="20"/>
-                <w:szCs w:val="20"/>
-              </w:rPr>
-              <w:t xml:space="preserve">Date of Birth</w:t>
+                <w:szCs w:val="20"/>
+              </w:rPr>
+              <w:t>Date of Birth</w:t>
             </w:r>
           </w:p>
         </w:tc>
@@ -171,10 +196,9 @@
             </w:pPr>
             <w:r>
               <w:rPr>
-                <w:sz w:val="20"/>
-                <w:szCs w:val="20"/>
-              </w:rPr>
-              <w:t xml:space="preserve">5 December 1984</w:t>
+                <w:szCs w:val="20"/>
+              </w:rPr>
+              <w:t>5 December 1984</w:t>
             </w:r>
           </w:p>
         </w:tc>
@@ -205,10 +229,9 @@
             <w:r>
               <w:rPr>
                 <w:b/>
-                <w:sz w:val="20"/>
-                <w:szCs w:val="20"/>
-              </w:rPr>
-              <w:t xml:space="preserve">Place of birth</w:t>
+                <w:szCs w:val="20"/>
+              </w:rPr>
+              <w:t>Place of birth</w:t>
             </w:r>
           </w:p>
         </w:tc>
@@ -233,10 +256,9 @@
             </w:pPr>
             <w:r>
               <w:rPr>
-                <w:sz w:val="20"/>
-                <w:szCs w:val="20"/>
-              </w:rPr>
-              <w:t xml:space="preserve">Bantul, Indonesia</w:t>
+                <w:szCs w:val="20"/>
+              </w:rPr>
+              <w:t>Bantul, Indonesia</w:t>
             </w:r>
           </w:p>
         </w:tc>
@@ -267,10 +289,9 @@
             <w:r>
               <w:rPr>
                 <w:b/>
-                <w:sz w:val="20"/>
-                <w:szCs w:val="20"/>
-              </w:rPr>
-              <w:t xml:space="preserve">Nationality</w:t>
+                <w:szCs w:val="20"/>
+              </w:rPr>
+              <w:t>Nationality</w:t>
             </w:r>
           </w:p>
         </w:tc>
@@ -295,10 +316,9 @@
             </w:pPr>
             <w:r>
               <w:rPr>
-                <w:sz w:val="20"/>
-                <w:szCs w:val="20"/>
-              </w:rPr>
-              <w:t xml:space="preserve">Indonesian</w:t>
+                <w:szCs w:val="20"/>
+              </w:rPr>
+              <w:t>Indonesian</w:t>
             </w:r>
           </w:p>
         </w:tc>
@@ -329,10 +349,9 @@
             <w:r>
               <w:rPr>
                 <w:b/>
-                <w:sz w:val="20"/>
-                <w:szCs w:val="20"/>
-              </w:rPr>
-              <w:t xml:space="preserve">Highest Qualification</w:t>
+                <w:szCs w:val="20"/>
+              </w:rPr>
+              <w:t>Highest Qualification</w:t>
             </w:r>
           </w:p>
         </w:tc>
@@ -357,10 +376,9 @@
             </w:pPr>
             <w:r>
               <w:rPr>
-                <w:sz w:val="20"/>
-                <w:szCs w:val="20"/>
-              </w:rPr>
-              <w:t xml:space="preserve">Doctorate (S3) in Public Health – Health Promotion, Universitas Gadjah Mada, Yogyakarta, Indonesia (2021)</w:t>
+                <w:szCs w:val="20"/>
+              </w:rPr>
+              <w:t>Doctorate (S3) in Public Health – Health Promotion, Universitas Gadjah Mada, Yogyakarta, Indonesia (2021)</w:t>
             </w:r>
           </w:p>
         </w:tc>
@@ -391,10 +409,9 @@
             <w:r>
               <w:rPr>
                 <w:b/>
-                <w:sz w:val="20"/>
-                <w:szCs w:val="20"/>
-              </w:rPr>
-              <w:t xml:space="preserve">Present Employment Status</w:t>
+                <w:szCs w:val="20"/>
+              </w:rPr>
+              <w:t>Present Employment Status</w:t>
             </w:r>
           </w:p>
         </w:tc>
@@ -419,10 +436,9 @@
             </w:pPr>
             <w:r>
               <w:rPr>
-                <w:sz w:val="20"/>
-                <w:szCs w:val="20"/>
-              </w:rPr>
-              <w:t xml:space="preserve">Employed – academic staff (lecturer) since 2007</w:t>
+                <w:szCs w:val="20"/>
+              </w:rPr>
+              <w:t>Employed – academic staff (lecturer) since 2007</w:t>
             </w:r>
           </w:p>
         </w:tc>
@@ -453,10 +469,9 @@
             <w:r>
               <w:rPr>
                 <w:b/>
-                <w:sz w:val="20"/>
-                <w:szCs w:val="20"/>
-              </w:rPr>
-              <w:t xml:space="preserve">Present Post</w:t>
+                <w:szCs w:val="20"/>
+              </w:rPr>
+              <w:t>Present Post</w:t>
             </w:r>
           </w:p>
         </w:tc>
@@ -481,36 +496,75 @@
             </w:pPr>
             <w:r>
               <w:rPr>
-                <w:sz w:val="20"/>
-                <w:szCs w:val="20"/>
-              </w:rPr>
-              <w:t xml:space="preserve">Lecturer in Midwifery, Universitas ‘Aisyiyah Yogyakarta (2007–present)</w:t>
-            </w:r>
-          </w:p>
-          <w:p>
-            <w:pPr>
-              <w:spacing w:after="0" w:line="276" w:lineRule="auto"/>
-              <w:ind w:left="0" w:firstLine="0"/>
-            </w:pPr>
-            <w:r>
-              <w:rPr>
-                <w:sz w:val="20"/>
-                <w:szCs w:val="20"/>
-              </w:rPr>
-              <w:t xml:space="preserve">Head of the Laboratory Technical Implementation Unit (UPT Laboratorium), Universitas ‘Aisyiyah Yogyakarta (March 2024–present)</w:t>
-            </w:r>
-          </w:p>
-          <w:p>
-            <w:pPr>
-              <w:spacing w:after="0" w:line="276" w:lineRule="auto"/>
-              <w:ind w:left="0" w:firstLine="0"/>
-            </w:pPr>
-            <w:r>
-              <w:rPr>
-                <w:sz w:val="20"/>
-                <w:szCs w:val="20"/>
-              </w:rPr>
-              <w:t xml:space="preserve">Researcher, Center for Women, Family and Disaster Studies (PSPKB) (2023–present)</w:t>
+                <w:szCs w:val="20"/>
+              </w:rPr>
+              <w:t>Lecturer in Midwifery, Universitas ‘</w:t>
+            </w:r>
+            <w:proofErr w:type="spellStart"/>
+            <w:r>
+              <w:rPr>
+                <w:szCs w:val="20"/>
+              </w:rPr>
+              <w:t>Aisyiyah</w:t>
+            </w:r>
+            <w:proofErr w:type="spellEnd"/>
+            <w:r>
+              <w:rPr>
+                <w:szCs w:val="20"/>
+              </w:rPr>
+              <w:t xml:space="preserve"> Yogyakarta (2007–present)</w:t>
+            </w:r>
+          </w:p>
+          <w:p>
+            <w:pPr>
+              <w:spacing w:after="0" w:line="276" w:lineRule="auto"/>
+              <w:ind w:left="0" w:firstLine="0"/>
+            </w:pPr>
+            <w:r>
+              <w:rPr>
+                <w:szCs w:val="20"/>
+              </w:rPr>
+              <w:t xml:space="preserve">Head of the Laboratory Technical Implementation Unit (UPT </w:t>
+            </w:r>
+            <w:proofErr w:type="spellStart"/>
+            <w:r>
+              <w:rPr>
+                <w:szCs w:val="20"/>
+              </w:rPr>
+              <w:t>Laboratorium</w:t>
+            </w:r>
+            <w:proofErr w:type="spellEnd"/>
+            <w:r>
+              <w:rPr>
+                <w:szCs w:val="20"/>
+              </w:rPr>
+              <w:t>), Universitas ‘</w:t>
+            </w:r>
+            <w:proofErr w:type="spellStart"/>
+            <w:r>
+              <w:rPr>
+                <w:szCs w:val="20"/>
+              </w:rPr>
+              <w:t>Aisyiyah</w:t>
+            </w:r>
+            <w:proofErr w:type="spellEnd"/>
+            <w:r>
+              <w:rPr>
+                <w:szCs w:val="20"/>
+              </w:rPr>
+              <w:t xml:space="preserve"> Yogyakarta (March 2024–present)</w:t>
+            </w:r>
+          </w:p>
+          <w:p>
+            <w:pPr>
+              <w:spacing w:after="0" w:line="276" w:lineRule="auto"/>
+              <w:ind w:left="0" w:firstLine="0"/>
+            </w:pPr>
+            <w:r>
+              <w:rPr>
+                <w:szCs w:val="20"/>
+              </w:rPr>
+              <w:t>Researcher, Center for Women, Family and Disaster Studies (PSPKB) (2023–present)</w:t>
             </w:r>
           </w:p>
         </w:tc>
@@ -541,10 +595,9 @@
             <w:r>
               <w:rPr>
                 <w:b/>
-                <w:sz w:val="20"/>
-                <w:szCs w:val="20"/>
-              </w:rPr>
-              <w:t xml:space="preserve">Faculty</w:t>
+                <w:szCs w:val="20"/>
+              </w:rPr>
+              <w:t>Faculty</w:t>
             </w:r>
           </w:p>
         </w:tc>
@@ -569,18 +622,29 @@
             </w:pPr>
             <w:r>
               <w:rPr>
-                <w:sz w:val="20"/>
-                <w:szCs w:val="20"/>
-                <w:highlight w:val="yellow"/>
-              </w:rPr>
-              <w:t xml:space="preserve">Faculty of Health Sciences – please confirm</w:t>
-            </w:r>
-            <w:r>
-              <w:rPr>
-                <w:sz w:val="20"/>
-                <w:szCs w:val="20"/>
-              </w:rPr>
-              <w:t xml:space="preserve">, Universitas ‘Aisyiyah Yogyakarta</w:t>
+                <w:szCs w:val="20"/>
+              </w:rPr>
+              <w:t>Faculty of Health Sciences,</w:t>
+            </w:r>
+            <w:r>
+              <w:rPr>
+                <w:szCs w:val="20"/>
+              </w:rPr>
+              <w:t xml:space="preserve"> Universitas ‘</w:t>
+            </w:r>
+            <w:proofErr w:type="spellStart"/>
+            <w:r>
+              <w:rPr>
+                <w:szCs w:val="20"/>
+              </w:rPr>
+              <w:t>Aisyiyah</w:t>
+            </w:r>
+            <w:proofErr w:type="spellEnd"/>
+            <w:r>
+              <w:rPr>
+                <w:szCs w:val="20"/>
+              </w:rPr>
+              <w:t xml:space="preserve"> Yogyakarta</w:t>
             </w:r>
           </w:p>
         </w:tc>
@@ -611,10 +675,9 @@
             <w:r>
               <w:rPr>
                 <w:b/>
-                <w:sz w:val="20"/>
-                <w:szCs w:val="20"/>
-              </w:rPr>
-              <w:t xml:space="preserve">Address</w:t>
+                <w:szCs w:val="20"/>
+              </w:rPr>
+              <w:t>Address</w:t>
             </w:r>
           </w:p>
         </w:tc>
@@ -637,12 +700,47 @@
               <w:spacing w:after="0" w:line="276" w:lineRule="auto"/>
               <w:ind w:left="0" w:firstLine="0"/>
             </w:pPr>
-            <w:r>
-              <w:rPr>
-                <w:sz w:val="20"/>
-                <w:szCs w:val="20"/>
-              </w:rPr>
-              <w:t xml:space="preserve">Ngaran RT 003 RW 019, Balecatur, Gamping, Sleman, Special Region of Yogyakarta 55295, Indonesia</w:t>
+            <w:proofErr w:type="spellStart"/>
+            <w:r>
+              <w:rPr>
+                <w:szCs w:val="20"/>
+              </w:rPr>
+              <w:t>Ngaran</w:t>
+            </w:r>
+            <w:proofErr w:type="spellEnd"/>
+            <w:r>
+              <w:rPr>
+                <w:szCs w:val="20"/>
+              </w:rPr>
+              <w:t xml:space="preserve"> RT 003 RW 019, </w:t>
+            </w:r>
+            <w:proofErr w:type="spellStart"/>
+            <w:r>
+              <w:rPr>
+                <w:szCs w:val="20"/>
+              </w:rPr>
+              <w:t>Balecatur</w:t>
+            </w:r>
+            <w:proofErr w:type="spellEnd"/>
+            <w:r>
+              <w:rPr>
+                <w:szCs w:val="20"/>
+              </w:rPr>
+              <w:t xml:space="preserve">, </w:t>
+            </w:r>
+            <w:proofErr w:type="spellStart"/>
+            <w:r>
+              <w:rPr>
+                <w:szCs w:val="20"/>
+              </w:rPr>
+              <w:t>Gamping</w:t>
+            </w:r>
+            <w:proofErr w:type="spellEnd"/>
+            <w:r>
+              <w:rPr>
+                <w:szCs w:val="20"/>
+              </w:rPr>
+              <w:t>, Sleman, Special Region of Yogyakarta 55295, Indonesia</w:t>
             </w:r>
           </w:p>
         </w:tc>
@@ -673,10 +771,9 @@
             <w:r>
               <w:rPr>
                 <w:b/>
-                <w:sz w:val="20"/>
-                <w:szCs w:val="20"/>
-              </w:rPr>
-              <w:t xml:space="preserve">Email (working)</w:t>
+                <w:szCs w:val="20"/>
+              </w:rPr>
+              <w:t>Email (working)</w:t>
             </w:r>
           </w:p>
         </w:tc>
@@ -701,10 +798,9 @@
             </w:pPr>
             <w:r>
               <w:rPr>
-                <w:sz w:val="20"/>
-                <w:szCs w:val="20"/>
-              </w:rPr>
-              <w:t xml:space="preserve">dhesi@unisayogya.ac.id</w:t>
+                <w:szCs w:val="20"/>
+              </w:rPr>
+              <w:t>dhesi@unisayogya.ac.id</w:t>
             </w:r>
           </w:p>
         </w:tc>
@@ -735,11 +831,19 @@
             <w:r>
               <w:rPr>
                 <w:b/>
-                <w:sz w:val="20"/>
-                <w:szCs w:val="20"/>
-              </w:rPr>
-              <w:t xml:space="preserve">Email (closed)</w:t>
-            </w:r>
+                <w:szCs w:val="20"/>
+              </w:rPr>
+              <w:t xml:space="preserve">ORCID </w:t>
+            </w:r>
+            <w:proofErr w:type="spellStart"/>
+            <w:r>
+              <w:rPr>
+                <w:b/>
+                <w:szCs w:val="20"/>
+              </w:rPr>
+              <w:t>iD</w:t>
+            </w:r>
+            <w:proofErr w:type="spellEnd"/>
           </w:p>
         </w:tc>
         <w:tc>
@@ -763,11 +867,9 @@
             </w:pPr>
             <w:r>
               <w:rPr>
-                <w:sz w:val="20"/>
-                <w:szCs w:val="20"/>
-                <w:highlight w:val="yellow"/>
-              </w:rPr>
-              <w:t xml:space="preserve">to be completed, if any</w:t>
+                <w:szCs w:val="20"/>
+              </w:rPr>
+              <w:t>https://orcid.org/0000-0002-2325-6346</w:t>
             </w:r>
           </w:p>
         </w:tc>
@@ -798,10 +900,9 @@
             <w:r>
               <w:rPr>
                 <w:b/>
-                <w:sz w:val="20"/>
-                <w:szCs w:val="20"/>
-              </w:rPr>
-              <w:t xml:space="preserve">ORCID iD</w:t>
+                <w:szCs w:val="20"/>
+              </w:rPr>
+              <w:t>Scopus Author ID</w:t>
             </w:r>
           </w:p>
         </w:tc>
@@ -826,10 +927,9 @@
             </w:pPr>
             <w:r>
               <w:rPr>
-                <w:sz w:val="20"/>
-                <w:szCs w:val="20"/>
-              </w:rPr>
-              <w:t xml:space="preserve">https://orcid.org/0000-0002-2325-6346</w:t>
+                <w:szCs w:val="20"/>
+              </w:rPr>
+              <w:t>57222427254</w:t>
             </w:r>
           </w:p>
         </w:tc>
@@ -860,10 +960,9 @@
             <w:r>
               <w:rPr>
                 <w:b/>
-                <w:sz w:val="20"/>
-                <w:szCs w:val="20"/>
-              </w:rPr>
-              <w:t xml:space="preserve">Scopus Author ID</w:t>
+                <w:szCs w:val="20"/>
+              </w:rPr>
+              <w:t>SINTA ID</w:t>
             </w:r>
           </w:p>
         </w:tc>
@@ -888,72 +987,9 @@
             </w:pPr>
             <w:r>
               <w:rPr>
-                <w:sz w:val="20"/>
-                <w:szCs w:val="20"/>
-              </w:rPr>
-              <w:t xml:space="preserve">57222427254</w:t>
-            </w:r>
-          </w:p>
-        </w:tc>
-      </w:tr>
-      <w:tr>
-        <w:trPr>
-          <w:cantSplit/>
-        </w:trPr>
-        <w:tc>
-          <w:tcPr>
-            <w:tcW w:w="2700" w:type="dxa"/>
-            <w:tcBorders>
-              <w:top w:val="nil"/>
-              <w:left w:val="nil"/>
-              <w:bottom w:val="nil"/>
-              <w:right w:val="nil"/>
-            </w:tcBorders>
-            <w:tcMar>
-              <w:top w:w="40" w:type="dxa"/>
-              <w:bottom w:w="40" w:type="dxa"/>
-            </w:tcMar>
-          </w:tcPr>
-          <w:p>
-            <w:pPr>
-              <w:spacing w:after="0" w:line="276" w:lineRule="auto"/>
-              <w:ind w:left="0" w:firstLine="0"/>
-            </w:pPr>
-            <w:r>
-              <w:rPr>
-                <w:b/>
-                <w:sz w:val="20"/>
-                <w:szCs w:val="20"/>
-              </w:rPr>
-              <w:t xml:space="preserve">SINTA ID</w:t>
-            </w:r>
-          </w:p>
-        </w:tc>
-        <w:tc>
-          <w:tcPr>
-            <w:tcW w:w="7300" w:type="dxa"/>
-            <w:tcBorders>
-              <w:top w:val="nil"/>
-              <w:left w:val="nil"/>
-              <w:bottom w:val="nil"/>
-              <w:right w:val="nil"/>
-            </w:tcBorders>
-            <w:tcMar>
-              <w:top w:w="40" w:type="dxa"/>
-              <w:bottom w:w="40" w:type="dxa"/>
-            </w:tcMar>
-          </w:tcPr>
-          <w:p>
-            <w:pPr>
-              <w:spacing w:after="0" w:line="276" w:lineRule="auto"/>
-              <w:ind w:left="0" w:firstLine="0"/>
-            </w:pPr>
-            <w:r>
-              <w:rPr>
-                <w:sz w:val="20"/>
-                <w:szCs w:val="20"/>
-              </w:rPr>
-              <w:t xml:space="preserve">6012391</w:t>
+                <w:szCs w:val="20"/>
+              </w:rPr>
+              <w:t>6012391</w:t>
             </w:r>
           </w:p>
         </w:tc>
@@ -986,9 +1022,7 @@
         <w:tblInd w:w="-110" w:type="dxa"/>
         <w:tblLayout w:type="fixed"/>
         <w:tblCellMar>
-          <w:top w:w="0" w:type="dxa"/>
           <w:left w:w="106" w:type="dxa"/>
-          <w:bottom w:w="0" w:type="dxa"/>
           <w:right w:w="115" w:type="dxa"/>
         </w:tblCellMar>
         <w:tblLook w:val="04A0" w:firstRow="1" w:lastRow="0" w:firstColumn="1" w:lastColumn="0" w:noHBand="0" w:noVBand="1"/>
@@ -1027,10 +1061,9 @@
             <w:r>
               <w:rPr>
                 <w:b/>
-                <w:sz w:val="20"/>
-                <w:szCs w:val="20"/>
-              </w:rPr>
-              <w:t xml:space="preserve">Academic Qualification</w:t>
+                <w:szCs w:val="20"/>
+              </w:rPr>
+              <w:t>Academic Qualification</w:t>
             </w:r>
           </w:p>
         </w:tc>
@@ -1057,10 +1090,9 @@
             <w:r>
               <w:rPr>
                 <w:b/>
-                <w:sz w:val="20"/>
-                <w:szCs w:val="20"/>
-              </w:rPr>
-              <w:t xml:space="preserve">Year</w:t>
+                <w:szCs w:val="20"/>
+              </w:rPr>
+              <w:t>Year</w:t>
             </w:r>
           </w:p>
         </w:tc>
@@ -1087,10 +1119,9 @@
             <w:r>
               <w:rPr>
                 <w:b/>
-                <w:sz w:val="20"/>
-                <w:szCs w:val="20"/>
-              </w:rPr>
-              <w:t xml:space="preserve">University / Institution</w:t>
+                <w:szCs w:val="20"/>
+              </w:rPr>
+              <w:t>University / Institution</w:t>
             </w:r>
           </w:p>
         </w:tc>
@@ -1117,10 +1148,9 @@
             <w:r>
               <w:rPr>
                 <w:b/>
-                <w:sz w:val="20"/>
-                <w:szCs w:val="20"/>
-              </w:rPr>
-              <w:t xml:space="preserve">Recognition status</w:t>
+                <w:szCs w:val="20"/>
+              </w:rPr>
+              <w:t>Recognition status</w:t>
             </w:r>
           </w:p>
         </w:tc>
@@ -1150,23 +1180,21 @@
             </w:pPr>
             <w:r>
               <w:rPr>
-                <w:sz w:val="20"/>
-                <w:szCs w:val="20"/>
-              </w:rPr>
-              <w:t xml:space="preserve">Doctorate (S3)</w:t>
-            </w:r>
-          </w:p>
-          <w:p>
-            <w:pPr>
-              <w:spacing w:after="0" w:line="276" w:lineRule="auto"/>
-              <w:ind w:left="0" w:firstLine="0"/>
-            </w:pPr>
-            <w:r>
-              <w:rPr>
-                <w:sz w:val="20"/>
-                <w:szCs w:val="20"/>
-              </w:rPr>
-              <w:t xml:space="preserve">Public Health – Health Promotion</w:t>
+                <w:szCs w:val="20"/>
+              </w:rPr>
+              <w:t>Doctorate (S3)</w:t>
+            </w:r>
+          </w:p>
+          <w:p>
+            <w:pPr>
+              <w:spacing w:after="0" w:line="276" w:lineRule="auto"/>
+              <w:ind w:left="0" w:firstLine="0"/>
+            </w:pPr>
+            <w:r>
+              <w:rPr>
+                <w:szCs w:val="20"/>
+              </w:rPr>
+              <w:t>Public Health – Health Promotion</w:t>
             </w:r>
           </w:p>
         </w:tc>
@@ -1191,10 +1219,9 @@
             </w:pPr>
             <w:r>
               <w:rPr>
-                <w:sz w:val="20"/>
-                <w:szCs w:val="20"/>
-              </w:rPr>
-              <w:t xml:space="preserve">2018–2021</w:t>
+                <w:szCs w:val="20"/>
+              </w:rPr>
+              <w:t>2018–2021</w:t>
             </w:r>
           </w:p>
         </w:tc>
@@ -1219,10 +1246,9 @@
             </w:pPr>
             <w:r>
               <w:rPr>
-                <w:sz w:val="20"/>
-                <w:szCs w:val="20"/>
-              </w:rPr>
-              <w:t xml:space="preserve">Universitas Gadjah Mada</w:t>
+                <w:szCs w:val="20"/>
+              </w:rPr>
+              <w:t>Universitas Gadjah Mada</w:t>
             </w:r>
           </w:p>
         </w:tc>
@@ -1247,10 +1273,9 @@
             </w:pPr>
             <w:r>
               <w:rPr>
-                <w:sz w:val="20"/>
-                <w:szCs w:val="20"/>
-              </w:rPr>
-              <w:t xml:space="preserve">Recognized (Indonesian higher education system)</w:t>
+                <w:szCs w:val="20"/>
+              </w:rPr>
+              <w:t>Recognized (Indonesian higher education system)</w:t>
             </w:r>
           </w:p>
         </w:tc>
@@ -1280,23 +1305,37 @@
             </w:pPr>
             <w:r>
               <w:rPr>
-                <w:sz w:val="20"/>
-                <w:szCs w:val="20"/>
-              </w:rPr>
-              <w:t xml:space="preserve">Master of Health, M.Kes. (S2)</w:t>
-            </w:r>
-          </w:p>
-          <w:p>
-            <w:pPr>
-              <w:spacing w:after="0" w:line="276" w:lineRule="auto"/>
-              <w:ind w:left="0" w:firstLine="0"/>
-            </w:pPr>
-            <w:r>
-              <w:rPr>
-                <w:sz w:val="20"/>
-                <w:szCs w:val="20"/>
-              </w:rPr>
-              <w:t xml:space="preserve">Public Health – Health Promotion</w:t>
+                <w:szCs w:val="20"/>
+              </w:rPr>
+              <w:t xml:space="preserve">Master of Health, </w:t>
+            </w:r>
+            <w:proofErr w:type="spellStart"/>
+            <w:proofErr w:type="gramStart"/>
+            <w:r>
+              <w:rPr>
+                <w:szCs w:val="20"/>
+              </w:rPr>
+              <w:t>M.Kes</w:t>
+            </w:r>
+            <w:proofErr w:type="spellEnd"/>
+            <w:proofErr w:type="gramEnd"/>
+            <w:r>
+              <w:rPr>
+                <w:szCs w:val="20"/>
+              </w:rPr>
+              <w:t>. (S2)</w:t>
+            </w:r>
+          </w:p>
+          <w:p>
+            <w:pPr>
+              <w:spacing w:after="0" w:line="276" w:lineRule="auto"/>
+              <w:ind w:left="0" w:firstLine="0"/>
+            </w:pPr>
+            <w:r>
+              <w:rPr>
+                <w:szCs w:val="20"/>
+              </w:rPr>
+              <w:t>Public Health – Health Promotion</w:t>
             </w:r>
           </w:p>
         </w:tc>
@@ -1321,10 +1360,9 @@
             </w:pPr>
             <w:r>
               <w:rPr>
-                <w:sz w:val="20"/>
-                <w:szCs w:val="20"/>
-              </w:rPr>
-              <w:t xml:space="preserve">2010–2012</w:t>
+                <w:szCs w:val="20"/>
+              </w:rPr>
+              <w:t>2010–2012</w:t>
             </w:r>
           </w:p>
         </w:tc>
@@ -1349,11 +1387,18 @@
             </w:pPr>
             <w:r>
               <w:rPr>
-                <w:sz w:val="20"/>
-                <w:szCs w:val="20"/>
-              </w:rPr>
-              <w:t xml:space="preserve">Universitas Diponegoro</w:t>
-            </w:r>
+                <w:szCs w:val="20"/>
+              </w:rPr>
+              <w:t xml:space="preserve">Universitas </w:t>
+            </w:r>
+            <w:proofErr w:type="spellStart"/>
+            <w:r>
+              <w:rPr>
+                <w:szCs w:val="20"/>
+              </w:rPr>
+              <w:t>Diponegoro</w:t>
+            </w:r>
+            <w:proofErr w:type="spellEnd"/>
           </w:p>
         </w:tc>
         <w:tc>
@@ -1377,10 +1422,9 @@
             </w:pPr>
             <w:r>
               <w:rPr>
-                <w:sz w:val="20"/>
-                <w:szCs w:val="20"/>
-              </w:rPr>
-              <w:t xml:space="preserve">Recognized (Indonesian higher education system)</w:t>
+                <w:szCs w:val="20"/>
+              </w:rPr>
+              <w:t>Recognized (Indonesian higher education system)</w:t>
             </w:r>
           </w:p>
         </w:tc>
@@ -1410,23 +1454,35 @@
             </w:pPr>
             <w:r>
               <w:rPr>
-                <w:sz w:val="20"/>
-                <w:szCs w:val="20"/>
-              </w:rPr>
-              <w:t xml:space="preserve">Bachelor of Applied Science, S.Si.T. (S1)</w:t>
-            </w:r>
-          </w:p>
-          <w:p>
-            <w:pPr>
-              <w:spacing w:after="0" w:line="276" w:lineRule="auto"/>
-              <w:ind w:left="0" w:firstLine="0"/>
-            </w:pPr>
-            <w:r>
-              <w:rPr>
-                <w:sz w:val="20"/>
-                <w:szCs w:val="20"/>
-              </w:rPr>
-              <w:t xml:space="preserve">Midwifery</w:t>
+                <w:szCs w:val="20"/>
+              </w:rPr>
+              <w:t xml:space="preserve">Bachelor of Applied Science, </w:t>
+            </w:r>
+            <w:proofErr w:type="spellStart"/>
+            <w:r>
+              <w:rPr>
+                <w:szCs w:val="20"/>
+              </w:rPr>
+              <w:t>S.Si.T</w:t>
+            </w:r>
+            <w:proofErr w:type="spellEnd"/>
+            <w:r>
+              <w:rPr>
+                <w:szCs w:val="20"/>
+              </w:rPr>
+              <w:t>. (S1)</w:t>
+            </w:r>
+          </w:p>
+          <w:p>
+            <w:pPr>
+              <w:spacing w:after="0" w:line="276" w:lineRule="auto"/>
+              <w:ind w:left="0" w:firstLine="0"/>
+            </w:pPr>
+            <w:r>
+              <w:rPr>
+                <w:szCs w:val="20"/>
+              </w:rPr>
+              <w:t>Midwifery</w:t>
             </w:r>
           </w:p>
         </w:tc>
@@ -1451,10 +1507,9 @@
             </w:pPr>
             <w:r>
               <w:rPr>
-                <w:sz w:val="20"/>
-                <w:szCs w:val="20"/>
-              </w:rPr>
-              <w:t xml:space="preserve">2007–2008</w:t>
+                <w:szCs w:val="20"/>
+              </w:rPr>
+              <w:t>2007–2008</w:t>
             </w:r>
           </w:p>
         </w:tc>
@@ -1477,12 +1532,33 @@
               <w:spacing w:after="0" w:line="276" w:lineRule="auto"/>
               <w:ind w:left="0" w:firstLine="0"/>
             </w:pPr>
-            <w:r>
-              <w:rPr>
-                <w:sz w:val="20"/>
-                <w:szCs w:val="20"/>
-              </w:rPr>
-              <w:t xml:space="preserve">Poltekkes Kemenkes Yogyakarta (Health Polytechnic, Ministry of Health)</w:t>
+            <w:proofErr w:type="spellStart"/>
+            <w:r>
+              <w:rPr>
+                <w:szCs w:val="20"/>
+              </w:rPr>
+              <w:t>Poltekkes</w:t>
+            </w:r>
+            <w:proofErr w:type="spellEnd"/>
+            <w:r>
+              <w:rPr>
+                <w:szCs w:val="20"/>
+              </w:rPr>
+              <w:t xml:space="preserve"> </w:t>
+            </w:r>
+            <w:proofErr w:type="spellStart"/>
+            <w:r>
+              <w:rPr>
+                <w:szCs w:val="20"/>
+              </w:rPr>
+              <w:t>Kemenkes</w:t>
+            </w:r>
+            <w:proofErr w:type="spellEnd"/>
+            <w:r>
+              <w:rPr>
+                <w:szCs w:val="20"/>
+              </w:rPr>
+              <w:t xml:space="preserve"> Yogyakarta (Health Polytechnic, Ministry of Health)</w:t>
             </w:r>
           </w:p>
         </w:tc>
@@ -1507,10 +1583,9 @@
             </w:pPr>
             <w:r>
               <w:rPr>
-                <w:sz w:val="20"/>
-                <w:szCs w:val="20"/>
-              </w:rPr>
-              <w:t xml:space="preserve">Recognized (Indonesian higher education system)</w:t>
+                <w:szCs w:val="20"/>
+              </w:rPr>
+              <w:t>Recognized (Indonesian higher education system)</w:t>
             </w:r>
           </w:p>
         </w:tc>
@@ -1540,23 +1615,21 @@
             </w:pPr>
             <w:r>
               <w:rPr>
-                <w:sz w:val="20"/>
-                <w:szCs w:val="20"/>
-              </w:rPr>
-              <w:t xml:space="preserve">Diploma III (D3)</w:t>
-            </w:r>
-          </w:p>
-          <w:p>
-            <w:pPr>
-              <w:spacing w:after="0" w:line="276" w:lineRule="auto"/>
-              <w:ind w:left="0" w:firstLine="0"/>
-            </w:pPr>
-            <w:r>
-              <w:rPr>
-                <w:sz w:val="20"/>
-                <w:szCs w:val="20"/>
-              </w:rPr>
-              <w:t xml:space="preserve">Midwifery</w:t>
+                <w:szCs w:val="20"/>
+              </w:rPr>
+              <w:t>Diploma III (D3)</w:t>
+            </w:r>
+          </w:p>
+          <w:p>
+            <w:pPr>
+              <w:spacing w:after="0" w:line="276" w:lineRule="auto"/>
+              <w:ind w:left="0" w:firstLine="0"/>
+            </w:pPr>
+            <w:r>
+              <w:rPr>
+                <w:szCs w:val="20"/>
+              </w:rPr>
+              <w:t>Midwifery</w:t>
             </w:r>
           </w:p>
         </w:tc>
@@ -1581,10 +1654,9 @@
             </w:pPr>
             <w:r>
               <w:rPr>
-                <w:sz w:val="20"/>
-                <w:szCs w:val="20"/>
-              </w:rPr>
-              <w:t xml:space="preserve">2003–2006</w:t>
+                <w:szCs w:val="20"/>
+              </w:rPr>
+              <w:t>2003–2006</w:t>
             </w:r>
           </w:p>
         </w:tc>
@@ -1609,10 +1681,23 @@
             </w:pPr>
             <w:r>
               <w:rPr>
-                <w:sz w:val="20"/>
-                <w:szCs w:val="20"/>
-              </w:rPr>
-              <w:t xml:space="preserve">STIKES ‘Aisyiyah Yogyakarta</w:t>
+                <w:szCs w:val="20"/>
+              </w:rPr>
+              <w:t>STIKES ‘</w:t>
+            </w:r>
+            <w:proofErr w:type="spellStart"/>
+            <w:r>
+              <w:rPr>
+                <w:szCs w:val="20"/>
+              </w:rPr>
+              <w:t>Aisyiyah</w:t>
+            </w:r>
+            <w:proofErr w:type="spellEnd"/>
+            <w:r>
+              <w:rPr>
+                <w:szCs w:val="20"/>
+              </w:rPr>
+              <w:t xml:space="preserve"> Yogyakarta</w:t>
             </w:r>
           </w:p>
         </w:tc>
@@ -1637,10 +1722,9 @@
             </w:pPr>
             <w:r>
               <w:rPr>
-                <w:sz w:val="20"/>
-                <w:szCs w:val="20"/>
-              </w:rPr>
-              <w:t xml:space="preserve">Recognized (Indonesian higher education system)</w:t>
+                <w:szCs w:val="20"/>
+              </w:rPr>
+              <w:t>Recognized (Indonesian higher education system)</w:t>
             </w:r>
           </w:p>
         </w:tc>
@@ -1657,6 +1741,7 @@
         <w:pStyle w:val="Heading2"/>
       </w:pPr>
       <w:r>
+        <w:lastRenderedPageBreak/>
         <w:t>Employment/ Work History</w:t>
       </w:r>
     </w:p>
@@ -1673,9 +1758,7 @@
         <w:tblInd w:w="-110" w:type="dxa"/>
         <w:tblLayout w:type="fixed"/>
         <w:tblCellMar>
-          <w:top w:w="0" w:type="dxa"/>
           <w:left w:w="106" w:type="dxa"/>
-          <w:bottom w:w="0" w:type="dxa"/>
           <w:right w:w="115" w:type="dxa"/>
         </w:tblCellMar>
         <w:tblLook w:val="04A0" w:firstRow="1" w:lastRow="0" w:firstColumn="1" w:lastColumn="0" w:noHBand="0" w:noVBand="1"/>
@@ -1715,10 +1798,9 @@
             <w:r>
               <w:rPr>
                 <w:b/>
-                <w:sz w:val="20"/>
-                <w:szCs w:val="20"/>
-              </w:rPr>
-              <w:t xml:space="preserve">Post occupied</w:t>
+                <w:szCs w:val="20"/>
+              </w:rPr>
+              <w:t>Post occupied</w:t>
             </w:r>
           </w:p>
         </w:tc>
@@ -1745,10 +1827,9 @@
             <w:r>
               <w:rPr>
                 <w:b/>
-                <w:sz w:val="20"/>
-                <w:szCs w:val="20"/>
-              </w:rPr>
-              <w:t xml:space="preserve">From</w:t>
+                <w:szCs w:val="20"/>
+              </w:rPr>
+              <w:t>From</w:t>
             </w:r>
           </w:p>
         </w:tc>
@@ -1775,10 +1856,9 @@
             <w:r>
               <w:rPr>
                 <w:b/>
-                <w:sz w:val="20"/>
-                <w:szCs w:val="20"/>
-              </w:rPr>
-              <w:t xml:space="preserve">To</w:t>
+                <w:szCs w:val="20"/>
+              </w:rPr>
+              <w:t>To</w:t>
             </w:r>
           </w:p>
         </w:tc>
@@ -1805,10 +1885,9 @@
             <w:r>
               <w:rPr>
                 <w:b/>
-                <w:sz w:val="20"/>
-                <w:szCs w:val="20"/>
-              </w:rPr>
-              <w:t xml:space="preserve">Institution/College</w:t>
+                <w:szCs w:val="20"/>
+              </w:rPr>
+              <w:t>Institution/College</w:t>
             </w:r>
           </w:p>
         </w:tc>
@@ -1835,10 +1914,9 @@
             <w:r>
               <w:rPr>
                 <w:b/>
-                <w:sz w:val="20"/>
-                <w:szCs w:val="20"/>
-              </w:rPr>
-              <w:t xml:space="preserve">Total duration</w:t>
+                <w:szCs w:val="20"/>
+              </w:rPr>
+              <w:t>Total duration</w:t>
             </w:r>
           </w:p>
         </w:tc>
@@ -1868,10 +1946,9 @@
             </w:pPr>
             <w:r>
               <w:rPr>
-                <w:sz w:val="20"/>
-                <w:szCs w:val="20"/>
-              </w:rPr>
-              <w:t xml:space="preserve">Lecturer in Midwifery</w:t>
+                <w:szCs w:val="20"/>
+              </w:rPr>
+              <w:t>Lecturer in Midwifery</w:t>
             </w:r>
           </w:p>
         </w:tc>
@@ -1896,10 +1973,9 @@
             </w:pPr>
             <w:r>
               <w:rPr>
-                <w:sz w:val="20"/>
-                <w:szCs w:val="20"/>
-              </w:rPr>
-              <w:t xml:space="preserve">2007</w:t>
+                <w:szCs w:val="20"/>
+              </w:rPr>
+              <w:t>2007</w:t>
             </w:r>
           </w:p>
         </w:tc>
@@ -1924,10 +2000,9 @@
             </w:pPr>
             <w:r>
               <w:rPr>
-                <w:sz w:val="20"/>
-                <w:szCs w:val="20"/>
-              </w:rPr>
-              <w:t xml:space="preserve">Present</w:t>
+                <w:szCs w:val="20"/>
+              </w:rPr>
+              <w:t>Present</w:t>
             </w:r>
           </w:p>
         </w:tc>
@@ -1952,10 +2027,23 @@
             </w:pPr>
             <w:r>
               <w:rPr>
-                <w:sz w:val="20"/>
-                <w:szCs w:val="20"/>
-              </w:rPr>
-              <w:t xml:space="preserve">Universitas ‘Aisyiyah Yogyakarta</w:t>
+                <w:szCs w:val="20"/>
+              </w:rPr>
+              <w:t>Universitas ‘</w:t>
+            </w:r>
+            <w:proofErr w:type="spellStart"/>
+            <w:r>
+              <w:rPr>
+                <w:szCs w:val="20"/>
+              </w:rPr>
+              <w:t>Aisyiyah</w:t>
+            </w:r>
+            <w:proofErr w:type="spellEnd"/>
+            <w:r>
+              <w:rPr>
+                <w:szCs w:val="20"/>
+              </w:rPr>
+              <w:t xml:space="preserve"> Yogyakarta</w:t>
             </w:r>
           </w:p>
         </w:tc>
@@ -1980,10 +2068,9 @@
             </w:pPr>
             <w:r>
               <w:rPr>
-                <w:sz w:val="20"/>
-                <w:szCs w:val="20"/>
-              </w:rPr>
-              <w:t xml:space="preserve">19 years (ongoing)</w:t>
+                <w:szCs w:val="20"/>
+              </w:rPr>
+              <w:t>19 years (ongoing)</w:t>
             </w:r>
           </w:p>
         </w:tc>
@@ -2013,10 +2100,23 @@
             </w:pPr>
             <w:r>
               <w:rPr>
-                <w:sz w:val="20"/>
-                <w:szCs w:val="20"/>
-              </w:rPr>
-              <w:t xml:space="preserve">Head, Laboratory Technical Implementation Unit (UPT Laboratorium)</w:t>
+                <w:szCs w:val="20"/>
+              </w:rPr>
+              <w:t xml:space="preserve">Head, Laboratory Technical Implementation Unit (UPT </w:t>
+            </w:r>
+            <w:proofErr w:type="spellStart"/>
+            <w:r>
+              <w:rPr>
+                <w:szCs w:val="20"/>
+              </w:rPr>
+              <w:t>Laboratorium</w:t>
+            </w:r>
+            <w:proofErr w:type="spellEnd"/>
+            <w:r>
+              <w:rPr>
+                <w:szCs w:val="20"/>
+              </w:rPr>
+              <w:t>)</w:t>
             </w:r>
           </w:p>
         </w:tc>
@@ -2041,10 +2141,9 @@
             </w:pPr>
             <w:r>
               <w:rPr>
-                <w:sz w:val="20"/>
-                <w:szCs w:val="20"/>
-              </w:rPr>
-              <w:t xml:space="preserve">March 2024</w:t>
+                <w:szCs w:val="20"/>
+              </w:rPr>
+              <w:t>March 2024</w:t>
             </w:r>
           </w:p>
         </w:tc>
@@ -2069,10 +2168,9 @@
             </w:pPr>
             <w:r>
               <w:rPr>
-                <w:sz w:val="20"/>
-                <w:szCs w:val="20"/>
-              </w:rPr>
-              <w:t xml:space="preserve">Present</w:t>
+                <w:szCs w:val="20"/>
+              </w:rPr>
+              <w:t>Present</w:t>
             </w:r>
           </w:p>
         </w:tc>
@@ -2097,10 +2195,23 @@
             </w:pPr>
             <w:r>
               <w:rPr>
-                <w:sz w:val="20"/>
-                <w:szCs w:val="20"/>
-              </w:rPr>
-              <w:t xml:space="preserve">Universitas ‘Aisyiyah Yogyakarta</w:t>
+                <w:szCs w:val="20"/>
+              </w:rPr>
+              <w:t>Universitas ‘</w:t>
+            </w:r>
+            <w:proofErr w:type="spellStart"/>
+            <w:r>
+              <w:rPr>
+                <w:szCs w:val="20"/>
+              </w:rPr>
+              <w:t>Aisyiyah</w:t>
+            </w:r>
+            <w:proofErr w:type="spellEnd"/>
+            <w:r>
+              <w:rPr>
+                <w:szCs w:val="20"/>
+              </w:rPr>
+              <w:t xml:space="preserve"> Yogyakarta</w:t>
             </w:r>
           </w:p>
         </w:tc>
@@ -2125,10 +2236,9 @@
             </w:pPr>
             <w:r>
               <w:rPr>
-                <w:sz w:val="20"/>
-                <w:szCs w:val="20"/>
-              </w:rPr>
-              <w:t xml:space="preserve">approx. 2.5 years (ongoing)</w:t>
+                <w:szCs w:val="20"/>
+              </w:rPr>
+              <w:t>approx. 2.5 years (ongoing)</w:t>
             </w:r>
           </w:p>
         </w:tc>
@@ -2158,10 +2268,9 @@
             </w:pPr>
             <w:r>
               <w:rPr>
-                <w:sz w:val="20"/>
-                <w:szCs w:val="20"/>
-              </w:rPr>
-              <w:t xml:space="preserve">Researcher</w:t>
+                <w:szCs w:val="20"/>
+              </w:rPr>
+              <w:t>Researcher</w:t>
             </w:r>
           </w:p>
         </w:tc>
@@ -2186,10 +2295,9 @@
             </w:pPr>
             <w:r>
               <w:rPr>
-                <w:sz w:val="20"/>
-                <w:szCs w:val="20"/>
-              </w:rPr>
-              <w:t xml:space="preserve">2023</w:t>
+                <w:szCs w:val="20"/>
+              </w:rPr>
+              <w:t>2023</w:t>
             </w:r>
           </w:p>
         </w:tc>
@@ -2214,10 +2322,9 @@
             </w:pPr>
             <w:r>
               <w:rPr>
-                <w:sz w:val="20"/>
-                <w:szCs w:val="20"/>
-              </w:rPr>
-              <w:t xml:space="preserve">Present</w:t>
+                <w:szCs w:val="20"/>
+              </w:rPr>
+              <w:t>Present</w:t>
             </w:r>
           </w:p>
         </w:tc>
@@ -2242,10 +2349,37 @@
             </w:pPr>
             <w:r>
               <w:rPr>
-                <w:sz w:val="20"/>
-                <w:szCs w:val="20"/>
-              </w:rPr>
-              <w:t xml:space="preserve">Center for Women, Family and Disaster Studies (Pusat Studi Perempuan, Keluarga dan Bencana, PSPKB)</w:t>
+                <w:szCs w:val="20"/>
+              </w:rPr>
+              <w:t xml:space="preserve">Center for Women, Family and Disaster Studies (Pusat Studi Perempuan, </w:t>
+            </w:r>
+            <w:proofErr w:type="spellStart"/>
+            <w:r>
+              <w:rPr>
+                <w:szCs w:val="20"/>
+              </w:rPr>
+              <w:t>Keluarga</w:t>
+            </w:r>
+            <w:proofErr w:type="spellEnd"/>
+            <w:r>
+              <w:rPr>
+                <w:szCs w:val="20"/>
+              </w:rPr>
+              <w:t xml:space="preserve"> dan </w:t>
+            </w:r>
+            <w:proofErr w:type="spellStart"/>
+            <w:r>
+              <w:rPr>
+                <w:szCs w:val="20"/>
+              </w:rPr>
+              <w:t>Bencana</w:t>
+            </w:r>
+            <w:proofErr w:type="spellEnd"/>
+            <w:r>
+              <w:rPr>
+                <w:szCs w:val="20"/>
+              </w:rPr>
+              <w:t>, PSPKB)</w:t>
             </w:r>
           </w:p>
         </w:tc>
@@ -2270,10 +2404,9 @@
             </w:pPr>
             <w:r>
               <w:rPr>
-                <w:sz w:val="20"/>
-                <w:szCs w:val="20"/>
-              </w:rPr>
-              <w:t xml:space="preserve">approx. 3 years (ongoing)</w:t>
+                <w:szCs w:val="20"/>
+              </w:rPr>
+              <w:t>approx. 3 years (ongoing)</w:t>
             </w:r>
           </w:p>
         </w:tc>
@@ -2301,12 +2434,19 @@
               <w:spacing w:after="0" w:line="276" w:lineRule="auto"/>
               <w:ind w:left="0" w:firstLine="0"/>
             </w:pPr>
-            <w:r>
-              <w:rPr>
-                <w:sz w:val="20"/>
-                <w:szCs w:val="20"/>
-              </w:rPr>
-              <w:t xml:space="preserve">Practising Midwife</w:t>
+            <w:proofErr w:type="spellStart"/>
+            <w:r>
+              <w:rPr>
+                <w:szCs w:val="20"/>
+              </w:rPr>
+              <w:t>Practising</w:t>
+            </w:r>
+            <w:proofErr w:type="spellEnd"/>
+            <w:r>
+              <w:rPr>
+                <w:szCs w:val="20"/>
+              </w:rPr>
+              <w:t xml:space="preserve"> Midwife</w:t>
             </w:r>
           </w:p>
         </w:tc>
@@ -2331,10 +2471,9 @@
             </w:pPr>
             <w:r>
               <w:rPr>
-                <w:sz w:val="20"/>
-                <w:szCs w:val="20"/>
-              </w:rPr>
-              <w:t xml:space="preserve">2019</w:t>
+                <w:szCs w:val="20"/>
+              </w:rPr>
+              <w:t>2019</w:t>
             </w:r>
           </w:p>
         </w:tc>
@@ -2359,10 +2498,9 @@
             </w:pPr>
             <w:r>
               <w:rPr>
-                <w:sz w:val="20"/>
-                <w:szCs w:val="20"/>
-              </w:rPr>
-              <w:t xml:space="preserve">2024</w:t>
+                <w:szCs w:val="20"/>
+              </w:rPr>
+              <w:t>2024</w:t>
             </w:r>
           </w:p>
         </w:tc>
@@ -2387,10 +2525,9 @@
             </w:pPr>
             <w:r>
               <w:rPr>
-                <w:sz w:val="20"/>
-                <w:szCs w:val="20"/>
-              </w:rPr>
-              <w:t xml:space="preserve">Independent Midwifery Practice (PMB) Dhesi Ari Astuti, Sleman</w:t>
+                <w:szCs w:val="20"/>
+              </w:rPr>
+              <w:t>Independent Midwifery Practice (PMB) Dhesi Ari Astuti, Sleman</w:t>
             </w:r>
           </w:p>
         </w:tc>
@@ -2415,10 +2552,9 @@
             </w:pPr>
             <w:r>
               <w:rPr>
-                <w:sz w:val="20"/>
-                <w:szCs w:val="20"/>
-              </w:rPr>
-              <w:t xml:space="preserve">5 years</w:t>
+                <w:szCs w:val="20"/>
+              </w:rPr>
+              <w:t>5 years</w:t>
             </w:r>
           </w:p>
         </w:tc>
@@ -2448,10 +2584,9 @@
             </w:pPr>
             <w:r>
               <w:rPr>
-                <w:sz w:val="20"/>
-                <w:szCs w:val="20"/>
-              </w:rPr>
-              <w:t xml:space="preserve">Lecturer in Midwifery (doctoral study leave)</w:t>
+                <w:szCs w:val="20"/>
+              </w:rPr>
+              <w:t>Lecturer in Midwifery (doctoral study leave)</w:t>
             </w:r>
           </w:p>
         </w:tc>
@@ -2476,10 +2611,9 @@
             </w:pPr>
             <w:r>
               <w:rPr>
-                <w:sz w:val="20"/>
-                <w:szCs w:val="20"/>
-              </w:rPr>
-              <w:t xml:space="preserve">2018</w:t>
+                <w:szCs w:val="20"/>
+              </w:rPr>
+              <w:t>2018</w:t>
             </w:r>
           </w:p>
         </w:tc>
@@ -2504,10 +2638,9 @@
             </w:pPr>
             <w:r>
               <w:rPr>
-                <w:sz w:val="20"/>
-                <w:szCs w:val="20"/>
-              </w:rPr>
-              <w:t xml:space="preserve">2021</w:t>
+                <w:szCs w:val="20"/>
+              </w:rPr>
+              <w:t>2021</w:t>
             </w:r>
           </w:p>
         </w:tc>
@@ -2532,10 +2665,23 @@
             </w:pPr>
             <w:r>
               <w:rPr>
-                <w:sz w:val="20"/>
-                <w:szCs w:val="20"/>
-              </w:rPr>
-              <w:t xml:space="preserve">Universitas ‘Aisyiyah Yogyakarta</w:t>
+                <w:szCs w:val="20"/>
+              </w:rPr>
+              <w:t>Universitas ‘</w:t>
+            </w:r>
+            <w:proofErr w:type="spellStart"/>
+            <w:r>
+              <w:rPr>
+                <w:szCs w:val="20"/>
+              </w:rPr>
+              <w:t>Aisyiyah</w:t>
+            </w:r>
+            <w:proofErr w:type="spellEnd"/>
+            <w:r>
+              <w:rPr>
+                <w:szCs w:val="20"/>
+              </w:rPr>
+              <w:t xml:space="preserve"> Yogyakarta</w:t>
             </w:r>
           </w:p>
         </w:tc>
@@ -2560,10 +2706,9 @@
             </w:pPr>
             <w:r>
               <w:rPr>
-                <w:sz w:val="20"/>
-                <w:szCs w:val="20"/>
-              </w:rPr>
-              <w:t xml:space="preserve">3 years</w:t>
+                <w:szCs w:val="20"/>
+              </w:rPr>
+              <w:t>3 years</w:t>
             </w:r>
           </w:p>
         </w:tc>
@@ -2593,10 +2738,9 @@
             </w:pPr>
             <w:r>
               <w:rPr>
-                <w:sz w:val="20"/>
-                <w:szCs w:val="20"/>
-              </w:rPr>
-              <w:t xml:space="preserve">Lecturer and Secretary, Master of Midwifery Study Program</w:t>
+                <w:szCs w:val="20"/>
+              </w:rPr>
+              <w:t>Lecturer and Secretary, Master of Midwifery Study Program</w:t>
             </w:r>
           </w:p>
         </w:tc>
@@ -2621,10 +2765,9 @@
             </w:pPr>
             <w:r>
               <w:rPr>
-                <w:sz w:val="20"/>
-                <w:szCs w:val="20"/>
-              </w:rPr>
-              <w:t xml:space="preserve">2014</w:t>
+                <w:szCs w:val="20"/>
+              </w:rPr>
+              <w:t>2014</w:t>
             </w:r>
           </w:p>
         </w:tc>
@@ -2649,10 +2792,9 @@
             </w:pPr>
             <w:r>
               <w:rPr>
-                <w:sz w:val="20"/>
-                <w:szCs w:val="20"/>
-              </w:rPr>
-              <w:t xml:space="preserve">2018</w:t>
+                <w:szCs w:val="20"/>
+              </w:rPr>
+              <w:t>2018</w:t>
             </w:r>
           </w:p>
         </w:tc>
@@ -2677,10 +2819,23 @@
             </w:pPr>
             <w:r>
               <w:rPr>
-                <w:sz w:val="20"/>
-                <w:szCs w:val="20"/>
-              </w:rPr>
-              <w:t xml:space="preserve">Universitas ‘Aisyiyah Yogyakarta</w:t>
+                <w:szCs w:val="20"/>
+              </w:rPr>
+              <w:t>Universitas ‘</w:t>
+            </w:r>
+            <w:proofErr w:type="spellStart"/>
+            <w:r>
+              <w:rPr>
+                <w:szCs w:val="20"/>
+              </w:rPr>
+              <w:t>Aisyiyah</w:t>
+            </w:r>
+            <w:proofErr w:type="spellEnd"/>
+            <w:r>
+              <w:rPr>
+                <w:szCs w:val="20"/>
+              </w:rPr>
+              <w:t xml:space="preserve"> Yogyakarta</w:t>
             </w:r>
           </w:p>
         </w:tc>
@@ -2705,10 +2860,9 @@
             </w:pPr>
             <w:r>
               <w:rPr>
-                <w:sz w:val="20"/>
-                <w:szCs w:val="20"/>
-              </w:rPr>
-              <w:t xml:space="preserve">4 years</w:t>
+                <w:szCs w:val="20"/>
+              </w:rPr>
+              <w:t>4 years</w:t>
             </w:r>
           </w:p>
         </w:tc>
@@ -2738,10 +2892,9 @@
             </w:pPr>
             <w:r>
               <w:rPr>
-                <w:sz w:val="20"/>
-                <w:szCs w:val="20"/>
-              </w:rPr>
-              <w:t xml:space="preserve">Lecturer and Document Control Coordinator, Quality Assurance Agency (BPM)</w:t>
+                <w:szCs w:val="20"/>
+              </w:rPr>
+              <w:t>Lecturer and Document Control Coordinator, Quality Assurance Agency (BPM)</w:t>
             </w:r>
           </w:p>
         </w:tc>
@@ -2766,10 +2919,9 @@
             </w:pPr>
             <w:r>
               <w:rPr>
-                <w:sz w:val="20"/>
-                <w:szCs w:val="20"/>
-              </w:rPr>
-              <w:t xml:space="preserve">2013</w:t>
+                <w:szCs w:val="20"/>
+              </w:rPr>
+              <w:t>2013</w:t>
             </w:r>
           </w:p>
         </w:tc>
@@ -2794,10 +2946,9 @@
             </w:pPr>
             <w:r>
               <w:rPr>
-                <w:sz w:val="20"/>
-                <w:szCs w:val="20"/>
-              </w:rPr>
-              <w:t xml:space="preserve">2014</w:t>
+                <w:szCs w:val="20"/>
+              </w:rPr>
+              <w:t>2014</w:t>
             </w:r>
           </w:p>
         </w:tc>
@@ -2822,10 +2973,23 @@
             </w:pPr>
             <w:r>
               <w:rPr>
-                <w:sz w:val="20"/>
-                <w:szCs w:val="20"/>
-              </w:rPr>
-              <w:t xml:space="preserve">Universitas ‘Aisyiyah Yogyakarta</w:t>
+                <w:szCs w:val="20"/>
+              </w:rPr>
+              <w:t>Universitas ‘</w:t>
+            </w:r>
+            <w:proofErr w:type="spellStart"/>
+            <w:r>
+              <w:rPr>
+                <w:szCs w:val="20"/>
+              </w:rPr>
+              <w:t>Aisyiyah</w:t>
+            </w:r>
+            <w:proofErr w:type="spellEnd"/>
+            <w:r>
+              <w:rPr>
+                <w:szCs w:val="20"/>
+              </w:rPr>
+              <w:t xml:space="preserve"> Yogyakarta</w:t>
             </w:r>
           </w:p>
         </w:tc>
@@ -2850,10 +3014,9 @@
             </w:pPr>
             <w:r>
               <w:rPr>
-                <w:sz w:val="20"/>
-                <w:szCs w:val="20"/>
-              </w:rPr>
-              <w:t xml:space="preserve">1 year</w:t>
+                <w:szCs w:val="20"/>
+              </w:rPr>
+              <w:t>1 year</w:t>
             </w:r>
           </w:p>
         </w:tc>
@@ -2883,10 +3046,23 @@
             </w:pPr>
             <w:r>
               <w:rPr>
-                <w:sz w:val="20"/>
-                <w:szCs w:val="20"/>
-              </w:rPr>
-              <w:t xml:space="preserve">Lecturer and Cadre Development Coordinator (Perkaderan)</w:t>
+                <w:szCs w:val="20"/>
+              </w:rPr>
+              <w:t>Lecturer and Cadre Development Coordinator (</w:t>
+            </w:r>
+            <w:proofErr w:type="spellStart"/>
+            <w:r>
+              <w:rPr>
+                <w:szCs w:val="20"/>
+              </w:rPr>
+              <w:t>Perkaderan</w:t>
+            </w:r>
+            <w:proofErr w:type="spellEnd"/>
+            <w:r>
+              <w:rPr>
+                <w:szCs w:val="20"/>
+              </w:rPr>
+              <w:t>)</w:t>
             </w:r>
           </w:p>
         </w:tc>
@@ -2911,10 +3087,9 @@
             </w:pPr>
             <w:r>
               <w:rPr>
-                <w:sz w:val="20"/>
-                <w:szCs w:val="20"/>
-              </w:rPr>
-              <w:t xml:space="preserve">2008</w:t>
+                <w:szCs w:val="20"/>
+              </w:rPr>
+              <w:t>2008</w:t>
             </w:r>
           </w:p>
         </w:tc>
@@ -2939,10 +3114,9 @@
             </w:pPr>
             <w:r>
               <w:rPr>
-                <w:sz w:val="20"/>
-                <w:szCs w:val="20"/>
-              </w:rPr>
-              <w:t xml:space="preserve">2010</w:t>
+                <w:szCs w:val="20"/>
+              </w:rPr>
+              <w:t>2010</w:t>
             </w:r>
           </w:p>
         </w:tc>
@@ -2967,10 +3141,23 @@
             </w:pPr>
             <w:r>
               <w:rPr>
-                <w:sz w:val="20"/>
-                <w:szCs w:val="20"/>
-              </w:rPr>
-              <w:t xml:space="preserve">Universitas ‘Aisyiyah Yogyakarta</w:t>
+                <w:szCs w:val="20"/>
+              </w:rPr>
+              <w:t>Universitas ‘</w:t>
+            </w:r>
+            <w:proofErr w:type="spellStart"/>
+            <w:r>
+              <w:rPr>
+                <w:szCs w:val="20"/>
+              </w:rPr>
+              <w:t>Aisyiyah</w:t>
+            </w:r>
+            <w:proofErr w:type="spellEnd"/>
+            <w:r>
+              <w:rPr>
+                <w:szCs w:val="20"/>
+              </w:rPr>
+              <w:t xml:space="preserve"> Yogyakarta</w:t>
             </w:r>
           </w:p>
         </w:tc>
@@ -2995,10 +3182,9 @@
             </w:pPr>
             <w:r>
               <w:rPr>
-                <w:sz w:val="20"/>
-                <w:szCs w:val="20"/>
-              </w:rPr>
-              <w:t xml:space="preserve">2 years</w:t>
+                <w:szCs w:val="20"/>
+              </w:rPr>
+              <w:t>2 years</w:t>
             </w:r>
           </w:p>
         </w:tc>
@@ -3028,10 +3214,9 @@
             </w:pPr>
             <w:r>
               <w:rPr>
-                <w:sz w:val="20"/>
-                <w:szCs w:val="20"/>
-              </w:rPr>
-              <w:t xml:space="preserve">Laboratory Technician</w:t>
+                <w:szCs w:val="20"/>
+              </w:rPr>
+              <w:t>Laboratory Technician</w:t>
             </w:r>
           </w:p>
         </w:tc>
@@ -3056,10 +3241,9 @@
             </w:pPr>
             <w:r>
               <w:rPr>
-                <w:sz w:val="20"/>
-                <w:szCs w:val="20"/>
-              </w:rPr>
-              <w:t xml:space="preserve">2007</w:t>
+                <w:szCs w:val="20"/>
+              </w:rPr>
+              <w:t>2007</w:t>
             </w:r>
           </w:p>
         </w:tc>
@@ -3084,10 +3268,9 @@
             </w:pPr>
             <w:r>
               <w:rPr>
-                <w:sz w:val="20"/>
-                <w:szCs w:val="20"/>
-              </w:rPr>
-              <w:t xml:space="preserve">2008</w:t>
+                <w:szCs w:val="20"/>
+              </w:rPr>
+              <w:t>2008</w:t>
             </w:r>
           </w:p>
         </w:tc>
@@ -3112,10 +3295,23 @@
             </w:pPr>
             <w:r>
               <w:rPr>
-                <w:sz w:val="20"/>
-                <w:szCs w:val="20"/>
-              </w:rPr>
-              <w:t xml:space="preserve">Universitas ‘Aisyiyah Yogyakarta</w:t>
+                <w:szCs w:val="20"/>
+              </w:rPr>
+              <w:t>Universitas ‘</w:t>
+            </w:r>
+            <w:proofErr w:type="spellStart"/>
+            <w:r>
+              <w:rPr>
+                <w:szCs w:val="20"/>
+              </w:rPr>
+              <w:t>Aisyiyah</w:t>
+            </w:r>
+            <w:proofErr w:type="spellEnd"/>
+            <w:r>
+              <w:rPr>
+                <w:szCs w:val="20"/>
+              </w:rPr>
+              <w:t xml:space="preserve"> Yogyakarta</w:t>
             </w:r>
           </w:p>
         </w:tc>
@@ -3140,10 +3336,9 @@
             </w:pPr>
             <w:r>
               <w:rPr>
-                <w:sz w:val="20"/>
-                <w:szCs w:val="20"/>
-              </w:rPr>
-              <w:t xml:space="preserve">1 year</w:t>
+                <w:szCs w:val="20"/>
+              </w:rPr>
+              <w:t>1 year</w:t>
             </w:r>
           </w:p>
         </w:tc>
@@ -3171,12 +3366,19 @@
               <w:spacing w:after="0" w:line="276" w:lineRule="auto"/>
               <w:ind w:left="0" w:firstLine="0"/>
             </w:pPr>
-            <w:r>
-              <w:rPr>
-                <w:sz w:val="20"/>
-                <w:szCs w:val="20"/>
-              </w:rPr>
-              <w:t xml:space="preserve">Practising Midwife</w:t>
+            <w:proofErr w:type="spellStart"/>
+            <w:r>
+              <w:rPr>
+                <w:szCs w:val="20"/>
+              </w:rPr>
+              <w:t>Practising</w:t>
+            </w:r>
+            <w:proofErr w:type="spellEnd"/>
+            <w:r>
+              <w:rPr>
+                <w:szCs w:val="20"/>
+              </w:rPr>
+              <w:t xml:space="preserve"> Midwife</w:t>
             </w:r>
           </w:p>
         </w:tc>
@@ -3201,10 +3403,9 @@
             </w:pPr>
             <w:r>
               <w:rPr>
-                <w:sz w:val="20"/>
-                <w:szCs w:val="20"/>
-              </w:rPr>
-              <w:t xml:space="preserve">2007</w:t>
+                <w:szCs w:val="20"/>
+              </w:rPr>
+              <w:t>2007</w:t>
             </w:r>
           </w:p>
         </w:tc>
@@ -3229,10 +3430,9 @@
             </w:pPr>
             <w:r>
               <w:rPr>
-                <w:sz w:val="20"/>
-                <w:szCs w:val="20"/>
-              </w:rPr>
-              <w:t xml:space="preserve">2012</w:t>
+                <w:szCs w:val="20"/>
+              </w:rPr>
+              <w:t>2012</w:t>
             </w:r>
           </w:p>
         </w:tc>
@@ -3257,10 +3457,9 @@
             </w:pPr>
             <w:r>
               <w:rPr>
-                <w:sz w:val="20"/>
-                <w:szCs w:val="20"/>
-              </w:rPr>
-              <w:t xml:space="preserve">Independent Midwifery Practice (BPM) Dhesi Ari Astuti, Bantul</w:t>
+                <w:szCs w:val="20"/>
+              </w:rPr>
+              <w:t>Independent Midwifery Practice (BPM) Dhesi Ari Astuti, Bantul</w:t>
             </w:r>
           </w:p>
         </w:tc>
@@ -3285,10 +3484,9 @@
             </w:pPr>
             <w:r>
               <w:rPr>
-                <w:sz w:val="20"/>
-                <w:szCs w:val="20"/>
-              </w:rPr>
-              <w:t xml:space="preserve">5 years</w:t>
+                <w:szCs w:val="20"/>
+              </w:rPr>
+              <w:t>5 years</w:t>
             </w:r>
           </w:p>
         </w:tc>
@@ -3316,12 +3514,19 @@
               <w:spacing w:after="0" w:line="276" w:lineRule="auto"/>
               <w:ind w:left="0" w:firstLine="0"/>
             </w:pPr>
-            <w:r>
-              <w:rPr>
-                <w:sz w:val="20"/>
-                <w:szCs w:val="20"/>
-              </w:rPr>
-              <w:t xml:space="preserve">Practising Midwife</w:t>
+            <w:proofErr w:type="spellStart"/>
+            <w:r>
+              <w:rPr>
+                <w:szCs w:val="20"/>
+              </w:rPr>
+              <w:t>Practising</w:t>
+            </w:r>
+            <w:proofErr w:type="spellEnd"/>
+            <w:r>
+              <w:rPr>
+                <w:szCs w:val="20"/>
+              </w:rPr>
+              <w:t xml:space="preserve"> Midwife</w:t>
             </w:r>
           </w:p>
         </w:tc>
@@ -3346,10 +3551,9 @@
             </w:pPr>
             <w:r>
               <w:rPr>
-                <w:sz w:val="20"/>
-                <w:szCs w:val="20"/>
-              </w:rPr>
-              <w:t xml:space="preserve">2006</w:t>
+                <w:szCs w:val="20"/>
+              </w:rPr>
+              <w:t>2006</w:t>
             </w:r>
           </w:p>
         </w:tc>
@@ -3374,10 +3578,9 @@
             </w:pPr>
             <w:r>
               <w:rPr>
-                <w:sz w:val="20"/>
-                <w:szCs w:val="20"/>
-              </w:rPr>
-              <w:t xml:space="preserve">2007</w:t>
+                <w:szCs w:val="20"/>
+              </w:rPr>
+              <w:t>2007</w:t>
             </w:r>
           </w:p>
         </w:tc>
@@ -3402,10 +3605,9 @@
             </w:pPr>
             <w:r>
               <w:rPr>
-                <w:sz w:val="20"/>
-                <w:szCs w:val="20"/>
-              </w:rPr>
-              <w:t xml:space="preserve">Independent Midwifery Practice (BPM) Suharti, Bantul</w:t>
+                <w:szCs w:val="20"/>
+              </w:rPr>
+              <w:t>Independent Midwifery Practice (BPM) Suharti, Bantul</w:t>
             </w:r>
           </w:p>
         </w:tc>
@@ -3430,10 +3632,9 @@
             </w:pPr>
             <w:r>
               <w:rPr>
-                <w:sz w:val="20"/>
-                <w:szCs w:val="20"/>
-              </w:rPr>
-              <w:t xml:space="preserve">1 year</w:t>
+                <w:szCs w:val="20"/>
+              </w:rPr>
+              <w:t>1 year</w:t>
             </w:r>
           </w:p>
         </w:tc>
@@ -3450,7 +3651,7 @@
           <w:sz w:val="18"/>
           <w:szCs w:val="18"/>
         </w:rPr>
-        <w:t xml:space="preserve">Durations are calculated to September 2026; where only the year is recorded, they are rounded to whole years.</w:t>
+        <w:t>Durations are calculated to September 2026; where only the year is recorded, they are rounded to whole years.</w:t>
       </w:r>
     </w:p>
     <w:p>
@@ -3471,7 +3672,7 @@
           <w:color w:val="0000FF"/>
           <w:u w:val="single" w:color="0000FF"/>
         </w:rPr>
-        <w:t xml:space="preserve">Publications</w:t>
+        <w:t>Publications</w:t>
       </w:r>
     </w:p>
     <w:p>
@@ -3491,7 +3692,7 @@
           <w:b/>
           <w:i/>
         </w:rPr>
-        <w:t xml:space="preserve">Journal articles, conference proceedings and research reports</w:t>
+        <w:t>Journal articles, conference proceedings and research reports</w:t>
       </w:r>
     </w:p>
     <w:p>
@@ -3501,29 +3702,58 @@
       </w:pPr>
       <w:r>
         <w:rPr>
-          <w:sz w:val="20"/>
-          <w:szCs w:val="20"/>
-        </w:rPr>
-        <w:t xml:space="preserve">1.	</w:t>
-      </w:r>
-      <w:r>
-        <w:rPr>
-          <w:sz w:val="20"/>
-          <w:szCs w:val="20"/>
-        </w:rPr>
+          <w:szCs w:val="20"/>
+        </w:rPr>
+        <w:t>1.</w:t>
+      </w:r>
+      <w:r>
+        <w:rPr>
+          <w:szCs w:val="20"/>
+        </w:rPr>
+        <w:tab/>
         <w:t xml:space="preserve">HIV retesting among pregnant women: a literature review. </w:t>
       </w:r>
       <w:r>
         <w:rPr>
           <w:i/>
-          <w:sz w:val="20"/>
-          <w:szCs w:val="20"/>
-        </w:rPr>
-        <w:t xml:space="preserve">International Journal of HIV Related Problems HIV &amp; Review. doi: 10.5114/hivar/153378</w:t>
-      </w:r>
-      <w:r>
-        <w:rPr>
-          <w:sz w:val="20"/>
+          <w:szCs w:val="20"/>
+        </w:rPr>
+        <w:t xml:space="preserve">International Journal of HIV Related Problems HIV &amp; Review. </w:t>
+      </w:r>
+      <w:proofErr w:type="spellStart"/>
+      <w:r>
+        <w:rPr>
+          <w:i/>
+          <w:szCs w:val="20"/>
+        </w:rPr>
+        <w:t>doi</w:t>
+      </w:r>
+      <w:proofErr w:type="spellEnd"/>
+      <w:r>
+        <w:rPr>
+          <w:i/>
+          <w:szCs w:val="20"/>
+        </w:rPr>
+        <w:t>: 10.5114/</w:t>
+      </w:r>
+      <w:proofErr w:type="spellStart"/>
+      <w:r>
+        <w:rPr>
+          <w:i/>
+          <w:szCs w:val="20"/>
+        </w:rPr>
+        <w:t>hivar</w:t>
+      </w:r>
+      <w:proofErr w:type="spellEnd"/>
+      <w:r>
+        <w:rPr>
+          <w:i/>
+          <w:szCs w:val="20"/>
+        </w:rPr>
+        <w:t>/153378</w:t>
+      </w:r>
+      <w:r>
+        <w:rPr>
           <w:szCs w:val="20"/>
         </w:rPr>
         <w:t xml:space="preserve"> (2025).</w:t>
@@ -3536,32 +3766,43 @@
       </w:pPr>
       <w:r>
         <w:rPr>
-          <w:sz w:val="20"/>
-          <w:szCs w:val="20"/>
-        </w:rPr>
-        <w:t xml:space="preserve">2.	</w:t>
-      </w:r>
-      <w:r>
-        <w:rPr>
-          <w:sz w:val="20"/>
-          <w:szCs w:val="20"/>
-        </w:rPr>
-        <w:t xml:space="preserve">Strengthening HIV Education and Health Promotion in Schools: A Case Study of 'Aisyiyah Junior High School Bantul, Indonesia. </w:t>
-      </w:r>
-      <w:r>
-        <w:rPr>
-          <w:i/>
-          <w:sz w:val="20"/>
-          <w:szCs w:val="20"/>
-        </w:rPr>
-        <w:t xml:space="preserve">Global Health Management Journal, Vol. 8, No. 1 (2025)</w:t>
-      </w:r>
-      <w:r>
-        <w:rPr>
-          <w:sz w:val="20"/>
-          <w:szCs w:val="20"/>
-        </w:rPr>
-        <w:t xml:space="preserve">.</w:t>
+          <w:szCs w:val="20"/>
+        </w:rPr>
+        <w:t>2.</w:t>
+      </w:r>
+      <w:r>
+        <w:rPr>
+          <w:szCs w:val="20"/>
+        </w:rPr>
+        <w:tab/>
+        <w:t>Strengthening HIV Education and Health Promotion in Schools: A Case Study of '</w:t>
+      </w:r>
+      <w:proofErr w:type="spellStart"/>
+      <w:r>
+        <w:rPr>
+          <w:szCs w:val="20"/>
+        </w:rPr>
+        <w:t>Aisyiyah</w:t>
+      </w:r>
+      <w:proofErr w:type="spellEnd"/>
+      <w:r>
+        <w:rPr>
+          <w:szCs w:val="20"/>
+        </w:rPr>
+        <w:t xml:space="preserve"> Junior High School Bantul, Indonesia. </w:t>
+      </w:r>
+      <w:r>
+        <w:rPr>
+          <w:i/>
+          <w:szCs w:val="20"/>
+        </w:rPr>
+        <w:t>Global Health Management Journal, Vol. 8, No. 1 (2025)</w:t>
+      </w:r>
+      <w:r>
+        <w:rPr>
+          <w:szCs w:val="20"/>
+        </w:rPr>
+        <w:t>.</w:t>
       </w:r>
     </w:p>
     <w:p>
@@ -3571,32 +3812,29 @@
       </w:pPr>
       <w:r>
         <w:rPr>
-          <w:sz w:val="20"/>
-          <w:szCs w:val="20"/>
-        </w:rPr>
-        <w:t xml:space="preserve">3.	</w:t>
-      </w:r>
-      <w:r>
-        <w:rPr>
-          <w:sz w:val="20"/>
-          <w:szCs w:val="20"/>
-        </w:rPr>
+          <w:szCs w:val="20"/>
+        </w:rPr>
+        <w:t>3.</w:t>
+      </w:r>
+      <w:r>
+        <w:rPr>
+          <w:szCs w:val="20"/>
+        </w:rPr>
+        <w:tab/>
         <w:t xml:space="preserve">Implementing flipped classroom learning during the Covid-19 pandemic for midwifery students. </w:t>
       </w:r>
       <w:r>
         <w:rPr>
           <w:i/>
-          <w:sz w:val="20"/>
-          <w:szCs w:val="20"/>
-        </w:rPr>
-        <w:t xml:space="preserve">AIP Conference Proceedings, AIP Publishing. AIP Conf. Proc. 3098, 050001 (2024). https://doi.org/10.1063/5.0224616</w:t>
-      </w:r>
-      <w:r>
-        <w:rPr>
-          <w:sz w:val="20"/>
-          <w:szCs w:val="20"/>
-        </w:rPr>
-        <w:t xml:space="preserve">.</w:t>
+          <w:szCs w:val="20"/>
+        </w:rPr>
+        <w:t>AIP Conference Proceedings, AIP Publishing. AIP Conf. Proc. 3098, 050001 (2024). https://doi.org/10.1063/5.0224616</w:t>
+      </w:r>
+      <w:r>
+        <w:rPr>
+          <w:szCs w:val="20"/>
+        </w:rPr>
+        <w:t>.</w:t>
       </w:r>
     </w:p>
     <w:p>
@@ -3606,29 +3844,41 @@
       </w:pPr>
       <w:r>
         <w:rPr>
-          <w:sz w:val="20"/>
-          <w:szCs w:val="20"/>
-        </w:rPr>
-        <w:t xml:space="preserve">4.	</w:t>
-      </w:r>
-      <w:r>
-        <w:rPr>
-          <w:sz w:val="20"/>
-          <w:szCs w:val="20"/>
-        </w:rPr>
-        <w:t xml:space="preserve">An Overview of the Family Assistance Team's Role in Stunting Prevention in an Integrated Health Post: A Case Study at Working Area of Godean Community Health Center I, Yogyakarta, Indonesia. </w:t>
-      </w:r>
-      <w:r>
-        <w:rPr>
-          <w:i/>
-          <w:sz w:val="20"/>
-          <w:szCs w:val="20"/>
-        </w:rPr>
-        <w:t xml:space="preserve">IISTR: Journal of Public Health Science, Vol. 2, No. 03 (2023)</w:t>
-      </w:r>
-      <w:r>
-        <w:rPr>
-          <w:sz w:val="20"/>
+          <w:szCs w:val="20"/>
+        </w:rPr>
+        <w:lastRenderedPageBreak/>
+        <w:t>4.</w:t>
+      </w:r>
+      <w:r>
+        <w:rPr>
+          <w:szCs w:val="20"/>
+        </w:rPr>
+        <w:tab/>
+        <w:t xml:space="preserve">An Overview of the Family Assistance Team's Role in Stunting Prevention in an Integrated Health Post: A Case Study at Working Area of </w:t>
+      </w:r>
+      <w:proofErr w:type="spellStart"/>
+      <w:r>
+        <w:rPr>
+          <w:szCs w:val="20"/>
+        </w:rPr>
+        <w:t>Godean</w:t>
+      </w:r>
+      <w:proofErr w:type="spellEnd"/>
+      <w:r>
+        <w:rPr>
+          <w:szCs w:val="20"/>
+        </w:rPr>
+        <w:t xml:space="preserve"> Community Health Center I, Yogyakarta, Indonesia. </w:t>
+      </w:r>
+      <w:r>
+        <w:rPr>
+          <w:i/>
+          <w:szCs w:val="20"/>
+        </w:rPr>
+        <w:t>IISTR: Journal of Public Health Science, Vol. 2, No. 03 (2023)</w:t>
+      </w:r>
+      <w:r>
+        <w:rPr>
           <w:szCs w:val="20"/>
         </w:rPr>
         <w:t xml:space="preserve"> (2024).</w:t>
@@ -3641,32 +3891,29 @@
       </w:pPr>
       <w:r>
         <w:rPr>
-          <w:sz w:val="20"/>
-          <w:szCs w:val="20"/>
-        </w:rPr>
-        <w:t xml:space="preserve">5.	</w:t>
-      </w:r>
-      <w:r>
-        <w:rPr>
-          <w:sz w:val="20"/>
-          <w:szCs w:val="20"/>
-        </w:rPr>
+          <w:szCs w:val="20"/>
+        </w:rPr>
+        <w:t>5.</w:t>
+      </w:r>
+      <w:r>
+        <w:rPr>
+          <w:szCs w:val="20"/>
+        </w:rPr>
+        <w:tab/>
         <w:t xml:space="preserve">Models and policies for family development, population control, and family planning: a scoping review. </w:t>
       </w:r>
       <w:r>
         <w:rPr>
           <w:i/>
-          <w:sz w:val="20"/>
-          <w:szCs w:val="20"/>
-        </w:rPr>
-        <w:t xml:space="preserve">International Journal of Public Health Science (IJPHS), Vol. 13, No. 2, June 2024</w:t>
-      </w:r>
-      <w:r>
-        <w:rPr>
-          <w:sz w:val="20"/>
-          <w:szCs w:val="20"/>
-        </w:rPr>
-        <w:t xml:space="preserve">.</w:t>
+          <w:szCs w:val="20"/>
+        </w:rPr>
+        <w:t>International Journal of Public Health Science (IJPHS), Vol. 13, No. 2, June 2024</w:t>
+      </w:r>
+      <w:r>
+        <w:rPr>
+          <w:szCs w:val="20"/>
+        </w:rPr>
+        <w:t>.</w:t>
       </w:r>
     </w:p>
     <w:p>
@@ -3676,29 +3923,123 @@
       </w:pPr>
       <w:r>
         <w:rPr>
-          <w:sz w:val="20"/>
-          <w:szCs w:val="20"/>
-        </w:rPr>
-        <w:t xml:space="preserve">6.	</w:t>
-      </w:r>
-      <w:r>
-        <w:rPr>
-          <w:sz w:val="20"/>
-          <w:szCs w:val="20"/>
-        </w:rPr>
-        <w:t xml:space="preserve">Implementasi Peraturan Daerah tentang Pencegahan Penularan HIV dari Ibu ke Anak (PPIA) pada Ibu Hamil. </w:t>
-      </w:r>
-      <w:r>
-        <w:rPr>
-          <w:i/>
-          <w:sz w:val="20"/>
-          <w:szCs w:val="20"/>
-        </w:rPr>
-        <w:t xml:space="preserve">Research grant, UNISA Yogyakarta</w:t>
-      </w:r>
-      <w:r>
-        <w:rPr>
-          <w:sz w:val="20"/>
+          <w:szCs w:val="20"/>
+        </w:rPr>
+        <w:t>6.</w:t>
+      </w:r>
+      <w:r>
+        <w:rPr>
+          <w:szCs w:val="20"/>
+        </w:rPr>
+        <w:tab/>
+      </w:r>
+      <w:proofErr w:type="spellStart"/>
+      <w:r>
+        <w:rPr>
+          <w:szCs w:val="20"/>
+        </w:rPr>
+        <w:t>Implementasi</w:t>
+      </w:r>
+      <w:proofErr w:type="spellEnd"/>
+      <w:r>
+        <w:rPr>
+          <w:szCs w:val="20"/>
+        </w:rPr>
+        <w:t xml:space="preserve"> </w:t>
+      </w:r>
+      <w:proofErr w:type="spellStart"/>
+      <w:r>
+        <w:rPr>
+          <w:szCs w:val="20"/>
+        </w:rPr>
+        <w:t>Peraturan</w:t>
+      </w:r>
+      <w:proofErr w:type="spellEnd"/>
+      <w:r>
+        <w:rPr>
+          <w:szCs w:val="20"/>
+        </w:rPr>
+        <w:t xml:space="preserve"> Daerah </w:t>
+      </w:r>
+      <w:proofErr w:type="spellStart"/>
+      <w:r>
+        <w:rPr>
+          <w:szCs w:val="20"/>
+        </w:rPr>
+        <w:t>tentang</w:t>
+      </w:r>
+      <w:proofErr w:type="spellEnd"/>
+      <w:r>
+        <w:rPr>
+          <w:szCs w:val="20"/>
+        </w:rPr>
+        <w:t xml:space="preserve"> </w:t>
+      </w:r>
+      <w:proofErr w:type="spellStart"/>
+      <w:r>
+        <w:rPr>
+          <w:szCs w:val="20"/>
+        </w:rPr>
+        <w:t>Pencegahan</w:t>
+      </w:r>
+      <w:proofErr w:type="spellEnd"/>
+      <w:r>
+        <w:rPr>
+          <w:szCs w:val="20"/>
+        </w:rPr>
+        <w:t xml:space="preserve"> </w:t>
+      </w:r>
+      <w:proofErr w:type="spellStart"/>
+      <w:r>
+        <w:rPr>
+          <w:szCs w:val="20"/>
+        </w:rPr>
+        <w:t>Penularan</w:t>
+      </w:r>
+      <w:proofErr w:type="spellEnd"/>
+      <w:r>
+        <w:rPr>
+          <w:szCs w:val="20"/>
+        </w:rPr>
+        <w:t xml:space="preserve"> HIV </w:t>
+      </w:r>
+      <w:proofErr w:type="spellStart"/>
+      <w:r>
+        <w:rPr>
+          <w:szCs w:val="20"/>
+        </w:rPr>
+        <w:t>dari</w:t>
+      </w:r>
+      <w:proofErr w:type="spellEnd"/>
+      <w:r>
+        <w:rPr>
+          <w:szCs w:val="20"/>
+        </w:rPr>
+        <w:t xml:space="preserve"> Ibu </w:t>
+      </w:r>
+      <w:proofErr w:type="spellStart"/>
+      <w:r>
+        <w:rPr>
+          <w:szCs w:val="20"/>
+        </w:rPr>
+        <w:t>ke</w:t>
+      </w:r>
+      <w:proofErr w:type="spellEnd"/>
+      <w:r>
+        <w:rPr>
+          <w:szCs w:val="20"/>
+        </w:rPr>
+        <w:t xml:space="preserve"> Anak (PPIA) pada Ibu Hamil. </w:t>
+      </w:r>
+      <w:r>
+        <w:rPr>
+          <w:i/>
+          <w:szCs w:val="20"/>
+        </w:rPr>
+        <w:t>Research grant, UNISA Yogyakarta</w:t>
+      </w:r>
+      <w:r>
+        <w:rPr>
           <w:szCs w:val="20"/>
         </w:rPr>
         <w:t xml:space="preserve"> (2022–2023).</w:t>
@@ -3711,32 +4052,29 @@
       </w:pPr>
       <w:r>
         <w:rPr>
-          <w:sz w:val="20"/>
-          <w:szCs w:val="20"/>
-        </w:rPr>
-        <w:t xml:space="preserve">7.	</w:t>
-      </w:r>
-      <w:r>
-        <w:rPr>
-          <w:sz w:val="20"/>
-          <w:szCs w:val="20"/>
-        </w:rPr>
+          <w:szCs w:val="20"/>
+        </w:rPr>
+        <w:t>7.</w:t>
+      </w:r>
+      <w:r>
+        <w:rPr>
+          <w:szCs w:val="20"/>
+        </w:rPr>
+        <w:tab/>
         <w:t xml:space="preserve">The impact of premarital sexual behavior on adolescents during the COVID-19 pandemic. </w:t>
       </w:r>
       <w:r>
         <w:rPr>
           <w:i/>
-          <w:sz w:val="20"/>
-          <w:szCs w:val="20"/>
-        </w:rPr>
-        <w:t xml:space="preserve">International Journal of Health &amp; Medical Sciences, Vol. 6, No. 2 (2023)</w:t>
-      </w:r>
-      <w:r>
-        <w:rPr>
-          <w:sz w:val="20"/>
-          <w:szCs w:val="20"/>
-        </w:rPr>
-        <w:t xml:space="preserve">.</w:t>
+          <w:szCs w:val="20"/>
+        </w:rPr>
+        <w:t>International Journal of Health &amp; Medical Sciences, Vol. 6, No. 2 (2023)</w:t>
+      </w:r>
+      <w:r>
+        <w:rPr>
+          <w:szCs w:val="20"/>
+        </w:rPr>
+        <w:t>.</w:t>
       </w:r>
     </w:p>
     <w:p>
@@ -3746,32 +4084,214 @@
       </w:pPr>
       <w:r>
         <w:rPr>
-          <w:sz w:val="20"/>
-          <w:szCs w:val="20"/>
-        </w:rPr>
-        <w:t xml:space="preserve">8.	</w:t>
-      </w:r>
-      <w:r>
-        <w:rPr>
-          <w:sz w:val="20"/>
-          <w:szCs w:val="20"/>
-        </w:rPr>
-        <w:t xml:space="preserve">Memahami Kebijakan Keluarga Berkualitas dari Perspektif Keluarga: Studi Kasus Pengambilan Keputusan Jumlah Anak di Kampung Muhajirin Batu Merah, Maluku. </w:t>
-      </w:r>
-      <w:r>
-        <w:rPr>
-          <w:i/>
-          <w:sz w:val="20"/>
-          <w:szCs w:val="20"/>
-        </w:rPr>
-        <w:t xml:space="preserve">BIKK (Buletin Ilmu Kebidanan dan Keperawatan), Vol. 2, No. 2 (2023)</w:t>
-      </w:r>
-      <w:r>
-        <w:rPr>
-          <w:sz w:val="20"/>
-          <w:szCs w:val="20"/>
-        </w:rPr>
-        <w:t xml:space="preserve">.</w:t>
+          <w:szCs w:val="20"/>
+        </w:rPr>
+        <w:t>8.</w:t>
+      </w:r>
+      <w:r>
+        <w:rPr>
+          <w:szCs w:val="20"/>
+        </w:rPr>
+        <w:tab/>
+      </w:r>
+      <w:proofErr w:type="spellStart"/>
+      <w:r>
+        <w:rPr>
+          <w:szCs w:val="20"/>
+        </w:rPr>
+        <w:t>Memahami</w:t>
+      </w:r>
+      <w:proofErr w:type="spellEnd"/>
+      <w:r>
+        <w:rPr>
+          <w:szCs w:val="20"/>
+        </w:rPr>
+        <w:t xml:space="preserve"> </w:t>
+      </w:r>
+      <w:proofErr w:type="spellStart"/>
+      <w:r>
+        <w:rPr>
+          <w:szCs w:val="20"/>
+        </w:rPr>
+        <w:t>Kebijakan</w:t>
+      </w:r>
+      <w:proofErr w:type="spellEnd"/>
+      <w:r>
+        <w:rPr>
+          <w:szCs w:val="20"/>
+        </w:rPr>
+        <w:t xml:space="preserve"> </w:t>
+      </w:r>
+      <w:proofErr w:type="spellStart"/>
+      <w:r>
+        <w:rPr>
+          <w:szCs w:val="20"/>
+        </w:rPr>
+        <w:t>Keluarga</w:t>
+      </w:r>
+      <w:proofErr w:type="spellEnd"/>
+      <w:r>
+        <w:rPr>
+          <w:szCs w:val="20"/>
+        </w:rPr>
+        <w:t xml:space="preserve"> </w:t>
+      </w:r>
+      <w:proofErr w:type="spellStart"/>
+      <w:r>
+        <w:rPr>
+          <w:szCs w:val="20"/>
+        </w:rPr>
+        <w:t>Berkualitas</w:t>
+      </w:r>
+      <w:proofErr w:type="spellEnd"/>
+      <w:r>
+        <w:rPr>
+          <w:szCs w:val="20"/>
+        </w:rPr>
+        <w:t xml:space="preserve"> </w:t>
+      </w:r>
+      <w:proofErr w:type="spellStart"/>
+      <w:r>
+        <w:rPr>
+          <w:szCs w:val="20"/>
+        </w:rPr>
+        <w:t>dari</w:t>
+      </w:r>
+      <w:proofErr w:type="spellEnd"/>
+      <w:r>
+        <w:rPr>
+          <w:szCs w:val="20"/>
+        </w:rPr>
+        <w:t xml:space="preserve"> </w:t>
+      </w:r>
+      <w:proofErr w:type="spellStart"/>
+      <w:r>
+        <w:rPr>
+          <w:szCs w:val="20"/>
+        </w:rPr>
+        <w:t>Perspektif</w:t>
+      </w:r>
+      <w:proofErr w:type="spellEnd"/>
+      <w:r>
+        <w:rPr>
+          <w:szCs w:val="20"/>
+        </w:rPr>
+        <w:t xml:space="preserve"> </w:t>
+      </w:r>
+      <w:proofErr w:type="spellStart"/>
+      <w:r>
+        <w:rPr>
+          <w:szCs w:val="20"/>
+        </w:rPr>
+        <w:t>Keluarga</w:t>
+      </w:r>
+      <w:proofErr w:type="spellEnd"/>
+      <w:r>
+        <w:rPr>
+          <w:szCs w:val="20"/>
+        </w:rPr>
+        <w:t xml:space="preserve">: Studi </w:t>
+      </w:r>
+      <w:proofErr w:type="spellStart"/>
+      <w:r>
+        <w:rPr>
+          <w:szCs w:val="20"/>
+        </w:rPr>
+        <w:t>Kasus</w:t>
+      </w:r>
+      <w:proofErr w:type="spellEnd"/>
+      <w:r>
+        <w:rPr>
+          <w:szCs w:val="20"/>
+        </w:rPr>
+        <w:t xml:space="preserve"> </w:t>
+      </w:r>
+      <w:proofErr w:type="spellStart"/>
+      <w:r>
+        <w:rPr>
+          <w:szCs w:val="20"/>
+        </w:rPr>
+        <w:t>Pengambilan</w:t>
+      </w:r>
+      <w:proofErr w:type="spellEnd"/>
+      <w:r>
+        <w:rPr>
+          <w:szCs w:val="20"/>
+        </w:rPr>
+        <w:t xml:space="preserve"> Keputusan </w:t>
+      </w:r>
+      <w:proofErr w:type="spellStart"/>
+      <w:r>
+        <w:rPr>
+          <w:szCs w:val="20"/>
+        </w:rPr>
+        <w:t>Jumlah</w:t>
+      </w:r>
+      <w:proofErr w:type="spellEnd"/>
+      <w:r>
+        <w:rPr>
+          <w:szCs w:val="20"/>
+        </w:rPr>
+        <w:t xml:space="preserve"> Anak di Kampung </w:t>
+      </w:r>
+      <w:proofErr w:type="spellStart"/>
+      <w:r>
+        <w:rPr>
+          <w:szCs w:val="20"/>
+        </w:rPr>
+        <w:t>Muhajirin</w:t>
+      </w:r>
+      <w:proofErr w:type="spellEnd"/>
+      <w:r>
+        <w:rPr>
+          <w:szCs w:val="20"/>
+        </w:rPr>
+        <w:t xml:space="preserve"> Batu Merah, Maluku. </w:t>
+      </w:r>
+      <w:r>
+        <w:rPr>
+          <w:i/>
+          <w:szCs w:val="20"/>
+        </w:rPr>
+        <w:t>BIKK (</w:t>
+      </w:r>
+      <w:proofErr w:type="spellStart"/>
+      <w:r>
+        <w:rPr>
+          <w:i/>
+          <w:szCs w:val="20"/>
+        </w:rPr>
+        <w:t>Buletin</w:t>
+      </w:r>
+      <w:proofErr w:type="spellEnd"/>
+      <w:r>
+        <w:rPr>
+          <w:i/>
+          <w:szCs w:val="20"/>
+        </w:rPr>
+        <w:t xml:space="preserve"> </w:t>
+      </w:r>
+      <w:proofErr w:type="spellStart"/>
+      <w:r>
+        <w:rPr>
+          <w:i/>
+          <w:szCs w:val="20"/>
+        </w:rPr>
+        <w:t>Ilmu</w:t>
+      </w:r>
+      <w:proofErr w:type="spellEnd"/>
+      <w:r>
+        <w:rPr>
+          <w:i/>
+          <w:szCs w:val="20"/>
+        </w:rPr>
+        <w:t xml:space="preserve"> Kebidanan dan Keperawatan), Vol. 2, No. 2 (2023)</w:t>
+      </w:r>
+      <w:r>
+        <w:rPr>
+          <w:szCs w:val="20"/>
+        </w:rPr>
+        <w:t>.</w:t>
       </w:r>
     </w:p>
     <w:p>
@@ -3781,32 +4301,29 @@
       </w:pPr>
       <w:r>
         <w:rPr>
-          <w:sz w:val="20"/>
-          <w:szCs w:val="20"/>
-        </w:rPr>
-        <w:t xml:space="preserve">9.	</w:t>
-      </w:r>
-      <w:r>
-        <w:rPr>
-          <w:sz w:val="20"/>
-          <w:szCs w:val="20"/>
-        </w:rPr>
+          <w:szCs w:val="20"/>
+        </w:rPr>
+        <w:t>9.</w:t>
+      </w:r>
+      <w:r>
+        <w:rPr>
+          <w:szCs w:val="20"/>
+        </w:rPr>
+        <w:tab/>
         <w:t xml:space="preserve">Perceptions of Pregnant Mothers in Stimulating the Fetus. </w:t>
       </w:r>
       <w:r>
         <w:rPr>
           <w:i/>
-          <w:sz w:val="20"/>
-          <w:szCs w:val="20"/>
-        </w:rPr>
-        <w:t xml:space="preserve">Indonesian Journal of Global Health Research, 4(4), 837–844, 2022</w:t>
-      </w:r>
-      <w:r>
-        <w:rPr>
-          <w:sz w:val="20"/>
-          <w:szCs w:val="20"/>
-        </w:rPr>
-        <w:t xml:space="preserve">.</w:t>
+          <w:szCs w:val="20"/>
+        </w:rPr>
+        <w:t>Indonesian Journal of Global Health Research, 4(4), 837–844, 2022</w:t>
+      </w:r>
+      <w:r>
+        <w:rPr>
+          <w:szCs w:val="20"/>
+        </w:rPr>
+        <w:t>.</w:t>
       </w:r>
     </w:p>
     <w:p>
@@ -3816,32 +4333,71 @@
       </w:pPr>
       <w:r>
         <w:rPr>
-          <w:sz w:val="20"/>
-          <w:szCs w:val="20"/>
-        </w:rPr>
-        <w:t xml:space="preserve">10.	</w:t>
-      </w:r>
-      <w:r>
-        <w:rPr>
-          <w:sz w:val="20"/>
-          <w:szCs w:val="20"/>
-        </w:rPr>
-        <w:t xml:space="preserve">Faktor determinan yang mempengaruhi stunting pada balita: scoping review. </w:t>
-      </w:r>
-      <w:r>
-        <w:rPr>
-          <w:i/>
-          <w:sz w:val="20"/>
-          <w:szCs w:val="20"/>
-        </w:rPr>
-        <w:t xml:space="preserve">Avicenna: Journal of Health Research, 5(2), 2022</w:t>
-      </w:r>
-      <w:r>
-        <w:rPr>
-          <w:sz w:val="20"/>
-          <w:szCs w:val="20"/>
-        </w:rPr>
-        <w:t xml:space="preserve">.</w:t>
+          <w:szCs w:val="20"/>
+        </w:rPr>
+        <w:t>10.</w:t>
+      </w:r>
+      <w:r>
+        <w:rPr>
+          <w:szCs w:val="20"/>
+        </w:rPr>
+        <w:tab/>
+        <w:t xml:space="preserve">Faktor </w:t>
+      </w:r>
+      <w:proofErr w:type="spellStart"/>
+      <w:r>
+        <w:rPr>
+          <w:szCs w:val="20"/>
+        </w:rPr>
+        <w:t>determinan</w:t>
+      </w:r>
+      <w:proofErr w:type="spellEnd"/>
+      <w:r>
+        <w:rPr>
+          <w:szCs w:val="20"/>
+        </w:rPr>
+        <w:t xml:space="preserve"> yang </w:t>
+      </w:r>
+      <w:proofErr w:type="spellStart"/>
+      <w:r>
+        <w:rPr>
+          <w:szCs w:val="20"/>
+        </w:rPr>
+        <w:t>mempengaruhi</w:t>
+      </w:r>
+      <w:proofErr w:type="spellEnd"/>
+      <w:r>
+        <w:rPr>
+          <w:szCs w:val="20"/>
+        </w:rPr>
+        <w:t xml:space="preserve"> stunting pada </w:t>
+      </w:r>
+      <w:proofErr w:type="spellStart"/>
+      <w:r>
+        <w:rPr>
+          <w:szCs w:val="20"/>
+        </w:rPr>
+        <w:t>balita</w:t>
+      </w:r>
+      <w:proofErr w:type="spellEnd"/>
+      <w:r>
+        <w:rPr>
+          <w:szCs w:val="20"/>
+        </w:rPr>
+        <w:t xml:space="preserve">: scoping review. </w:t>
+      </w:r>
+      <w:r>
+        <w:rPr>
+          <w:i/>
+          <w:szCs w:val="20"/>
+        </w:rPr>
+        <w:t>Avicenna: Journal of Health Research, 5(2), 2022</w:t>
+      </w:r>
+      <w:r>
+        <w:rPr>
+          <w:szCs w:val="20"/>
+        </w:rPr>
+        <w:t>.</w:t>
       </w:r>
     </w:p>
     <w:p>
@@ -3851,32 +4407,29 @@
       </w:pPr>
       <w:r>
         <w:rPr>
-          <w:sz w:val="20"/>
-          <w:szCs w:val="20"/>
-        </w:rPr>
-        <w:t xml:space="preserve">11.	</w:t>
-      </w:r>
-      <w:r>
-        <w:rPr>
-          <w:sz w:val="20"/>
-          <w:szCs w:val="20"/>
-        </w:rPr>
+          <w:szCs w:val="20"/>
+        </w:rPr>
+        <w:t>11.</w:t>
+      </w:r>
+      <w:r>
+        <w:rPr>
+          <w:szCs w:val="20"/>
+        </w:rPr>
+        <w:tab/>
         <w:t xml:space="preserve">An Analysis of Pharmacy Policy Implementation in Bantul Regency, Indonesia. </w:t>
       </w:r>
       <w:r>
         <w:rPr>
           <w:i/>
-          <w:sz w:val="20"/>
-          <w:szCs w:val="20"/>
-        </w:rPr>
-        <w:t xml:space="preserve">Journal of Public Health Sciences, 1(01), 1–15, 2022</w:t>
-      </w:r>
-      <w:r>
-        <w:rPr>
-          <w:sz w:val="20"/>
-          <w:szCs w:val="20"/>
-        </w:rPr>
-        <w:t xml:space="preserve">.</w:t>
+          <w:szCs w:val="20"/>
+        </w:rPr>
+        <w:t>Journal of Public Health Sciences, 1(01), 1–15, 2022</w:t>
+      </w:r>
+      <w:r>
+        <w:rPr>
+          <w:szCs w:val="20"/>
+        </w:rPr>
+        <w:t>.</w:t>
       </w:r>
     </w:p>
     <w:p>
@@ -3886,29 +4439,26 @@
       </w:pPr>
       <w:r>
         <w:rPr>
-          <w:sz w:val="20"/>
-          <w:szCs w:val="20"/>
-        </w:rPr>
-        <w:t xml:space="preserve">12.	</w:t>
-      </w:r>
-      <w:r>
-        <w:rPr>
-          <w:sz w:val="20"/>
-          <w:szCs w:val="20"/>
-        </w:rPr>
+          <w:szCs w:val="20"/>
+        </w:rPr>
+        <w:t>12.</w:t>
+      </w:r>
+      <w:r>
+        <w:rPr>
+          <w:szCs w:val="20"/>
+        </w:rPr>
+        <w:tab/>
         <w:t xml:space="preserve">Compliance with the Implementation of Health Protocols During the COVID-19 Pandemic for Employees in Hospitals. </w:t>
       </w:r>
       <w:r>
         <w:rPr>
           <w:i/>
-          <w:sz w:val="20"/>
-          <w:szCs w:val="20"/>
-        </w:rPr>
-        <w:t xml:space="preserve">HESMED, Vol. 2, No. 01, April 2023, pp. 1–6</w:t>
-      </w:r>
-      <w:r>
-        <w:rPr>
-          <w:sz w:val="20"/>
+          <w:szCs w:val="20"/>
+        </w:rPr>
+        <w:t>HESMED, Vol. 2, No. 01, April 2023, pp. 1–6</w:t>
+      </w:r>
+      <w:r>
+        <w:rPr>
           <w:szCs w:val="20"/>
         </w:rPr>
         <w:t xml:space="preserve"> (2022).</w:t>
@@ -3921,29 +4471,26 @@
       </w:pPr>
       <w:r>
         <w:rPr>
-          <w:sz w:val="20"/>
-          <w:szCs w:val="20"/>
-        </w:rPr>
-        <w:t xml:space="preserve">13.	</w:t>
-      </w:r>
-      <w:r>
-        <w:rPr>
-          <w:sz w:val="20"/>
-          <w:szCs w:val="20"/>
-        </w:rPr>
+          <w:szCs w:val="20"/>
+        </w:rPr>
+        <w:t>13.</w:t>
+      </w:r>
+      <w:r>
+        <w:rPr>
+          <w:szCs w:val="20"/>
+        </w:rPr>
+        <w:tab/>
         <w:t xml:space="preserve">Exploring the Benefits and Challenges of Artificial Intelligence (AI) in Nursing. </w:t>
       </w:r>
       <w:r>
         <w:rPr>
           <w:i/>
-          <w:sz w:val="20"/>
-          <w:szCs w:val="20"/>
-        </w:rPr>
-        <w:t xml:space="preserve">Engineering Science Letter, Vol. 2, No. 01, April 2023</w:t>
-      </w:r>
-      <w:r>
-        <w:rPr>
-          <w:sz w:val="20"/>
+          <w:szCs w:val="20"/>
+        </w:rPr>
+        <w:t>Engineering Science Letter, Vol. 2, No. 01, April 2023</w:t>
+      </w:r>
+      <w:r>
+        <w:rPr>
           <w:szCs w:val="20"/>
         </w:rPr>
         <w:t xml:space="preserve"> (2022).</w:t>
@@ -3956,29 +4503,40 @@
       </w:pPr>
       <w:r>
         <w:rPr>
-          <w:sz w:val="20"/>
-          <w:szCs w:val="20"/>
-        </w:rPr>
-        <w:t xml:space="preserve">14.	</w:t>
-      </w:r>
-      <w:r>
-        <w:rPr>
-          <w:sz w:val="20"/>
-          <w:szCs w:val="20"/>
-        </w:rPr>
-        <w:t xml:space="preserve">The Relationship Between Utilization of Health Service Center (Posyandu) and the Nutritional Status of Infants during the Pandemic. </w:t>
-      </w:r>
-      <w:r>
-        <w:rPr>
-          <w:i/>
-          <w:sz w:val="20"/>
-          <w:szCs w:val="20"/>
-        </w:rPr>
-        <w:t xml:space="preserve">Journal of Public Health Sciences (JPHS), Vol. 2, No. 01, pp. 42–48</w:t>
-      </w:r>
-      <w:r>
-        <w:rPr>
-          <w:sz w:val="20"/>
+          <w:szCs w:val="20"/>
+        </w:rPr>
+        <w:t>14.</w:t>
+      </w:r>
+      <w:r>
+        <w:rPr>
+          <w:szCs w:val="20"/>
+        </w:rPr>
+        <w:tab/>
+        <w:t>The Relationship Between Utilization of Health Service Center (</w:t>
+      </w:r>
+      <w:proofErr w:type="spellStart"/>
+      <w:r>
+        <w:rPr>
+          <w:szCs w:val="20"/>
+        </w:rPr>
+        <w:t>Posyandu</w:t>
+      </w:r>
+      <w:proofErr w:type="spellEnd"/>
+      <w:r>
+        <w:rPr>
+          <w:szCs w:val="20"/>
+        </w:rPr>
+        <w:t xml:space="preserve">) and the Nutritional Status of Infants during the Pandemic. </w:t>
+      </w:r>
+      <w:r>
+        <w:rPr>
+          <w:i/>
+          <w:szCs w:val="20"/>
+        </w:rPr>
+        <w:t>Journal of Public Health Sciences (JPHS), Vol. 2, No. 01, pp. 42–48</w:t>
+      </w:r>
+      <w:r>
+        <w:rPr>
           <w:szCs w:val="20"/>
         </w:rPr>
         <w:t xml:space="preserve"> (2022).</w:t>
@@ -3991,32 +4549,170 @@
       </w:pPr>
       <w:r>
         <w:rPr>
-          <w:sz w:val="20"/>
-          <w:szCs w:val="20"/>
-        </w:rPr>
-        <w:t xml:space="preserve">15.	</w:t>
-      </w:r>
-      <w:r>
-        <w:rPr>
-          <w:sz w:val="20"/>
-          <w:szCs w:val="20"/>
-        </w:rPr>
-        <w:t xml:space="preserve">Penerapan metode flipped classroom dengan problem based learning pada mata kuliah KB dan kesehatan reproduksi: quasi eksperimen. </w:t>
-      </w:r>
-      <w:r>
-        <w:rPr>
-          <w:i/>
-          <w:sz w:val="20"/>
-          <w:szCs w:val="20"/>
-        </w:rPr>
-        <w:t xml:space="preserve">International Seminar on Language, Education, and Culture (ISoLEC), Vol. 6, No. 1 (2022)</w:t>
-      </w:r>
-      <w:r>
-        <w:rPr>
-          <w:sz w:val="20"/>
-          <w:szCs w:val="20"/>
-        </w:rPr>
-        <w:t xml:space="preserve">.</w:t>
+          <w:szCs w:val="20"/>
+        </w:rPr>
+        <w:t>15.</w:t>
+      </w:r>
+      <w:r>
+        <w:rPr>
+          <w:szCs w:val="20"/>
+        </w:rPr>
+        <w:tab/>
+      </w:r>
+      <w:proofErr w:type="spellStart"/>
+      <w:r>
+        <w:rPr>
+          <w:szCs w:val="20"/>
+        </w:rPr>
+        <w:t>Penerapan</w:t>
+      </w:r>
+      <w:proofErr w:type="spellEnd"/>
+      <w:r>
+        <w:rPr>
+          <w:szCs w:val="20"/>
+        </w:rPr>
+        <w:t xml:space="preserve"> </w:t>
+      </w:r>
+      <w:proofErr w:type="spellStart"/>
+      <w:r>
+        <w:rPr>
+          <w:szCs w:val="20"/>
+        </w:rPr>
+        <w:t>metode</w:t>
+      </w:r>
+      <w:proofErr w:type="spellEnd"/>
+      <w:r>
+        <w:rPr>
+          <w:szCs w:val="20"/>
+        </w:rPr>
+        <w:t xml:space="preserve"> flipped classroom </w:t>
+      </w:r>
+      <w:proofErr w:type="spellStart"/>
+      <w:r>
+        <w:rPr>
+          <w:szCs w:val="20"/>
+        </w:rPr>
+        <w:t>dengan</w:t>
+      </w:r>
+      <w:proofErr w:type="spellEnd"/>
+      <w:r>
+        <w:rPr>
+          <w:szCs w:val="20"/>
+        </w:rPr>
+        <w:t xml:space="preserve"> </w:t>
+      </w:r>
+      <w:proofErr w:type="gramStart"/>
+      <w:r>
+        <w:rPr>
+          <w:szCs w:val="20"/>
+        </w:rPr>
+        <w:t>problem based</w:t>
+      </w:r>
+      <w:proofErr w:type="gramEnd"/>
+      <w:r>
+        <w:rPr>
+          <w:szCs w:val="20"/>
+        </w:rPr>
+        <w:t xml:space="preserve"> learning pada </w:t>
+      </w:r>
+      <w:proofErr w:type="spellStart"/>
+      <w:r>
+        <w:rPr>
+          <w:szCs w:val="20"/>
+        </w:rPr>
+        <w:t>mata</w:t>
+      </w:r>
+      <w:proofErr w:type="spellEnd"/>
+      <w:r>
+        <w:rPr>
+          <w:szCs w:val="20"/>
+        </w:rPr>
+        <w:t xml:space="preserve"> </w:t>
+      </w:r>
+      <w:proofErr w:type="spellStart"/>
+      <w:r>
+        <w:rPr>
+          <w:szCs w:val="20"/>
+        </w:rPr>
+        <w:t>kuliah</w:t>
+      </w:r>
+      <w:proofErr w:type="spellEnd"/>
+      <w:r>
+        <w:rPr>
+          <w:szCs w:val="20"/>
+        </w:rPr>
+        <w:t xml:space="preserve"> KB dan </w:t>
+      </w:r>
+      <w:proofErr w:type="spellStart"/>
+      <w:r>
+        <w:rPr>
+          <w:szCs w:val="20"/>
+        </w:rPr>
+        <w:t>kesehatan</w:t>
+      </w:r>
+      <w:proofErr w:type="spellEnd"/>
+      <w:r>
+        <w:rPr>
+          <w:szCs w:val="20"/>
+        </w:rPr>
+        <w:t xml:space="preserve"> </w:t>
+      </w:r>
+      <w:proofErr w:type="spellStart"/>
+      <w:r>
+        <w:rPr>
+          <w:szCs w:val="20"/>
+        </w:rPr>
+        <w:t>reproduksi</w:t>
+      </w:r>
+      <w:proofErr w:type="spellEnd"/>
+      <w:r>
+        <w:rPr>
+          <w:szCs w:val="20"/>
+        </w:rPr>
+        <w:t xml:space="preserve">: quasi </w:t>
+      </w:r>
+      <w:proofErr w:type="spellStart"/>
+      <w:r>
+        <w:rPr>
+          <w:szCs w:val="20"/>
+        </w:rPr>
+        <w:t>eksperimen</w:t>
+      </w:r>
+      <w:proofErr w:type="spellEnd"/>
+      <w:r>
+        <w:rPr>
+          <w:szCs w:val="20"/>
+        </w:rPr>
+        <w:t xml:space="preserve">. </w:t>
+      </w:r>
+      <w:r>
+        <w:rPr>
+          <w:i/>
+          <w:szCs w:val="20"/>
+        </w:rPr>
+        <w:t>International Seminar on Language, Education, and Culture (</w:t>
+      </w:r>
+      <w:proofErr w:type="spellStart"/>
+      <w:r>
+        <w:rPr>
+          <w:i/>
+          <w:szCs w:val="20"/>
+        </w:rPr>
+        <w:t>ISoLEC</w:t>
+      </w:r>
+      <w:proofErr w:type="spellEnd"/>
+      <w:r>
+        <w:rPr>
+          <w:i/>
+          <w:szCs w:val="20"/>
+        </w:rPr>
+        <w:t>), Vol. 6, No. 1 (2022)</w:t>
+      </w:r>
+      <w:r>
+        <w:rPr>
+          <w:szCs w:val="20"/>
+        </w:rPr>
+        <w:t>.</w:t>
       </w:r>
     </w:p>
     <w:p>
@@ -4026,32 +4722,29 @@
       </w:pPr>
       <w:r>
         <w:rPr>
-          <w:sz w:val="20"/>
-          <w:szCs w:val="20"/>
-        </w:rPr>
-        <w:t xml:space="preserve">16.	</w:t>
-      </w:r>
-      <w:r>
-        <w:rPr>
-          <w:sz w:val="20"/>
-          <w:szCs w:val="20"/>
-        </w:rPr>
+          <w:szCs w:val="20"/>
+        </w:rPr>
+        <w:t>16.</w:t>
+      </w:r>
+      <w:r>
+        <w:rPr>
+          <w:szCs w:val="20"/>
+        </w:rPr>
+        <w:tab/>
         <w:t xml:space="preserve">Strategies for handling dysmenorrhea in adolescents. </w:t>
       </w:r>
       <w:r>
         <w:rPr>
           <w:i/>
-          <w:sz w:val="20"/>
-          <w:szCs w:val="20"/>
-        </w:rPr>
-        <w:t xml:space="preserve">International Journal of Health &amp; Medical Sciences, Vol. 5, No. 4 (2022)</w:t>
-      </w:r>
-      <w:r>
-        <w:rPr>
-          <w:sz w:val="20"/>
-          <w:szCs w:val="20"/>
-        </w:rPr>
-        <w:t xml:space="preserve">.</w:t>
+          <w:szCs w:val="20"/>
+        </w:rPr>
+        <w:t>International Journal of Health &amp; Medical Sciences, Vol. 5, No. 4 (2022)</w:t>
+      </w:r>
+      <w:r>
+        <w:rPr>
+          <w:szCs w:val="20"/>
+        </w:rPr>
+        <w:t>.</w:t>
       </w:r>
     </w:p>
     <w:p>
@@ -4061,32 +4754,29 @@
       </w:pPr>
       <w:r>
         <w:rPr>
-          <w:sz w:val="20"/>
-          <w:szCs w:val="20"/>
-        </w:rPr>
-        <w:t xml:space="preserve">17.	</w:t>
-      </w:r>
-      <w:r>
-        <w:rPr>
-          <w:sz w:val="20"/>
-          <w:szCs w:val="20"/>
-        </w:rPr>
+          <w:szCs w:val="20"/>
+        </w:rPr>
+        <w:t>17.</w:t>
+      </w:r>
+      <w:r>
+        <w:rPr>
+          <w:szCs w:val="20"/>
+        </w:rPr>
+        <w:tab/>
         <w:t xml:space="preserve">The characteristics of neonatal outcomes of HIV-infected mothers with the use of antiretrovirals (ARVs). </w:t>
       </w:r>
       <w:r>
         <w:rPr>
           <w:i/>
-          <w:sz w:val="20"/>
-          <w:szCs w:val="20"/>
-        </w:rPr>
-        <w:t xml:space="preserve">International Journal of Health &amp; Medical Sciences, Vol. 5, No. 4 (2022)</w:t>
-      </w:r>
-      <w:r>
-        <w:rPr>
-          <w:sz w:val="20"/>
-          <w:szCs w:val="20"/>
-        </w:rPr>
-        <w:t xml:space="preserve">.</w:t>
+          <w:szCs w:val="20"/>
+        </w:rPr>
+        <w:t>International Journal of Health &amp; Medical Sciences, Vol. 5, No. 4 (2022)</w:t>
+      </w:r>
+      <w:r>
+        <w:rPr>
+          <w:szCs w:val="20"/>
+        </w:rPr>
+        <w:t>.</w:t>
       </w:r>
     </w:p>
     <w:p>
@@ -4096,32 +4786,45 @@
       </w:pPr>
       <w:r>
         <w:rPr>
-          <w:sz w:val="20"/>
-          <w:szCs w:val="20"/>
-        </w:rPr>
-        <w:t xml:space="preserve">18.	</w:t>
-      </w:r>
-      <w:r>
-        <w:rPr>
-          <w:sz w:val="20"/>
-          <w:szCs w:val="20"/>
-        </w:rPr>
+          <w:szCs w:val="20"/>
+        </w:rPr>
+        <w:t>18.</w:t>
+      </w:r>
+      <w:r>
+        <w:rPr>
+          <w:szCs w:val="20"/>
+        </w:rPr>
+        <w:tab/>
         <w:t xml:space="preserve">The Prevention of Mother-to-Child HIV/AIDS Transmission at Public Health Centers: A Phenomenology Study. </w:t>
       </w:r>
       <w:r>
         <w:rPr>
           <w:i/>
-          <w:sz w:val="20"/>
-          <w:szCs w:val="20"/>
-        </w:rPr>
-        <w:t xml:space="preserve">The Open Nursing Journal, Vol. 15, pp. 195–203 (2021). Publisher ID: TONURSJ-15-195. doi: 10.2174/1874434602115010195</w:t>
-      </w:r>
-      <w:r>
-        <w:rPr>
-          <w:sz w:val="20"/>
-          <w:szCs w:val="20"/>
-        </w:rPr>
-        <w:t xml:space="preserve">.</w:t>
+          <w:szCs w:val="20"/>
+        </w:rPr>
+        <w:t xml:space="preserve">The Open Nursing Journal, Vol. 15, pp. 195–203 (2021). Publisher ID: TONURSJ-15-195. </w:t>
+      </w:r>
+      <w:proofErr w:type="spellStart"/>
+      <w:r>
+        <w:rPr>
+          <w:i/>
+          <w:szCs w:val="20"/>
+        </w:rPr>
+        <w:t>doi</w:t>
+      </w:r>
+      <w:proofErr w:type="spellEnd"/>
+      <w:r>
+        <w:rPr>
+          <w:i/>
+          <w:szCs w:val="20"/>
+        </w:rPr>
+        <w:t>: 10.2174/1874434602115010195</w:t>
+      </w:r>
+      <w:r>
+        <w:rPr>
+          <w:szCs w:val="20"/>
+        </w:rPr>
+        <w:t>.</w:t>
       </w:r>
     </w:p>
     <w:p>
@@ -4131,32 +4834,29 @@
       </w:pPr>
       <w:r>
         <w:rPr>
-          <w:sz w:val="20"/>
-          <w:szCs w:val="20"/>
-        </w:rPr>
-        <w:t xml:space="preserve">19.	</w:t>
-      </w:r>
-      <w:r>
-        <w:rPr>
-          <w:sz w:val="20"/>
-          <w:szCs w:val="20"/>
-        </w:rPr>
+          <w:szCs w:val="20"/>
+        </w:rPr>
+        <w:t>19.</w:t>
+      </w:r>
+      <w:r>
+        <w:rPr>
+          <w:szCs w:val="20"/>
+        </w:rPr>
+        <w:tab/>
         <w:t xml:space="preserve">Husband's support in the taking-hold phase of postpartum (Phenomenology study). </w:t>
       </w:r>
       <w:r>
         <w:rPr>
           <w:i/>
-          <w:sz w:val="20"/>
-          <w:szCs w:val="20"/>
-        </w:rPr>
-        <w:t xml:space="preserve">Open Access Macedonian Journal of Medical Sciences, Vol. 9, Issue T4 (2021)</w:t>
-      </w:r>
-      <w:r>
-        <w:rPr>
-          <w:sz w:val="20"/>
-          <w:szCs w:val="20"/>
-        </w:rPr>
-        <w:t xml:space="preserve">.</w:t>
+          <w:szCs w:val="20"/>
+        </w:rPr>
+        <w:t>Open Access Macedonian Journal of Medical Sciences, Vol. 9, Issue T4 (2021)</w:t>
+      </w:r>
+      <w:r>
+        <w:rPr>
+          <w:szCs w:val="20"/>
+        </w:rPr>
+        <w:t>.</w:t>
       </w:r>
     </w:p>
     <w:p>
@@ -4166,32 +4866,29 @@
       </w:pPr>
       <w:r>
         <w:rPr>
-          <w:sz w:val="20"/>
-          <w:szCs w:val="20"/>
-        </w:rPr>
-        <w:t xml:space="preserve">20.	</w:t>
-      </w:r>
-      <w:r>
-        <w:rPr>
-          <w:sz w:val="20"/>
-          <w:szCs w:val="20"/>
-        </w:rPr>
+          <w:szCs w:val="20"/>
+        </w:rPr>
+        <w:t>20.</w:t>
+      </w:r>
+      <w:r>
+        <w:rPr>
+          <w:szCs w:val="20"/>
+        </w:rPr>
+        <w:tab/>
         <w:t xml:space="preserve">The correlation between parity and husband’s support with the choice of intra-uterine device contraception at work area of Sleman Health Center. </w:t>
       </w:r>
       <w:r>
         <w:rPr>
           <w:i/>
-          <w:sz w:val="20"/>
-          <w:szCs w:val="20"/>
-        </w:rPr>
-        <w:t xml:space="preserve">Pakistan Journal of Medical and Health Sciences, Vol. 15, Issue 2 (2021)</w:t>
-      </w:r>
-      <w:r>
-        <w:rPr>
-          <w:sz w:val="20"/>
-          <w:szCs w:val="20"/>
-        </w:rPr>
-        <w:t xml:space="preserve">.</w:t>
+          <w:szCs w:val="20"/>
+        </w:rPr>
+        <w:t>Pakistan Journal of Medical and Health Sciences, Vol. 15, Issue 2 (2021)</w:t>
+      </w:r>
+      <w:r>
+        <w:rPr>
+          <w:szCs w:val="20"/>
+        </w:rPr>
+        <w:t>.</w:t>
       </w:r>
     </w:p>
     <w:p>
@@ -4201,32 +4898,29 @@
       </w:pPr>
       <w:r>
         <w:rPr>
-          <w:sz w:val="20"/>
-          <w:szCs w:val="20"/>
-        </w:rPr>
-        <w:t xml:space="preserve">21.	</w:t>
-      </w:r>
-      <w:r>
-        <w:rPr>
-          <w:sz w:val="20"/>
-          <w:szCs w:val="20"/>
-        </w:rPr>
+          <w:szCs w:val="20"/>
+        </w:rPr>
+        <w:t>21.</w:t>
+      </w:r>
+      <w:r>
+        <w:rPr>
+          <w:szCs w:val="20"/>
+        </w:rPr>
+        <w:tab/>
         <w:t xml:space="preserve">The image of age and occupation toward exclusive breastfeeding success in the working area of Turi primary health center, Sleman District, Yogyakarta. </w:t>
       </w:r>
       <w:r>
         <w:rPr>
           <w:i/>
-          <w:sz w:val="20"/>
-          <w:szCs w:val="20"/>
-        </w:rPr>
-        <w:t xml:space="preserve">Pakistan Journal of Medical and Health Sciences, Vol. 15, Issue 2 (2021)</w:t>
-      </w:r>
-      <w:r>
-        <w:rPr>
-          <w:sz w:val="20"/>
-          <w:szCs w:val="20"/>
-        </w:rPr>
-        <w:t xml:space="preserve">.</w:t>
+          <w:szCs w:val="20"/>
+        </w:rPr>
+        <w:t>Pakistan Journal of Medical and Health Sciences, Vol. 15, Issue 2 (2021)</w:t>
+      </w:r>
+      <w:r>
+        <w:rPr>
+          <w:szCs w:val="20"/>
+        </w:rPr>
+        <w:t>.</w:t>
       </w:r>
     </w:p>
     <w:p>
@@ -4236,32 +4930,30 @@
       </w:pPr>
       <w:r>
         <w:rPr>
-          <w:sz w:val="20"/>
-          <w:szCs w:val="20"/>
-        </w:rPr>
-        <w:t xml:space="preserve">22.	</w:t>
-      </w:r>
-      <w:r>
-        <w:rPr>
-          <w:sz w:val="20"/>
-          <w:szCs w:val="20"/>
-        </w:rPr>
+          <w:szCs w:val="20"/>
+        </w:rPr>
+        <w:lastRenderedPageBreak/>
+        <w:t>22.</w:t>
+      </w:r>
+      <w:r>
+        <w:rPr>
+          <w:szCs w:val="20"/>
+        </w:rPr>
+        <w:tab/>
         <w:t xml:space="preserve">Implementation of health promotion methods for the prevention of mother-to-child HIV transmission among pregnant women: A literature review. </w:t>
       </w:r>
       <w:r>
         <w:rPr>
           <w:i/>
-          <w:sz w:val="20"/>
-          <w:szCs w:val="20"/>
-        </w:rPr>
-        <w:t xml:space="preserve">Systematic Reviews in Pharmacy, Vol. 11, Issue 10 (2020)</w:t>
-      </w:r>
-      <w:r>
-        <w:rPr>
-          <w:sz w:val="20"/>
-          <w:szCs w:val="20"/>
-        </w:rPr>
-        <w:t xml:space="preserve">.</w:t>
+          <w:szCs w:val="20"/>
+        </w:rPr>
+        <w:t>Systematic Reviews in Pharmacy, Vol. 11, Issue 10 (2020)</w:t>
+      </w:r>
+      <w:r>
+        <w:rPr>
+          <w:szCs w:val="20"/>
+        </w:rPr>
+        <w:t>.</w:t>
       </w:r>
     </w:p>
     <w:p>
@@ -4271,29 +4963,81 @@
       </w:pPr>
       <w:r>
         <w:rPr>
-          <w:sz w:val="20"/>
-          <w:szCs w:val="20"/>
-        </w:rPr>
-        <w:t xml:space="preserve">23.	</w:t>
-      </w:r>
-      <w:r>
-        <w:rPr>
-          <w:sz w:val="20"/>
-          <w:szCs w:val="20"/>
-        </w:rPr>
-        <w:t xml:space="preserve">Hambatan dan Harapan Ibu Hamil dalam Melakukan Stimulasi pada Janin. </w:t>
-      </w:r>
-      <w:r>
-        <w:rPr>
-          <w:i/>
-          <w:sz w:val="20"/>
-          <w:szCs w:val="20"/>
-        </w:rPr>
-        <w:t xml:space="preserve">UNISA Yogyakarta</w:t>
-      </w:r>
-      <w:r>
-        <w:rPr>
-          <w:sz w:val="20"/>
+          <w:szCs w:val="20"/>
+        </w:rPr>
+        <w:t>23.</w:t>
+      </w:r>
+      <w:r>
+        <w:rPr>
+          <w:szCs w:val="20"/>
+        </w:rPr>
+        <w:tab/>
+      </w:r>
+      <w:proofErr w:type="spellStart"/>
+      <w:r>
+        <w:rPr>
+          <w:szCs w:val="20"/>
+        </w:rPr>
+        <w:t>Hambatan</w:t>
+      </w:r>
+      <w:proofErr w:type="spellEnd"/>
+      <w:r>
+        <w:rPr>
+          <w:szCs w:val="20"/>
+        </w:rPr>
+        <w:t xml:space="preserve"> dan Harapan Ibu Hamil </w:t>
+      </w:r>
+      <w:proofErr w:type="spellStart"/>
+      <w:r>
+        <w:rPr>
+          <w:szCs w:val="20"/>
+        </w:rPr>
+        <w:t>dalam</w:t>
+      </w:r>
+      <w:proofErr w:type="spellEnd"/>
+      <w:r>
+        <w:rPr>
+          <w:szCs w:val="20"/>
+        </w:rPr>
+        <w:t xml:space="preserve"> </w:t>
+      </w:r>
+      <w:proofErr w:type="spellStart"/>
+      <w:r>
+        <w:rPr>
+          <w:szCs w:val="20"/>
+        </w:rPr>
+        <w:t>Melakukan</w:t>
+      </w:r>
+      <w:proofErr w:type="spellEnd"/>
+      <w:r>
+        <w:rPr>
+          <w:szCs w:val="20"/>
+        </w:rPr>
+        <w:t xml:space="preserve"> </w:t>
+      </w:r>
+      <w:proofErr w:type="spellStart"/>
+      <w:r>
+        <w:rPr>
+          <w:szCs w:val="20"/>
+        </w:rPr>
+        <w:t>Stimulasi</w:t>
+      </w:r>
+      <w:proofErr w:type="spellEnd"/>
+      <w:r>
+        <w:rPr>
+          <w:szCs w:val="20"/>
+        </w:rPr>
+        <w:t xml:space="preserve"> pada Janin. </w:t>
+      </w:r>
+      <w:r>
+        <w:rPr>
+          <w:i/>
+          <w:szCs w:val="20"/>
+        </w:rPr>
+        <w:t>UNISA Yogyakarta</w:t>
+      </w:r>
+      <w:r>
+        <w:rPr>
           <w:szCs w:val="20"/>
         </w:rPr>
         <w:t xml:space="preserve"> (2021).</w:t>
@@ -4306,29 +5050,40 @@
       </w:pPr>
       <w:r>
         <w:rPr>
-          <w:sz w:val="20"/>
-          <w:szCs w:val="20"/>
-        </w:rPr>
-        <w:t xml:space="preserve">24.	</w:t>
-      </w:r>
-      <w:r>
-        <w:rPr>
-          <w:sz w:val="20"/>
-          <w:szCs w:val="20"/>
-        </w:rPr>
-        <w:t xml:space="preserve">Effectiveness of Health Cadres and Video Towards Knowledge About HIV/AIDS Prevention in Balecatur Village, Sleman, Yogyakarta. </w:t>
-      </w:r>
-      <w:r>
-        <w:rPr>
-          <w:i/>
-          <w:sz w:val="20"/>
-          <w:szCs w:val="20"/>
-        </w:rPr>
-        <w:t xml:space="preserve">UNISA Yogyakarta</w:t>
-      </w:r>
-      <w:r>
-        <w:rPr>
-          <w:sz w:val="20"/>
+          <w:szCs w:val="20"/>
+        </w:rPr>
+        <w:t>24.</w:t>
+      </w:r>
+      <w:r>
+        <w:rPr>
+          <w:szCs w:val="20"/>
+        </w:rPr>
+        <w:tab/>
+        <w:t xml:space="preserve">Effectiveness of Health Cadres and Video Towards Knowledge About HIV/AIDS Prevention in </w:t>
+      </w:r>
+      <w:proofErr w:type="spellStart"/>
+      <w:r>
+        <w:rPr>
+          <w:szCs w:val="20"/>
+        </w:rPr>
+        <w:t>Balecatur</w:t>
+      </w:r>
+      <w:proofErr w:type="spellEnd"/>
+      <w:r>
+        <w:rPr>
+          <w:szCs w:val="20"/>
+        </w:rPr>
+        <w:t xml:space="preserve"> Village, Sleman, Yogyakarta. </w:t>
+      </w:r>
+      <w:r>
+        <w:rPr>
+          <w:i/>
+          <w:szCs w:val="20"/>
+        </w:rPr>
+        <w:t>UNISA Yogyakarta</w:t>
+      </w:r>
+      <w:r>
+        <w:rPr>
           <w:szCs w:val="20"/>
         </w:rPr>
         <w:t xml:space="preserve"> (2020).</w:t>
@@ -4341,29 +5096,123 @@
       </w:pPr>
       <w:r>
         <w:rPr>
-          <w:sz w:val="20"/>
-          <w:szCs w:val="20"/>
-        </w:rPr>
-        <w:t xml:space="preserve">25.	</w:t>
-      </w:r>
-      <w:r>
-        <w:rPr>
-          <w:sz w:val="20"/>
-          <w:szCs w:val="20"/>
-        </w:rPr>
-        <w:t xml:space="preserve">Deteksi dini kanker serviks dengan IVA test pada kelompok rentan HIV. </w:t>
-      </w:r>
-      <w:r>
-        <w:rPr>
-          <w:i/>
-          <w:sz w:val="20"/>
-          <w:szCs w:val="20"/>
-        </w:rPr>
-        <w:t xml:space="preserve">UNISA Yogyakarta</w:t>
-      </w:r>
-      <w:r>
-        <w:rPr>
-          <w:sz w:val="20"/>
+          <w:szCs w:val="20"/>
+        </w:rPr>
+        <w:t>25.</w:t>
+      </w:r>
+      <w:r>
+        <w:rPr>
+          <w:szCs w:val="20"/>
+        </w:rPr>
+        <w:tab/>
+      </w:r>
+      <w:proofErr w:type="spellStart"/>
+      <w:r>
+        <w:rPr>
+          <w:szCs w:val="20"/>
+        </w:rPr>
+        <w:t>Deteksi</w:t>
+      </w:r>
+      <w:proofErr w:type="spellEnd"/>
+      <w:r>
+        <w:rPr>
+          <w:szCs w:val="20"/>
+        </w:rPr>
+        <w:t xml:space="preserve"> </w:t>
+      </w:r>
+      <w:proofErr w:type="spellStart"/>
+      <w:r>
+        <w:rPr>
+          <w:szCs w:val="20"/>
+        </w:rPr>
+        <w:t>dini</w:t>
+      </w:r>
+      <w:proofErr w:type="spellEnd"/>
+      <w:r>
+        <w:rPr>
+          <w:szCs w:val="20"/>
+        </w:rPr>
+        <w:t xml:space="preserve"> </w:t>
+      </w:r>
+      <w:proofErr w:type="spellStart"/>
+      <w:r>
+        <w:rPr>
+          <w:szCs w:val="20"/>
+        </w:rPr>
+        <w:t>kanker</w:t>
+      </w:r>
+      <w:proofErr w:type="spellEnd"/>
+      <w:r>
+        <w:rPr>
+          <w:szCs w:val="20"/>
+        </w:rPr>
+        <w:t xml:space="preserve"> </w:t>
+      </w:r>
+      <w:proofErr w:type="spellStart"/>
+      <w:r>
+        <w:rPr>
+          <w:szCs w:val="20"/>
+        </w:rPr>
+        <w:t>serviks</w:t>
+      </w:r>
+      <w:proofErr w:type="spellEnd"/>
+      <w:r>
+        <w:rPr>
+          <w:szCs w:val="20"/>
+        </w:rPr>
+        <w:t xml:space="preserve"> </w:t>
+      </w:r>
+      <w:proofErr w:type="spellStart"/>
+      <w:r>
+        <w:rPr>
+          <w:szCs w:val="20"/>
+        </w:rPr>
+        <w:t>dengan</w:t>
+      </w:r>
+      <w:proofErr w:type="spellEnd"/>
+      <w:r>
+        <w:rPr>
+          <w:szCs w:val="20"/>
+        </w:rPr>
+        <w:t xml:space="preserve"> IVA test pada </w:t>
+      </w:r>
+      <w:proofErr w:type="spellStart"/>
+      <w:r>
+        <w:rPr>
+          <w:szCs w:val="20"/>
+        </w:rPr>
+        <w:t>kelompok</w:t>
+      </w:r>
+      <w:proofErr w:type="spellEnd"/>
+      <w:r>
+        <w:rPr>
+          <w:szCs w:val="20"/>
+        </w:rPr>
+        <w:t xml:space="preserve"> </w:t>
+      </w:r>
+      <w:proofErr w:type="spellStart"/>
+      <w:r>
+        <w:rPr>
+          <w:szCs w:val="20"/>
+        </w:rPr>
+        <w:t>rentan</w:t>
+      </w:r>
+      <w:proofErr w:type="spellEnd"/>
+      <w:r>
+        <w:rPr>
+          <w:szCs w:val="20"/>
+        </w:rPr>
+        <w:t xml:space="preserve"> HIV. </w:t>
+      </w:r>
+      <w:r>
+        <w:rPr>
+          <w:i/>
+          <w:szCs w:val="20"/>
+        </w:rPr>
+        <w:t>UNISA Yogyakarta</w:t>
+      </w:r>
+      <w:r>
+        <w:rPr>
           <w:szCs w:val="20"/>
         </w:rPr>
         <w:t xml:space="preserve"> (2019).</w:t>
@@ -4376,29 +5225,54 @@
       </w:pPr>
       <w:r>
         <w:rPr>
-          <w:sz w:val="20"/>
-          <w:szCs w:val="20"/>
-        </w:rPr>
-        <w:t xml:space="preserve">26.	</w:t>
-      </w:r>
-      <w:r>
-        <w:rPr>
-          <w:sz w:val="20"/>
-          <w:szCs w:val="20"/>
-        </w:rPr>
-        <w:t xml:space="preserve">Factors influencing stigma to lesbian, gay, bisexual and transgender (LGBT) among teenagers at Ngaran Village, Gamping, Sleman, Indonesia. </w:t>
-      </w:r>
-      <w:r>
-        <w:rPr>
-          <w:i/>
-          <w:sz w:val="20"/>
-          <w:szCs w:val="20"/>
-        </w:rPr>
-        <w:t xml:space="preserve">UNISA Yogyakarta</w:t>
-      </w:r>
-      <w:r>
-        <w:rPr>
-          <w:sz w:val="20"/>
+          <w:szCs w:val="20"/>
+        </w:rPr>
+        <w:t>26.</w:t>
+      </w:r>
+      <w:r>
+        <w:rPr>
+          <w:szCs w:val="20"/>
+        </w:rPr>
+        <w:tab/>
+        <w:t xml:space="preserve">Factors influencing stigma to lesbian, gay, bisexual and transgender (LGBT) among teenagers at </w:t>
+      </w:r>
+      <w:proofErr w:type="spellStart"/>
+      <w:r>
+        <w:rPr>
+          <w:szCs w:val="20"/>
+        </w:rPr>
+        <w:t>Ngaran</w:t>
+      </w:r>
+      <w:proofErr w:type="spellEnd"/>
+      <w:r>
+        <w:rPr>
+          <w:szCs w:val="20"/>
+        </w:rPr>
+        <w:t xml:space="preserve"> Village, </w:t>
+      </w:r>
+      <w:proofErr w:type="spellStart"/>
+      <w:r>
+        <w:rPr>
+          <w:szCs w:val="20"/>
+        </w:rPr>
+        <w:t>Gamping</w:t>
+      </w:r>
+      <w:proofErr w:type="spellEnd"/>
+      <w:r>
+        <w:rPr>
+          <w:szCs w:val="20"/>
+        </w:rPr>
+        <w:t xml:space="preserve">, Sleman, Indonesia. </w:t>
+      </w:r>
+      <w:r>
+        <w:rPr>
+          <w:i/>
+          <w:szCs w:val="20"/>
+        </w:rPr>
+        <w:t>UNISA Yogyakarta</w:t>
+      </w:r>
+      <w:r>
+        <w:rPr>
           <w:szCs w:val="20"/>
         </w:rPr>
         <w:t xml:space="preserve"> (2018).</w:t>
@@ -4411,29 +5285,137 @@
       </w:pPr>
       <w:r>
         <w:rPr>
-          <w:sz w:val="20"/>
-          <w:szCs w:val="20"/>
-        </w:rPr>
-        <w:t xml:space="preserve">27.	</w:t>
-      </w:r>
-      <w:r>
-        <w:rPr>
-          <w:sz w:val="20"/>
-          <w:szCs w:val="20"/>
-        </w:rPr>
-        <w:t xml:space="preserve">Pengaruh dukungan sosial dalam keberhasilan menyusui di RSUD Panembahan Senopati Bantul. </w:t>
-      </w:r>
-      <w:r>
-        <w:rPr>
-          <w:i/>
-          <w:sz w:val="20"/>
-          <w:szCs w:val="20"/>
-        </w:rPr>
-        <w:t xml:space="preserve">Proceeding APPPTM 7th</w:t>
-      </w:r>
-      <w:r>
-        <w:rPr>
-          <w:sz w:val="20"/>
+          <w:szCs w:val="20"/>
+        </w:rPr>
+        <w:t>27.</w:t>
+      </w:r>
+      <w:r>
+        <w:rPr>
+          <w:szCs w:val="20"/>
+        </w:rPr>
+        <w:tab/>
+      </w:r>
+      <w:proofErr w:type="spellStart"/>
+      <w:r>
+        <w:rPr>
+          <w:szCs w:val="20"/>
+        </w:rPr>
+        <w:t>Pengaruh</w:t>
+      </w:r>
+      <w:proofErr w:type="spellEnd"/>
+      <w:r>
+        <w:rPr>
+          <w:szCs w:val="20"/>
+        </w:rPr>
+        <w:t xml:space="preserve"> </w:t>
+      </w:r>
+      <w:proofErr w:type="spellStart"/>
+      <w:r>
+        <w:rPr>
+          <w:szCs w:val="20"/>
+        </w:rPr>
+        <w:t>dukungan</w:t>
+      </w:r>
+      <w:proofErr w:type="spellEnd"/>
+      <w:r>
+        <w:rPr>
+          <w:szCs w:val="20"/>
+        </w:rPr>
+        <w:t xml:space="preserve"> </w:t>
+      </w:r>
+      <w:proofErr w:type="spellStart"/>
+      <w:r>
+        <w:rPr>
+          <w:szCs w:val="20"/>
+        </w:rPr>
+        <w:t>sosial</w:t>
+      </w:r>
+      <w:proofErr w:type="spellEnd"/>
+      <w:r>
+        <w:rPr>
+          <w:szCs w:val="20"/>
+        </w:rPr>
+        <w:t xml:space="preserve"> </w:t>
+      </w:r>
+      <w:proofErr w:type="spellStart"/>
+      <w:r>
+        <w:rPr>
+          <w:szCs w:val="20"/>
+        </w:rPr>
+        <w:t>dalam</w:t>
+      </w:r>
+      <w:proofErr w:type="spellEnd"/>
+      <w:r>
+        <w:rPr>
+          <w:szCs w:val="20"/>
+        </w:rPr>
+        <w:t xml:space="preserve"> </w:t>
+      </w:r>
+      <w:proofErr w:type="spellStart"/>
+      <w:r>
+        <w:rPr>
+          <w:szCs w:val="20"/>
+        </w:rPr>
+        <w:t>keberhasilan</w:t>
+      </w:r>
+      <w:proofErr w:type="spellEnd"/>
+      <w:r>
+        <w:rPr>
+          <w:szCs w:val="20"/>
+        </w:rPr>
+        <w:t xml:space="preserve"> </w:t>
+      </w:r>
+      <w:proofErr w:type="spellStart"/>
+      <w:r>
+        <w:rPr>
+          <w:szCs w:val="20"/>
+        </w:rPr>
+        <w:t>menyusui</w:t>
+      </w:r>
+      <w:proofErr w:type="spellEnd"/>
+      <w:r>
+        <w:rPr>
+          <w:szCs w:val="20"/>
+        </w:rPr>
+        <w:t xml:space="preserve"> di RSUD </w:t>
+      </w:r>
+      <w:proofErr w:type="spellStart"/>
+      <w:r>
+        <w:rPr>
+          <w:szCs w:val="20"/>
+        </w:rPr>
+        <w:t>Panembahan</w:t>
+      </w:r>
+      <w:proofErr w:type="spellEnd"/>
+      <w:r>
+        <w:rPr>
+          <w:szCs w:val="20"/>
+        </w:rPr>
+        <w:t xml:space="preserve"> </w:t>
+      </w:r>
+      <w:proofErr w:type="spellStart"/>
+      <w:r>
+        <w:rPr>
+          <w:szCs w:val="20"/>
+        </w:rPr>
+        <w:t>Senopati</w:t>
+      </w:r>
+      <w:proofErr w:type="spellEnd"/>
+      <w:r>
+        <w:rPr>
+          <w:szCs w:val="20"/>
+        </w:rPr>
+        <w:t xml:space="preserve"> Bantul. </w:t>
+      </w:r>
+      <w:r>
+        <w:rPr>
+          <w:i/>
+          <w:szCs w:val="20"/>
+        </w:rPr>
+        <w:t>Proceeding APPPTM 7th</w:t>
+      </w:r>
+      <w:r>
+        <w:rPr>
           <w:szCs w:val="20"/>
         </w:rPr>
         <w:t xml:space="preserve"> (2018).</w:t>
@@ -4446,29 +5428,110 @@
       </w:pPr>
       <w:r>
         <w:rPr>
-          <w:sz w:val="20"/>
-          <w:szCs w:val="20"/>
-        </w:rPr>
-        <w:t xml:space="preserve">28.	</w:t>
-      </w:r>
-      <w:r>
-        <w:rPr>
-          <w:sz w:val="20"/>
-          <w:szCs w:val="20"/>
-        </w:rPr>
-        <w:t xml:space="preserve">Faktor-faktor yang mempengaruhi stigma LGBT pada remaja Dusun Ngaran Balecatur Gamping Sleman. </w:t>
-      </w:r>
-      <w:r>
-        <w:rPr>
-          <w:i/>
-          <w:sz w:val="20"/>
-          <w:szCs w:val="20"/>
-        </w:rPr>
-        <w:t xml:space="preserve">DIKTI</w:t>
-      </w:r>
-      <w:r>
-        <w:rPr>
-          <w:sz w:val="20"/>
+          <w:szCs w:val="20"/>
+        </w:rPr>
+        <w:t>28.</w:t>
+      </w:r>
+      <w:r>
+        <w:rPr>
+          <w:szCs w:val="20"/>
+        </w:rPr>
+        <w:tab/>
+        <w:t>Faktor-</w:t>
+      </w:r>
+      <w:proofErr w:type="spellStart"/>
+      <w:r>
+        <w:rPr>
+          <w:szCs w:val="20"/>
+        </w:rPr>
+        <w:t>faktor</w:t>
+      </w:r>
+      <w:proofErr w:type="spellEnd"/>
+      <w:r>
+        <w:rPr>
+          <w:szCs w:val="20"/>
+        </w:rPr>
+        <w:t xml:space="preserve"> yang </w:t>
+      </w:r>
+      <w:proofErr w:type="spellStart"/>
+      <w:r>
+        <w:rPr>
+          <w:szCs w:val="20"/>
+        </w:rPr>
+        <w:t>mempengaruhi</w:t>
+      </w:r>
+      <w:proofErr w:type="spellEnd"/>
+      <w:r>
+        <w:rPr>
+          <w:szCs w:val="20"/>
+        </w:rPr>
+        <w:t xml:space="preserve"> stigma LGBT pada </w:t>
+      </w:r>
+      <w:proofErr w:type="spellStart"/>
+      <w:r>
+        <w:rPr>
+          <w:szCs w:val="20"/>
+        </w:rPr>
+        <w:t>remaja</w:t>
+      </w:r>
+      <w:proofErr w:type="spellEnd"/>
+      <w:r>
+        <w:rPr>
+          <w:szCs w:val="20"/>
+        </w:rPr>
+        <w:t xml:space="preserve"> Dusun </w:t>
+      </w:r>
+      <w:proofErr w:type="spellStart"/>
+      <w:r>
+        <w:rPr>
+          <w:szCs w:val="20"/>
+        </w:rPr>
+        <w:t>Ngaran</w:t>
+      </w:r>
+      <w:proofErr w:type="spellEnd"/>
+      <w:r>
+        <w:rPr>
+          <w:szCs w:val="20"/>
+        </w:rPr>
+        <w:t xml:space="preserve"> </w:t>
+      </w:r>
+      <w:proofErr w:type="spellStart"/>
+      <w:r>
+        <w:rPr>
+          <w:szCs w:val="20"/>
+        </w:rPr>
+        <w:t>Balecatur</w:t>
+      </w:r>
+      <w:proofErr w:type="spellEnd"/>
+      <w:r>
+        <w:rPr>
+          <w:szCs w:val="20"/>
+        </w:rPr>
+        <w:t xml:space="preserve"> </w:t>
+      </w:r>
+      <w:proofErr w:type="spellStart"/>
+      <w:r>
+        <w:rPr>
+          <w:szCs w:val="20"/>
+        </w:rPr>
+        <w:t>Gamping</w:t>
+      </w:r>
+      <w:proofErr w:type="spellEnd"/>
+      <w:r>
+        <w:rPr>
+          <w:szCs w:val="20"/>
+        </w:rPr>
+        <w:t xml:space="preserve"> Sleman. </w:t>
+      </w:r>
+      <w:r>
+        <w:rPr>
+          <w:i/>
+          <w:szCs w:val="20"/>
+        </w:rPr>
+        <w:t>DIKTI</w:t>
+      </w:r>
+      <w:r>
+        <w:rPr>
           <w:szCs w:val="20"/>
         </w:rPr>
         <w:t xml:space="preserve"> (2017).</w:t>
@@ -4481,29 +5544,54 @@
       </w:pPr>
       <w:r>
         <w:rPr>
-          <w:sz w:val="20"/>
-          <w:szCs w:val="20"/>
-        </w:rPr>
-        <w:t xml:space="preserve">29.	</w:t>
-      </w:r>
-      <w:r>
-        <w:rPr>
-          <w:sz w:val="20"/>
-          <w:szCs w:val="20"/>
-        </w:rPr>
-        <w:t xml:space="preserve">The Analysis of Peers Attitude to LGBT Stigma on Teenagers at Ngaran Village Gamping Sleman. </w:t>
-      </w:r>
-      <w:r>
-        <w:rPr>
-          <w:i/>
-          <w:sz w:val="20"/>
-          <w:szCs w:val="20"/>
-        </w:rPr>
-        <w:t xml:space="preserve">Proceeding ASF 4th UMY</w:t>
-      </w:r>
-      <w:r>
-        <w:rPr>
-          <w:sz w:val="20"/>
+          <w:szCs w:val="20"/>
+        </w:rPr>
+        <w:t>29.</w:t>
+      </w:r>
+      <w:r>
+        <w:rPr>
+          <w:szCs w:val="20"/>
+        </w:rPr>
+        <w:tab/>
+        <w:t xml:space="preserve">The Analysis of Peers Attitude to LGBT Stigma on Teenagers at </w:t>
+      </w:r>
+      <w:proofErr w:type="spellStart"/>
+      <w:r>
+        <w:rPr>
+          <w:szCs w:val="20"/>
+        </w:rPr>
+        <w:t>Ngaran</w:t>
+      </w:r>
+      <w:proofErr w:type="spellEnd"/>
+      <w:r>
+        <w:rPr>
+          <w:szCs w:val="20"/>
+        </w:rPr>
+        <w:t xml:space="preserve"> Village </w:t>
+      </w:r>
+      <w:proofErr w:type="spellStart"/>
+      <w:r>
+        <w:rPr>
+          <w:szCs w:val="20"/>
+        </w:rPr>
+        <w:t>Gamping</w:t>
+      </w:r>
+      <w:proofErr w:type="spellEnd"/>
+      <w:r>
+        <w:rPr>
+          <w:szCs w:val="20"/>
+        </w:rPr>
+        <w:t xml:space="preserve"> Sleman. </w:t>
+      </w:r>
+      <w:r>
+        <w:rPr>
+          <w:i/>
+          <w:szCs w:val="20"/>
+        </w:rPr>
+        <w:t>Proceeding ASF 4th UMY</w:t>
+      </w:r>
+      <w:r>
+        <w:rPr>
           <w:szCs w:val="20"/>
         </w:rPr>
         <w:t xml:space="preserve"> (2017).</w:t>
@@ -4516,29 +5604,127 @@
       </w:pPr>
       <w:r>
         <w:rPr>
-          <w:sz w:val="20"/>
-          <w:szCs w:val="20"/>
-        </w:rPr>
-        <w:t xml:space="preserve">30.	</w:t>
-      </w:r>
-      <w:r>
-        <w:rPr>
-          <w:sz w:val="20"/>
-          <w:szCs w:val="20"/>
-        </w:rPr>
-        <w:t xml:space="preserve">IbM Kader Keliling HIV AIDS di Dusun Ngaran Balecatur Gamping Sleman. </w:t>
-      </w:r>
-      <w:r>
-        <w:rPr>
-          <w:i/>
-          <w:sz w:val="20"/>
-          <w:szCs w:val="20"/>
-        </w:rPr>
-        <w:t xml:space="preserve">Proceeding Semnas Hasil PkM 4th UAD</w:t>
-      </w:r>
-      <w:r>
-        <w:rPr>
-          <w:sz w:val="20"/>
+          <w:szCs w:val="20"/>
+        </w:rPr>
+        <w:t>30.</w:t>
+      </w:r>
+      <w:r>
+        <w:rPr>
+          <w:szCs w:val="20"/>
+        </w:rPr>
+        <w:tab/>
+      </w:r>
+      <w:proofErr w:type="spellStart"/>
+      <w:r>
+        <w:rPr>
+          <w:szCs w:val="20"/>
+        </w:rPr>
+        <w:t>IbM</w:t>
+      </w:r>
+      <w:proofErr w:type="spellEnd"/>
+      <w:r>
+        <w:rPr>
+          <w:szCs w:val="20"/>
+        </w:rPr>
+        <w:t xml:space="preserve"> Kader </w:t>
+      </w:r>
+      <w:proofErr w:type="spellStart"/>
+      <w:r>
+        <w:rPr>
+          <w:szCs w:val="20"/>
+        </w:rPr>
+        <w:t>Keliling</w:t>
+      </w:r>
+      <w:proofErr w:type="spellEnd"/>
+      <w:r>
+        <w:rPr>
+          <w:szCs w:val="20"/>
+        </w:rPr>
+        <w:t xml:space="preserve"> HIV AIDS di Dusun </w:t>
+      </w:r>
+      <w:proofErr w:type="spellStart"/>
+      <w:r>
+        <w:rPr>
+          <w:szCs w:val="20"/>
+        </w:rPr>
+        <w:t>Ngaran</w:t>
+      </w:r>
+      <w:proofErr w:type="spellEnd"/>
+      <w:r>
+        <w:rPr>
+          <w:szCs w:val="20"/>
+        </w:rPr>
+        <w:t xml:space="preserve"> </w:t>
+      </w:r>
+      <w:proofErr w:type="spellStart"/>
+      <w:r>
+        <w:rPr>
+          <w:szCs w:val="20"/>
+        </w:rPr>
+        <w:t>Balecatur</w:t>
+      </w:r>
+      <w:proofErr w:type="spellEnd"/>
+      <w:r>
+        <w:rPr>
+          <w:szCs w:val="20"/>
+        </w:rPr>
+        <w:t xml:space="preserve"> </w:t>
+      </w:r>
+      <w:proofErr w:type="spellStart"/>
+      <w:r>
+        <w:rPr>
+          <w:szCs w:val="20"/>
+        </w:rPr>
+        <w:t>Gamping</w:t>
+      </w:r>
+      <w:proofErr w:type="spellEnd"/>
+      <w:r>
+        <w:rPr>
+          <w:szCs w:val="20"/>
+        </w:rPr>
+        <w:t xml:space="preserve"> Sleman. </w:t>
+      </w:r>
+      <w:r>
+        <w:rPr>
+          <w:i/>
+          <w:szCs w:val="20"/>
+        </w:rPr>
+        <w:t xml:space="preserve">Proceeding </w:t>
+      </w:r>
+      <w:proofErr w:type="spellStart"/>
+      <w:r>
+        <w:rPr>
+          <w:i/>
+          <w:szCs w:val="20"/>
+        </w:rPr>
+        <w:t>Semnas</w:t>
+      </w:r>
+      <w:proofErr w:type="spellEnd"/>
+      <w:r>
+        <w:rPr>
+          <w:i/>
+          <w:szCs w:val="20"/>
+        </w:rPr>
+        <w:t xml:space="preserve"> Hasil </w:t>
+      </w:r>
+      <w:proofErr w:type="spellStart"/>
+      <w:r>
+        <w:rPr>
+          <w:i/>
+          <w:szCs w:val="20"/>
+        </w:rPr>
+        <w:t>PkM</w:t>
+      </w:r>
+      <w:proofErr w:type="spellEnd"/>
+      <w:r>
+        <w:rPr>
+          <w:i/>
+          <w:szCs w:val="20"/>
+        </w:rPr>
+        <w:t xml:space="preserve"> 4th UAD</w:t>
+      </w:r>
+      <w:r>
+        <w:rPr>
           <w:szCs w:val="20"/>
         </w:rPr>
         <w:t xml:space="preserve"> (2017).</w:t>
@@ -4551,29 +5737,95 @@
       </w:pPr>
       <w:r>
         <w:rPr>
-          <w:sz w:val="20"/>
-          <w:szCs w:val="20"/>
-        </w:rPr>
-        <w:t xml:space="preserve">31.	</w:t>
-      </w:r>
-      <w:r>
-        <w:rPr>
-          <w:sz w:val="20"/>
-          <w:szCs w:val="20"/>
-        </w:rPr>
-        <w:t xml:space="preserve">Hubungan antara ikterus neonatorum dengan persalinan SC di PKU Muhammadiyah Bantul. </w:t>
-      </w:r>
-      <w:r>
-        <w:rPr>
-          <w:i/>
-          <w:sz w:val="20"/>
-          <w:szCs w:val="20"/>
-        </w:rPr>
-        <w:t xml:space="preserve">Proceeding APPPTM 6th</w:t>
-      </w:r>
-      <w:r>
-        <w:rPr>
-          <w:sz w:val="20"/>
+          <w:szCs w:val="20"/>
+        </w:rPr>
+        <w:t>31.</w:t>
+      </w:r>
+      <w:r>
+        <w:rPr>
+          <w:szCs w:val="20"/>
+        </w:rPr>
+        <w:tab/>
+      </w:r>
+      <w:proofErr w:type="spellStart"/>
+      <w:r>
+        <w:rPr>
+          <w:szCs w:val="20"/>
+        </w:rPr>
+        <w:t>Hubungan</w:t>
+      </w:r>
+      <w:proofErr w:type="spellEnd"/>
+      <w:r>
+        <w:rPr>
+          <w:szCs w:val="20"/>
+        </w:rPr>
+        <w:t xml:space="preserve"> </w:t>
+      </w:r>
+      <w:proofErr w:type="spellStart"/>
+      <w:r>
+        <w:rPr>
+          <w:szCs w:val="20"/>
+        </w:rPr>
+        <w:t>antara</w:t>
+      </w:r>
+      <w:proofErr w:type="spellEnd"/>
+      <w:r>
+        <w:rPr>
+          <w:szCs w:val="20"/>
+        </w:rPr>
+        <w:t xml:space="preserve"> </w:t>
+      </w:r>
+      <w:proofErr w:type="spellStart"/>
+      <w:r>
+        <w:rPr>
+          <w:szCs w:val="20"/>
+        </w:rPr>
+        <w:t>ikterus</w:t>
+      </w:r>
+      <w:proofErr w:type="spellEnd"/>
+      <w:r>
+        <w:rPr>
+          <w:szCs w:val="20"/>
+        </w:rPr>
+        <w:t xml:space="preserve"> neonatorum </w:t>
+      </w:r>
+      <w:proofErr w:type="spellStart"/>
+      <w:r>
+        <w:rPr>
+          <w:szCs w:val="20"/>
+        </w:rPr>
+        <w:t>dengan</w:t>
+      </w:r>
+      <w:proofErr w:type="spellEnd"/>
+      <w:r>
+        <w:rPr>
+          <w:szCs w:val="20"/>
+        </w:rPr>
+        <w:t xml:space="preserve"> </w:t>
+      </w:r>
+      <w:proofErr w:type="spellStart"/>
+      <w:r>
+        <w:rPr>
+          <w:szCs w:val="20"/>
+        </w:rPr>
+        <w:t>persalinan</w:t>
+      </w:r>
+      <w:proofErr w:type="spellEnd"/>
+      <w:r>
+        <w:rPr>
+          <w:szCs w:val="20"/>
+        </w:rPr>
+        <w:t xml:space="preserve"> SC di PKU Muhammadiyah Bantul. </w:t>
+      </w:r>
+      <w:r>
+        <w:rPr>
+          <w:i/>
+          <w:szCs w:val="20"/>
+        </w:rPr>
+        <w:t>Proceeding APPPTM 6th</w:t>
+      </w:r>
+      <w:r>
+        <w:rPr>
           <w:szCs w:val="20"/>
         </w:rPr>
         <w:t xml:space="preserve"> (2017).</w:t>
@@ -4586,29 +5838,40 @@
       </w:pPr>
       <w:r>
         <w:rPr>
-          <w:sz w:val="20"/>
-          <w:szCs w:val="20"/>
-        </w:rPr>
-        <w:t xml:space="preserve">32.	</w:t>
-      </w:r>
-      <w:r>
-        <w:rPr>
-          <w:sz w:val="20"/>
-          <w:szCs w:val="20"/>
-        </w:rPr>
-        <w:t xml:space="preserve">Accessibility to Media and Its Relation to Stigmatization toward Lesbian-Gay-Bisexual and Transgender (LGBT) Individuals: a Study among 2nd Year Midwifery Students in Yogyakarta, Indonesia. </w:t>
-      </w:r>
-      <w:r>
-        <w:rPr>
-          <w:i/>
-          <w:sz w:val="20"/>
-          <w:szCs w:val="20"/>
-        </w:rPr>
-        <w:t xml:space="preserve">Journal Health Research</w:t>
-      </w:r>
-      <w:r>
-        <w:rPr>
-          <w:sz w:val="20"/>
+          <w:szCs w:val="20"/>
+        </w:rPr>
+        <w:t>32.</w:t>
+      </w:r>
+      <w:r>
+        <w:rPr>
+          <w:szCs w:val="20"/>
+        </w:rPr>
+        <w:tab/>
+        <w:t xml:space="preserve">Accessibility to Media and Its Relation to Stigmatization toward Lesbian-Gay-Bisexual and Transgender (LGBT) Individuals: </w:t>
+      </w:r>
+      <w:proofErr w:type="gramStart"/>
+      <w:r>
+        <w:rPr>
+          <w:szCs w:val="20"/>
+        </w:rPr>
+        <w:t>a</w:t>
+      </w:r>
+      <w:proofErr w:type="gramEnd"/>
+      <w:r>
+        <w:rPr>
+          <w:szCs w:val="20"/>
+        </w:rPr>
+        <w:t xml:space="preserve"> Study among 2nd Year Midwifery Students in Yogyakarta, Indonesia. </w:t>
+      </w:r>
+      <w:r>
+        <w:rPr>
+          <w:i/>
+          <w:szCs w:val="20"/>
+        </w:rPr>
+        <w:t>Journal Health Research</w:t>
+      </w:r>
+      <w:r>
+        <w:rPr>
           <w:szCs w:val="20"/>
         </w:rPr>
         <w:t xml:space="preserve"> (2017).</w:t>
@@ -4621,29 +5884,40 @@
       </w:pPr>
       <w:r>
         <w:rPr>
-          <w:sz w:val="20"/>
-          <w:szCs w:val="20"/>
-        </w:rPr>
-        <w:t xml:space="preserve">33.	</w:t>
-      </w:r>
-      <w:r>
-        <w:rPr>
-          <w:sz w:val="20"/>
-          <w:szCs w:val="20"/>
-        </w:rPr>
-        <w:t xml:space="preserve">Female Sex Workers' Attitudes Toward HIV Testing: A Study Among Indirect Sex Workers In Bantul, Yogyakarta, Indonesia. </w:t>
-      </w:r>
-      <w:r>
-        <w:rPr>
-          <w:i/>
-          <w:sz w:val="20"/>
-          <w:szCs w:val="20"/>
-        </w:rPr>
-        <w:t xml:space="preserve">Belitung Nursing Journal</w:t>
-      </w:r>
-      <w:r>
-        <w:rPr>
-          <w:sz w:val="20"/>
+          <w:szCs w:val="20"/>
+        </w:rPr>
+        <w:t>33.</w:t>
+      </w:r>
+      <w:r>
+        <w:rPr>
+          <w:szCs w:val="20"/>
+        </w:rPr>
+        <w:tab/>
+        <w:t xml:space="preserve">Female Sex Workers' Attitudes Toward HIV Testing: A Study Among Indirect Sex Workers </w:t>
+      </w:r>
+      <w:proofErr w:type="gramStart"/>
+      <w:r>
+        <w:rPr>
+          <w:szCs w:val="20"/>
+        </w:rPr>
+        <w:t>In</w:t>
+      </w:r>
+      <w:proofErr w:type="gramEnd"/>
+      <w:r>
+        <w:rPr>
+          <w:szCs w:val="20"/>
+        </w:rPr>
+        <w:t xml:space="preserve"> Bantul, Yogyakarta, Indonesia. </w:t>
+      </w:r>
+      <w:r>
+        <w:rPr>
+          <w:i/>
+          <w:szCs w:val="20"/>
+        </w:rPr>
+        <w:t>Belitung Nursing Journal</w:t>
+      </w:r>
+      <w:r>
+        <w:rPr>
           <w:szCs w:val="20"/>
         </w:rPr>
         <w:t xml:space="preserve"> (2016).</w:t>
@@ -4656,29 +5930,221 @@
       </w:pPr>
       <w:r>
         <w:rPr>
-          <w:sz w:val="20"/>
-          <w:szCs w:val="20"/>
-        </w:rPr>
-        <w:t xml:space="preserve">34.	</w:t>
-      </w:r>
-      <w:r>
-        <w:rPr>
-          <w:sz w:val="20"/>
-          <w:szCs w:val="20"/>
-        </w:rPr>
-        <w:t xml:space="preserve">Hubungan ketersediaan akses layanan kesehatan reproduksi dengan perilaku premarital seks pada anak jalanan di rumah singgah Girlan Nusantara Sleman. </w:t>
-      </w:r>
-      <w:r>
-        <w:rPr>
-          <w:i/>
-          <w:sz w:val="20"/>
-          <w:szCs w:val="20"/>
-        </w:rPr>
-        <w:t xml:space="preserve">UNISA Yogyakarta</w:t>
-      </w:r>
-      <w:r>
-        <w:rPr>
-          <w:sz w:val="20"/>
+          <w:szCs w:val="20"/>
+        </w:rPr>
+        <w:t>34.</w:t>
+      </w:r>
+      <w:r>
+        <w:rPr>
+          <w:szCs w:val="20"/>
+        </w:rPr>
+        <w:tab/>
+      </w:r>
+      <w:proofErr w:type="spellStart"/>
+      <w:r>
+        <w:rPr>
+          <w:szCs w:val="20"/>
+        </w:rPr>
+        <w:t>Hubungan</w:t>
+      </w:r>
+      <w:proofErr w:type="spellEnd"/>
+      <w:r>
+        <w:rPr>
+          <w:szCs w:val="20"/>
+        </w:rPr>
+        <w:t xml:space="preserve"> </w:t>
+      </w:r>
+      <w:proofErr w:type="spellStart"/>
+      <w:r>
+        <w:rPr>
+          <w:szCs w:val="20"/>
+        </w:rPr>
+        <w:t>ketersediaan</w:t>
+      </w:r>
+      <w:proofErr w:type="spellEnd"/>
+      <w:r>
+        <w:rPr>
+          <w:szCs w:val="20"/>
+        </w:rPr>
+        <w:t xml:space="preserve"> </w:t>
+      </w:r>
+      <w:proofErr w:type="spellStart"/>
+      <w:r>
+        <w:rPr>
+          <w:szCs w:val="20"/>
+        </w:rPr>
+        <w:t>akses</w:t>
+      </w:r>
+      <w:proofErr w:type="spellEnd"/>
+      <w:r>
+        <w:rPr>
+          <w:szCs w:val="20"/>
+        </w:rPr>
+        <w:t xml:space="preserve"> </w:t>
+      </w:r>
+      <w:proofErr w:type="spellStart"/>
+      <w:r>
+        <w:rPr>
+          <w:szCs w:val="20"/>
+        </w:rPr>
+        <w:t>layanan</w:t>
+      </w:r>
+      <w:proofErr w:type="spellEnd"/>
+      <w:r>
+        <w:rPr>
+          <w:szCs w:val="20"/>
+        </w:rPr>
+        <w:t xml:space="preserve"> </w:t>
+      </w:r>
+      <w:proofErr w:type="spellStart"/>
+      <w:r>
+        <w:rPr>
+          <w:szCs w:val="20"/>
+        </w:rPr>
+        <w:t>kesehatan</w:t>
+      </w:r>
+      <w:proofErr w:type="spellEnd"/>
+      <w:r>
+        <w:rPr>
+          <w:szCs w:val="20"/>
+        </w:rPr>
+        <w:t xml:space="preserve"> </w:t>
+      </w:r>
+      <w:proofErr w:type="spellStart"/>
+      <w:r>
+        <w:rPr>
+          <w:szCs w:val="20"/>
+        </w:rPr>
+        <w:t>reproduksi</w:t>
+      </w:r>
+      <w:proofErr w:type="spellEnd"/>
+      <w:r>
+        <w:rPr>
+          <w:szCs w:val="20"/>
+        </w:rPr>
+        <w:t xml:space="preserve"> </w:t>
+      </w:r>
+      <w:proofErr w:type="spellStart"/>
+      <w:r>
+        <w:rPr>
+          <w:szCs w:val="20"/>
+        </w:rPr>
+        <w:t>dengan</w:t>
+      </w:r>
+      <w:proofErr w:type="spellEnd"/>
+      <w:r>
+        <w:rPr>
+          <w:szCs w:val="20"/>
+        </w:rPr>
+        <w:t xml:space="preserve"> </w:t>
+      </w:r>
+      <w:proofErr w:type="spellStart"/>
+      <w:r>
+        <w:rPr>
+          <w:szCs w:val="20"/>
+        </w:rPr>
+        <w:t>perilaku</w:t>
+      </w:r>
+      <w:proofErr w:type="spellEnd"/>
+      <w:r>
+        <w:rPr>
+          <w:szCs w:val="20"/>
+        </w:rPr>
+        <w:t xml:space="preserve"> premarital </w:t>
+      </w:r>
+      <w:proofErr w:type="spellStart"/>
+      <w:r>
+        <w:rPr>
+          <w:szCs w:val="20"/>
+        </w:rPr>
+        <w:t>seks</w:t>
+      </w:r>
+      <w:proofErr w:type="spellEnd"/>
+      <w:r>
+        <w:rPr>
+          <w:szCs w:val="20"/>
+        </w:rPr>
+        <w:t xml:space="preserve"> pada </w:t>
+      </w:r>
+      <w:proofErr w:type="spellStart"/>
+      <w:r>
+        <w:rPr>
+          <w:szCs w:val="20"/>
+        </w:rPr>
+        <w:t>anak</w:t>
+      </w:r>
+      <w:proofErr w:type="spellEnd"/>
+      <w:r>
+        <w:rPr>
+          <w:szCs w:val="20"/>
+        </w:rPr>
+        <w:t xml:space="preserve"> </w:t>
+      </w:r>
+      <w:proofErr w:type="spellStart"/>
+      <w:r>
+        <w:rPr>
+          <w:szCs w:val="20"/>
+        </w:rPr>
+        <w:t>jalanan</w:t>
+      </w:r>
+      <w:proofErr w:type="spellEnd"/>
+      <w:r>
+        <w:rPr>
+          <w:szCs w:val="20"/>
+        </w:rPr>
+        <w:t xml:space="preserve"> di </w:t>
+      </w:r>
+      <w:proofErr w:type="spellStart"/>
+      <w:r>
+        <w:rPr>
+          <w:szCs w:val="20"/>
+        </w:rPr>
+        <w:t>rumah</w:t>
+      </w:r>
+      <w:proofErr w:type="spellEnd"/>
+      <w:r>
+        <w:rPr>
+          <w:szCs w:val="20"/>
+        </w:rPr>
+        <w:t xml:space="preserve"> </w:t>
+      </w:r>
+      <w:proofErr w:type="spellStart"/>
+      <w:r>
+        <w:rPr>
+          <w:szCs w:val="20"/>
+        </w:rPr>
+        <w:t>singgah</w:t>
+      </w:r>
+      <w:proofErr w:type="spellEnd"/>
+      <w:r>
+        <w:rPr>
+          <w:szCs w:val="20"/>
+        </w:rPr>
+        <w:t xml:space="preserve"> </w:t>
+      </w:r>
+      <w:proofErr w:type="spellStart"/>
+      <w:r>
+        <w:rPr>
+          <w:szCs w:val="20"/>
+        </w:rPr>
+        <w:t>Girlan</w:t>
+      </w:r>
+      <w:proofErr w:type="spellEnd"/>
+      <w:r>
+        <w:rPr>
+          <w:szCs w:val="20"/>
+        </w:rPr>
+        <w:t xml:space="preserve"> Nusantara Sleman. </w:t>
+      </w:r>
+      <w:r>
+        <w:rPr>
+          <w:i/>
+          <w:szCs w:val="20"/>
+        </w:rPr>
+        <w:t>UNISA Yogyakarta</w:t>
+      </w:r>
+      <w:r>
+        <w:rPr>
           <w:szCs w:val="20"/>
         </w:rPr>
         <w:t xml:space="preserve"> (2016).</w:t>
@@ -4691,29 +6157,195 @@
       </w:pPr>
       <w:r>
         <w:rPr>
-          <w:sz w:val="20"/>
-          <w:szCs w:val="20"/>
-        </w:rPr>
-        <w:t xml:space="preserve">35.	</w:t>
-      </w:r>
-      <w:r>
-        <w:rPr>
-          <w:sz w:val="20"/>
-          <w:szCs w:val="20"/>
-        </w:rPr>
-        <w:t xml:space="preserve">Perilaku ibu rumah tangga dalam menggunakan kondom wanita di Dasawisma Seruni Gamping Sleman. </w:t>
-      </w:r>
-      <w:r>
-        <w:rPr>
-          <w:i/>
-          <w:sz w:val="20"/>
-          <w:szCs w:val="20"/>
-        </w:rPr>
-        <w:t xml:space="preserve">STIKES ‘Aisyiyah Yogyakarta</w:t>
-      </w:r>
-      <w:r>
-        <w:rPr>
-          <w:sz w:val="20"/>
+          <w:szCs w:val="20"/>
+        </w:rPr>
+        <w:t>35.</w:t>
+      </w:r>
+      <w:r>
+        <w:rPr>
+          <w:szCs w:val="20"/>
+        </w:rPr>
+        <w:tab/>
+      </w:r>
+      <w:proofErr w:type="spellStart"/>
+      <w:r>
+        <w:rPr>
+          <w:szCs w:val="20"/>
+        </w:rPr>
+        <w:t>Perilaku</w:t>
+      </w:r>
+      <w:proofErr w:type="spellEnd"/>
+      <w:r>
+        <w:rPr>
+          <w:szCs w:val="20"/>
+        </w:rPr>
+        <w:t xml:space="preserve"> </w:t>
+      </w:r>
+      <w:proofErr w:type="spellStart"/>
+      <w:r>
+        <w:rPr>
+          <w:szCs w:val="20"/>
+        </w:rPr>
+        <w:t>ibu</w:t>
+      </w:r>
+      <w:proofErr w:type="spellEnd"/>
+      <w:r>
+        <w:rPr>
+          <w:szCs w:val="20"/>
+        </w:rPr>
+        <w:t xml:space="preserve"> </w:t>
+      </w:r>
+      <w:proofErr w:type="spellStart"/>
+      <w:r>
+        <w:rPr>
+          <w:szCs w:val="20"/>
+        </w:rPr>
+        <w:t>rumah</w:t>
+      </w:r>
+      <w:proofErr w:type="spellEnd"/>
+      <w:r>
+        <w:rPr>
+          <w:szCs w:val="20"/>
+        </w:rPr>
+        <w:t xml:space="preserve"> </w:t>
+      </w:r>
+      <w:proofErr w:type="spellStart"/>
+      <w:r>
+        <w:rPr>
+          <w:szCs w:val="20"/>
+        </w:rPr>
+        <w:t>tangga</w:t>
+      </w:r>
+      <w:proofErr w:type="spellEnd"/>
+      <w:r>
+        <w:rPr>
+          <w:szCs w:val="20"/>
+        </w:rPr>
+        <w:t xml:space="preserve"> </w:t>
+      </w:r>
+      <w:proofErr w:type="spellStart"/>
+      <w:r>
+        <w:rPr>
+          <w:szCs w:val="20"/>
+        </w:rPr>
+        <w:t>dalam</w:t>
+      </w:r>
+      <w:proofErr w:type="spellEnd"/>
+      <w:r>
+        <w:rPr>
+          <w:szCs w:val="20"/>
+        </w:rPr>
+        <w:t xml:space="preserve"> </w:t>
+      </w:r>
+      <w:proofErr w:type="spellStart"/>
+      <w:r>
+        <w:rPr>
+          <w:szCs w:val="20"/>
+        </w:rPr>
+        <w:t>menggunakan</w:t>
+      </w:r>
+      <w:proofErr w:type="spellEnd"/>
+      <w:r>
+        <w:rPr>
+          <w:szCs w:val="20"/>
+        </w:rPr>
+        <w:t xml:space="preserve"> </w:t>
+      </w:r>
+      <w:proofErr w:type="spellStart"/>
+      <w:r>
+        <w:rPr>
+          <w:szCs w:val="20"/>
+        </w:rPr>
+        <w:t>kondom</w:t>
+      </w:r>
+      <w:proofErr w:type="spellEnd"/>
+      <w:r>
+        <w:rPr>
+          <w:szCs w:val="20"/>
+        </w:rPr>
+        <w:t xml:space="preserve"> </w:t>
+      </w:r>
+      <w:proofErr w:type="spellStart"/>
+      <w:r>
+        <w:rPr>
+          <w:szCs w:val="20"/>
+        </w:rPr>
+        <w:t>wanita</w:t>
+      </w:r>
+      <w:proofErr w:type="spellEnd"/>
+      <w:r>
+        <w:rPr>
+          <w:szCs w:val="20"/>
+        </w:rPr>
+        <w:t xml:space="preserve"> di </w:t>
+      </w:r>
+      <w:proofErr w:type="spellStart"/>
+      <w:r>
+        <w:rPr>
+          <w:szCs w:val="20"/>
+        </w:rPr>
+        <w:t>Dasawisma</w:t>
+      </w:r>
+      <w:proofErr w:type="spellEnd"/>
+      <w:r>
+        <w:rPr>
+          <w:szCs w:val="20"/>
+        </w:rPr>
+        <w:t xml:space="preserve"> </w:t>
+      </w:r>
+      <w:proofErr w:type="spellStart"/>
+      <w:r>
+        <w:rPr>
+          <w:szCs w:val="20"/>
+        </w:rPr>
+        <w:t>Seruni</w:t>
+      </w:r>
+      <w:proofErr w:type="spellEnd"/>
+      <w:r>
+        <w:rPr>
+          <w:szCs w:val="20"/>
+        </w:rPr>
+        <w:t xml:space="preserve"> </w:t>
+      </w:r>
+      <w:proofErr w:type="spellStart"/>
+      <w:r>
+        <w:rPr>
+          <w:szCs w:val="20"/>
+        </w:rPr>
+        <w:t>Gamping</w:t>
+      </w:r>
+      <w:proofErr w:type="spellEnd"/>
+      <w:r>
+        <w:rPr>
+          <w:szCs w:val="20"/>
+        </w:rPr>
+        <w:t xml:space="preserve"> Sleman. </w:t>
+      </w:r>
+      <w:r>
+        <w:rPr>
+          <w:i/>
+          <w:szCs w:val="20"/>
+        </w:rPr>
+        <w:t>STIKES ‘</w:t>
+      </w:r>
+      <w:proofErr w:type="spellStart"/>
+      <w:r>
+        <w:rPr>
+          <w:i/>
+          <w:szCs w:val="20"/>
+        </w:rPr>
+        <w:t>Aisyiyah</w:t>
+      </w:r>
+      <w:proofErr w:type="spellEnd"/>
+      <w:r>
+        <w:rPr>
+          <w:i/>
+          <w:szCs w:val="20"/>
+        </w:rPr>
+        <w:t xml:space="preserve"> Yogyakarta</w:t>
+      </w:r>
+      <w:r>
+        <w:rPr>
           <w:szCs w:val="20"/>
         </w:rPr>
         <w:t xml:space="preserve"> (2015).</w:t>
@@ -4726,29 +6358,93 @@
       </w:pPr>
       <w:r>
         <w:rPr>
-          <w:sz w:val="20"/>
-          <w:szCs w:val="20"/>
-        </w:rPr>
-        <w:t xml:space="preserve">36.	</w:t>
-      </w:r>
-      <w:r>
-        <w:rPr>
-          <w:sz w:val="20"/>
-          <w:szCs w:val="20"/>
-        </w:rPr>
-        <w:t xml:space="preserve">Faktor-faktor yang mempengaruhi WPSTL melakukan VCT di Yogyakarta. </w:t>
-      </w:r>
-      <w:r>
-        <w:rPr>
-          <w:i/>
-          <w:sz w:val="20"/>
-          <w:szCs w:val="20"/>
-        </w:rPr>
-        <w:t xml:space="preserve">Jurnal P2PL Kemenkes RI</w:t>
-      </w:r>
-      <w:r>
-        <w:rPr>
-          <w:sz w:val="20"/>
+          <w:szCs w:val="20"/>
+        </w:rPr>
+        <w:t>36.</w:t>
+      </w:r>
+      <w:r>
+        <w:rPr>
+          <w:szCs w:val="20"/>
+        </w:rPr>
+        <w:tab/>
+        <w:t>Faktor-</w:t>
+      </w:r>
+      <w:proofErr w:type="spellStart"/>
+      <w:r>
+        <w:rPr>
+          <w:szCs w:val="20"/>
+        </w:rPr>
+        <w:t>faktor</w:t>
+      </w:r>
+      <w:proofErr w:type="spellEnd"/>
+      <w:r>
+        <w:rPr>
+          <w:szCs w:val="20"/>
+        </w:rPr>
+        <w:t xml:space="preserve"> yang </w:t>
+      </w:r>
+      <w:proofErr w:type="spellStart"/>
+      <w:r>
+        <w:rPr>
+          <w:szCs w:val="20"/>
+        </w:rPr>
+        <w:t>mempengaruhi</w:t>
+      </w:r>
+      <w:proofErr w:type="spellEnd"/>
+      <w:r>
+        <w:rPr>
+          <w:szCs w:val="20"/>
+        </w:rPr>
+        <w:t xml:space="preserve"> WPSTL </w:t>
+      </w:r>
+      <w:proofErr w:type="spellStart"/>
+      <w:r>
+        <w:rPr>
+          <w:szCs w:val="20"/>
+        </w:rPr>
+        <w:t>melakukan</w:t>
+      </w:r>
+      <w:proofErr w:type="spellEnd"/>
+      <w:r>
+        <w:rPr>
+          <w:szCs w:val="20"/>
+        </w:rPr>
+        <w:t xml:space="preserve"> VCT di Yogyakarta. </w:t>
+      </w:r>
+      <w:proofErr w:type="spellStart"/>
+      <w:r>
+        <w:rPr>
+          <w:i/>
+          <w:szCs w:val="20"/>
+        </w:rPr>
+        <w:t>Jurnal</w:t>
+      </w:r>
+      <w:proofErr w:type="spellEnd"/>
+      <w:r>
+        <w:rPr>
+          <w:i/>
+          <w:szCs w:val="20"/>
+        </w:rPr>
+        <w:t xml:space="preserve"> P2PL </w:t>
+      </w:r>
+      <w:proofErr w:type="spellStart"/>
+      <w:r>
+        <w:rPr>
+          <w:i/>
+          <w:szCs w:val="20"/>
+        </w:rPr>
+        <w:t>Kemenkes</w:t>
+      </w:r>
+      <w:proofErr w:type="spellEnd"/>
+      <w:r>
+        <w:rPr>
+          <w:i/>
+          <w:szCs w:val="20"/>
+        </w:rPr>
+        <w:t xml:space="preserve"> RI</w:t>
+      </w:r>
+      <w:r>
+        <w:rPr>
           <w:szCs w:val="20"/>
         </w:rPr>
         <w:t xml:space="preserve"> (2014).</w:t>
@@ -4761,29 +6457,165 @@
       </w:pPr>
       <w:r>
         <w:rPr>
-          <w:sz w:val="20"/>
-          <w:szCs w:val="20"/>
-        </w:rPr>
-        <w:t xml:space="preserve">37.	</w:t>
-      </w:r>
-      <w:r>
-        <w:rPr>
-          <w:sz w:val="20"/>
-          <w:szCs w:val="20"/>
-        </w:rPr>
-        <w:t xml:space="preserve">Efektifitas pelatihan resusitasi neonatus dalam meningkatkan pengetahuan dan ketrampilan mahasiswa DIV Bidan Pendidik di Yogyakarta. </w:t>
-      </w:r>
-      <w:r>
-        <w:rPr>
-          <w:i/>
-          <w:sz w:val="20"/>
-          <w:szCs w:val="20"/>
-        </w:rPr>
-        <w:t xml:space="preserve">Proceeding PIT 1 PP IBI</w:t>
-      </w:r>
-      <w:r>
-        <w:rPr>
-          <w:sz w:val="20"/>
+          <w:szCs w:val="20"/>
+        </w:rPr>
+        <w:t>37.</w:t>
+      </w:r>
+      <w:r>
+        <w:rPr>
+          <w:szCs w:val="20"/>
+        </w:rPr>
+        <w:tab/>
+      </w:r>
+      <w:proofErr w:type="spellStart"/>
+      <w:r>
+        <w:rPr>
+          <w:szCs w:val="20"/>
+        </w:rPr>
+        <w:t>Efektifitas</w:t>
+      </w:r>
+      <w:proofErr w:type="spellEnd"/>
+      <w:r>
+        <w:rPr>
+          <w:szCs w:val="20"/>
+        </w:rPr>
+        <w:t xml:space="preserve"> </w:t>
+      </w:r>
+      <w:proofErr w:type="spellStart"/>
+      <w:r>
+        <w:rPr>
+          <w:szCs w:val="20"/>
+        </w:rPr>
+        <w:t>pelatihan</w:t>
+      </w:r>
+      <w:proofErr w:type="spellEnd"/>
+      <w:r>
+        <w:rPr>
+          <w:szCs w:val="20"/>
+        </w:rPr>
+        <w:t xml:space="preserve"> </w:t>
+      </w:r>
+      <w:proofErr w:type="spellStart"/>
+      <w:r>
+        <w:rPr>
+          <w:szCs w:val="20"/>
+        </w:rPr>
+        <w:t>resusitasi</w:t>
+      </w:r>
+      <w:proofErr w:type="spellEnd"/>
+      <w:r>
+        <w:rPr>
+          <w:szCs w:val="20"/>
+        </w:rPr>
+        <w:t xml:space="preserve"> </w:t>
+      </w:r>
+      <w:proofErr w:type="spellStart"/>
+      <w:r>
+        <w:rPr>
+          <w:szCs w:val="20"/>
+        </w:rPr>
+        <w:t>neonatus</w:t>
+      </w:r>
+      <w:proofErr w:type="spellEnd"/>
+      <w:r>
+        <w:rPr>
+          <w:szCs w:val="20"/>
+        </w:rPr>
+        <w:t xml:space="preserve"> </w:t>
+      </w:r>
+      <w:proofErr w:type="spellStart"/>
+      <w:r>
+        <w:rPr>
+          <w:szCs w:val="20"/>
+        </w:rPr>
+        <w:t>dalam</w:t>
+      </w:r>
+      <w:proofErr w:type="spellEnd"/>
+      <w:r>
+        <w:rPr>
+          <w:szCs w:val="20"/>
+        </w:rPr>
+        <w:t xml:space="preserve"> </w:t>
+      </w:r>
+      <w:proofErr w:type="spellStart"/>
+      <w:r>
+        <w:rPr>
+          <w:szCs w:val="20"/>
+        </w:rPr>
+        <w:t>meningkatkan</w:t>
+      </w:r>
+      <w:proofErr w:type="spellEnd"/>
+      <w:r>
+        <w:rPr>
+          <w:szCs w:val="20"/>
+        </w:rPr>
+        <w:t xml:space="preserve"> </w:t>
+      </w:r>
+      <w:proofErr w:type="spellStart"/>
+      <w:r>
+        <w:rPr>
+          <w:szCs w:val="20"/>
+        </w:rPr>
+        <w:t>pengetahuan</w:t>
+      </w:r>
+      <w:proofErr w:type="spellEnd"/>
+      <w:r>
+        <w:rPr>
+          <w:szCs w:val="20"/>
+        </w:rPr>
+        <w:t xml:space="preserve"> dan </w:t>
+      </w:r>
+      <w:proofErr w:type="spellStart"/>
+      <w:r>
+        <w:rPr>
+          <w:szCs w:val="20"/>
+        </w:rPr>
+        <w:t>ketrampilan</w:t>
+      </w:r>
+      <w:proofErr w:type="spellEnd"/>
+      <w:r>
+        <w:rPr>
+          <w:szCs w:val="20"/>
+        </w:rPr>
+        <w:t xml:space="preserve"> </w:t>
+      </w:r>
+      <w:proofErr w:type="spellStart"/>
+      <w:r>
+        <w:rPr>
+          <w:szCs w:val="20"/>
+        </w:rPr>
+        <w:t>mahasiswa</w:t>
+      </w:r>
+      <w:proofErr w:type="spellEnd"/>
+      <w:r>
+        <w:rPr>
+          <w:szCs w:val="20"/>
+        </w:rPr>
+        <w:t xml:space="preserve"> DIV Bidan </w:t>
+      </w:r>
+      <w:proofErr w:type="spellStart"/>
+      <w:r>
+        <w:rPr>
+          <w:szCs w:val="20"/>
+        </w:rPr>
+        <w:t>Pendidik</w:t>
+      </w:r>
+      <w:proofErr w:type="spellEnd"/>
+      <w:r>
+        <w:rPr>
+          <w:szCs w:val="20"/>
+        </w:rPr>
+        <w:t xml:space="preserve"> di Yogyakarta. </w:t>
+      </w:r>
+      <w:r>
+        <w:rPr>
+          <w:i/>
+          <w:szCs w:val="20"/>
+        </w:rPr>
+        <w:t>Proceeding PIT 1 PP IBI</w:t>
+      </w:r>
+      <w:r>
+        <w:rPr>
           <w:szCs w:val="20"/>
         </w:rPr>
         <w:t xml:space="preserve"> (2014).</w:t>
@@ -4796,29 +6628,125 @@
       </w:pPr>
       <w:r>
         <w:rPr>
-          <w:sz w:val="20"/>
-          <w:szCs w:val="20"/>
-        </w:rPr>
-        <w:t xml:space="preserve">38.	</w:t>
-      </w:r>
-      <w:r>
-        <w:rPr>
-          <w:sz w:val="20"/>
-          <w:szCs w:val="20"/>
-        </w:rPr>
-        <w:t xml:space="preserve">Deteksi dini depresi perinatal pada ibu hamil dan nifas di Bidan Delima Bantul. </w:t>
-      </w:r>
-      <w:r>
-        <w:rPr>
-          <w:i/>
-          <w:sz w:val="20"/>
-          <w:szCs w:val="20"/>
-        </w:rPr>
-        <w:t xml:space="preserve">STIKES ‘Aisyiyah Yogyakarta</w:t>
-      </w:r>
-      <w:r>
-        <w:rPr>
-          <w:sz w:val="20"/>
+          <w:szCs w:val="20"/>
+        </w:rPr>
+        <w:t>38.</w:t>
+      </w:r>
+      <w:r>
+        <w:rPr>
+          <w:szCs w:val="20"/>
+        </w:rPr>
+        <w:tab/>
+      </w:r>
+      <w:proofErr w:type="spellStart"/>
+      <w:r>
+        <w:rPr>
+          <w:szCs w:val="20"/>
+        </w:rPr>
+        <w:t>Deteksi</w:t>
+      </w:r>
+      <w:proofErr w:type="spellEnd"/>
+      <w:r>
+        <w:rPr>
+          <w:szCs w:val="20"/>
+        </w:rPr>
+        <w:t xml:space="preserve"> </w:t>
+      </w:r>
+      <w:proofErr w:type="spellStart"/>
+      <w:r>
+        <w:rPr>
+          <w:szCs w:val="20"/>
+        </w:rPr>
+        <w:t>dini</w:t>
+      </w:r>
+      <w:proofErr w:type="spellEnd"/>
+      <w:r>
+        <w:rPr>
+          <w:szCs w:val="20"/>
+        </w:rPr>
+        <w:t xml:space="preserve"> </w:t>
+      </w:r>
+      <w:proofErr w:type="spellStart"/>
+      <w:r>
+        <w:rPr>
+          <w:szCs w:val="20"/>
+        </w:rPr>
+        <w:t>depresi</w:t>
+      </w:r>
+      <w:proofErr w:type="spellEnd"/>
+      <w:r>
+        <w:rPr>
+          <w:szCs w:val="20"/>
+        </w:rPr>
+        <w:t xml:space="preserve"> perinatal pada </w:t>
+      </w:r>
+      <w:proofErr w:type="spellStart"/>
+      <w:r>
+        <w:rPr>
+          <w:szCs w:val="20"/>
+        </w:rPr>
+        <w:t>ibu</w:t>
+      </w:r>
+      <w:proofErr w:type="spellEnd"/>
+      <w:r>
+        <w:rPr>
+          <w:szCs w:val="20"/>
+        </w:rPr>
+        <w:t xml:space="preserve"> </w:t>
+      </w:r>
+      <w:proofErr w:type="spellStart"/>
+      <w:r>
+        <w:rPr>
+          <w:szCs w:val="20"/>
+        </w:rPr>
+        <w:t>hamil</w:t>
+      </w:r>
+      <w:proofErr w:type="spellEnd"/>
+      <w:r>
+        <w:rPr>
+          <w:szCs w:val="20"/>
+        </w:rPr>
+        <w:t xml:space="preserve"> dan </w:t>
+      </w:r>
+      <w:proofErr w:type="spellStart"/>
+      <w:r>
+        <w:rPr>
+          <w:szCs w:val="20"/>
+        </w:rPr>
+        <w:t>nifas</w:t>
+      </w:r>
+      <w:proofErr w:type="spellEnd"/>
+      <w:r>
+        <w:rPr>
+          <w:szCs w:val="20"/>
+        </w:rPr>
+        <w:t xml:space="preserve"> di Bidan Delima Bantul. </w:t>
+      </w:r>
+      <w:r>
+        <w:rPr>
+          <w:i/>
+          <w:szCs w:val="20"/>
+        </w:rPr>
+        <w:t>STIKES ‘</w:t>
+      </w:r>
+      <w:proofErr w:type="spellStart"/>
+      <w:r>
+        <w:rPr>
+          <w:i/>
+          <w:szCs w:val="20"/>
+        </w:rPr>
+        <w:t>Aisyiyah</w:t>
+      </w:r>
+      <w:proofErr w:type="spellEnd"/>
+      <w:r>
+        <w:rPr>
+          <w:i/>
+          <w:szCs w:val="20"/>
+        </w:rPr>
+        <w:t xml:space="preserve"> Yogyakarta</w:t>
+      </w:r>
+      <w:r>
+        <w:rPr>
           <w:szCs w:val="20"/>
         </w:rPr>
         <w:t xml:space="preserve"> (2014).</w:t>
@@ -4831,29 +6759,167 @@
       </w:pPr>
       <w:r>
         <w:rPr>
-          <w:sz w:val="20"/>
-          <w:szCs w:val="20"/>
-        </w:rPr>
-        <w:t xml:space="preserve">39.	</w:t>
-      </w:r>
-      <w:r>
-        <w:rPr>
-          <w:sz w:val="20"/>
-          <w:szCs w:val="20"/>
-        </w:rPr>
-        <w:t xml:space="preserve">Pengaruh promosi kesehatan testimoni langsung dan film di kelompok pengajian Wiyoro Banguntapan Bantul. </w:t>
-      </w:r>
-      <w:r>
-        <w:rPr>
-          <w:i/>
-          <w:sz w:val="20"/>
-          <w:szCs w:val="20"/>
-        </w:rPr>
-        <w:t xml:space="preserve">STIKES ‘Aisyiyah Yogyakarta</w:t>
-      </w:r>
-      <w:r>
-        <w:rPr>
-          <w:sz w:val="20"/>
+          <w:szCs w:val="20"/>
+        </w:rPr>
+        <w:t>39.</w:t>
+      </w:r>
+      <w:r>
+        <w:rPr>
+          <w:szCs w:val="20"/>
+        </w:rPr>
+        <w:tab/>
+      </w:r>
+      <w:proofErr w:type="spellStart"/>
+      <w:r>
+        <w:rPr>
+          <w:szCs w:val="20"/>
+        </w:rPr>
+        <w:t>Pengaruh</w:t>
+      </w:r>
+      <w:proofErr w:type="spellEnd"/>
+      <w:r>
+        <w:rPr>
+          <w:szCs w:val="20"/>
+        </w:rPr>
+        <w:t xml:space="preserve"> </w:t>
+      </w:r>
+      <w:proofErr w:type="spellStart"/>
+      <w:r>
+        <w:rPr>
+          <w:szCs w:val="20"/>
+        </w:rPr>
+        <w:t>promosi</w:t>
+      </w:r>
+      <w:proofErr w:type="spellEnd"/>
+      <w:r>
+        <w:rPr>
+          <w:szCs w:val="20"/>
+        </w:rPr>
+        <w:t xml:space="preserve"> </w:t>
+      </w:r>
+      <w:proofErr w:type="spellStart"/>
+      <w:r>
+        <w:rPr>
+          <w:szCs w:val="20"/>
+        </w:rPr>
+        <w:t>kesehatan</w:t>
+      </w:r>
+      <w:proofErr w:type="spellEnd"/>
+      <w:r>
+        <w:rPr>
+          <w:szCs w:val="20"/>
+        </w:rPr>
+        <w:t xml:space="preserve"> </w:t>
+      </w:r>
+      <w:proofErr w:type="spellStart"/>
+      <w:r>
+        <w:rPr>
+          <w:szCs w:val="20"/>
+        </w:rPr>
+        <w:t>testimoni</w:t>
+      </w:r>
+      <w:proofErr w:type="spellEnd"/>
+      <w:r>
+        <w:rPr>
+          <w:szCs w:val="20"/>
+        </w:rPr>
+        <w:t xml:space="preserve"> </w:t>
+      </w:r>
+      <w:proofErr w:type="spellStart"/>
+      <w:r>
+        <w:rPr>
+          <w:szCs w:val="20"/>
+        </w:rPr>
+        <w:t>langsung</w:t>
+      </w:r>
+      <w:proofErr w:type="spellEnd"/>
+      <w:r>
+        <w:rPr>
+          <w:szCs w:val="20"/>
+        </w:rPr>
+        <w:t xml:space="preserve"> dan film di </w:t>
+      </w:r>
+      <w:proofErr w:type="spellStart"/>
+      <w:r>
+        <w:rPr>
+          <w:szCs w:val="20"/>
+        </w:rPr>
+        <w:t>kelompok</w:t>
+      </w:r>
+      <w:proofErr w:type="spellEnd"/>
+      <w:r>
+        <w:rPr>
+          <w:szCs w:val="20"/>
+        </w:rPr>
+        <w:t xml:space="preserve"> </w:t>
+      </w:r>
+      <w:proofErr w:type="spellStart"/>
+      <w:r>
+        <w:rPr>
+          <w:szCs w:val="20"/>
+        </w:rPr>
+        <w:t>pengajian</w:t>
+      </w:r>
+      <w:proofErr w:type="spellEnd"/>
+      <w:r>
+        <w:rPr>
+          <w:szCs w:val="20"/>
+        </w:rPr>
+        <w:t xml:space="preserve"> </w:t>
+      </w:r>
+      <w:proofErr w:type="spellStart"/>
+      <w:r>
+        <w:rPr>
+          <w:szCs w:val="20"/>
+        </w:rPr>
+        <w:t>Wiyoro</w:t>
+      </w:r>
+      <w:proofErr w:type="spellEnd"/>
+      <w:r>
+        <w:rPr>
+          <w:szCs w:val="20"/>
+        </w:rPr>
+        <w:t xml:space="preserve"> </w:t>
+      </w:r>
+      <w:proofErr w:type="spellStart"/>
+      <w:r>
+        <w:rPr>
+          <w:szCs w:val="20"/>
+        </w:rPr>
+        <w:t>Banguntapan</w:t>
+      </w:r>
+      <w:proofErr w:type="spellEnd"/>
+      <w:r>
+        <w:rPr>
+          <w:szCs w:val="20"/>
+        </w:rPr>
+        <w:t xml:space="preserve"> Bantul. </w:t>
+      </w:r>
+      <w:r>
+        <w:rPr>
+          <w:i/>
+          <w:szCs w:val="20"/>
+        </w:rPr>
+        <w:t>STIKES ‘</w:t>
+      </w:r>
+      <w:proofErr w:type="spellStart"/>
+      <w:r>
+        <w:rPr>
+          <w:i/>
+          <w:szCs w:val="20"/>
+        </w:rPr>
+        <w:t>Aisyiyah</w:t>
+      </w:r>
+      <w:proofErr w:type="spellEnd"/>
+      <w:r>
+        <w:rPr>
+          <w:i/>
+          <w:szCs w:val="20"/>
+        </w:rPr>
+        <w:t xml:space="preserve"> Yogyakarta</w:t>
+      </w:r>
+      <w:r>
+        <w:rPr>
           <w:szCs w:val="20"/>
         </w:rPr>
         <w:t xml:space="preserve"> (2013).</w:t>
@@ -4866,32 +6932,124 @@
       </w:pPr>
       <w:r>
         <w:rPr>
-          <w:sz w:val="20"/>
-          <w:szCs w:val="20"/>
-        </w:rPr>
-        <w:t xml:space="preserve">40.	</w:t>
-      </w:r>
-      <w:r>
-        <w:rPr>
-          <w:sz w:val="20"/>
-          <w:szCs w:val="20"/>
-        </w:rPr>
-        <w:t xml:space="preserve">Gambaran pelayanan penanganan bayi baru lahir pada Bidan Delima di Bantul Yogyakarta. </w:t>
-      </w:r>
-      <w:r>
-        <w:rPr>
-          <w:i/>
-          <w:sz w:val="20"/>
-          <w:szCs w:val="20"/>
-        </w:rPr>
-        <w:t xml:space="preserve">Jurnal Kebidanan dan Keperawatan, Vol. 5, No. 2, December 2009, ISSN 1858-0610</w:t>
-      </w:r>
-      <w:r>
-        <w:rPr>
-          <w:sz w:val="20"/>
-          <w:szCs w:val="20"/>
-        </w:rPr>
-        <w:t xml:space="preserve">.</w:t>
+          <w:szCs w:val="20"/>
+        </w:rPr>
+        <w:t>40.</w:t>
+      </w:r>
+      <w:r>
+        <w:rPr>
+          <w:szCs w:val="20"/>
+        </w:rPr>
+        <w:tab/>
+        <w:t xml:space="preserve">Gambaran </w:t>
+      </w:r>
+      <w:proofErr w:type="spellStart"/>
+      <w:r>
+        <w:rPr>
+          <w:szCs w:val="20"/>
+        </w:rPr>
+        <w:t>pelayanan</w:t>
+      </w:r>
+      <w:proofErr w:type="spellEnd"/>
+      <w:r>
+        <w:rPr>
+          <w:szCs w:val="20"/>
+        </w:rPr>
+        <w:t xml:space="preserve"> </w:t>
+      </w:r>
+      <w:proofErr w:type="spellStart"/>
+      <w:r>
+        <w:rPr>
+          <w:szCs w:val="20"/>
+        </w:rPr>
+        <w:t>penanganan</w:t>
+      </w:r>
+      <w:proofErr w:type="spellEnd"/>
+      <w:r>
+        <w:rPr>
+          <w:szCs w:val="20"/>
+        </w:rPr>
+        <w:t xml:space="preserve"> </w:t>
+      </w:r>
+      <w:proofErr w:type="spellStart"/>
+      <w:r>
+        <w:rPr>
+          <w:szCs w:val="20"/>
+        </w:rPr>
+        <w:t>bayi</w:t>
+      </w:r>
+      <w:proofErr w:type="spellEnd"/>
+      <w:r>
+        <w:rPr>
+          <w:szCs w:val="20"/>
+        </w:rPr>
+        <w:t xml:space="preserve"> </w:t>
+      </w:r>
+      <w:proofErr w:type="spellStart"/>
+      <w:r>
+        <w:rPr>
+          <w:szCs w:val="20"/>
+        </w:rPr>
+        <w:t>baru</w:t>
+      </w:r>
+      <w:proofErr w:type="spellEnd"/>
+      <w:r>
+        <w:rPr>
+          <w:szCs w:val="20"/>
+        </w:rPr>
+        <w:t xml:space="preserve"> </w:t>
+      </w:r>
+      <w:proofErr w:type="spellStart"/>
+      <w:r>
+        <w:rPr>
+          <w:szCs w:val="20"/>
+        </w:rPr>
+        <w:t>lahir</w:t>
+      </w:r>
+      <w:proofErr w:type="spellEnd"/>
+      <w:r>
+        <w:rPr>
+          <w:szCs w:val="20"/>
+        </w:rPr>
+        <w:t xml:space="preserve"> pada Bidan Delima di Bantul Yogyakarta. </w:t>
+      </w:r>
+      <w:proofErr w:type="spellStart"/>
+      <w:r>
+        <w:rPr>
+          <w:i/>
+          <w:szCs w:val="20"/>
+        </w:rPr>
+        <w:t>Jurnal</w:t>
+      </w:r>
+      <w:proofErr w:type="spellEnd"/>
+      <w:r>
+        <w:rPr>
+          <w:i/>
+          <w:szCs w:val="20"/>
+        </w:rPr>
+        <w:t xml:space="preserve"> </w:t>
+      </w:r>
+      <w:proofErr w:type="spellStart"/>
+      <w:r>
+        <w:rPr>
+          <w:i/>
+          <w:szCs w:val="20"/>
+        </w:rPr>
+        <w:t>Kebidanan</w:t>
+      </w:r>
+      <w:proofErr w:type="spellEnd"/>
+      <w:r>
+        <w:rPr>
+          <w:i/>
+          <w:szCs w:val="20"/>
+        </w:rPr>
+        <w:t xml:space="preserve"> dan Keperawatan, Vol. 5, No. 2, December 2009, ISSN 1858-0610</w:t>
+      </w:r>
+      <w:r>
+        <w:rPr>
+          <w:szCs w:val="20"/>
+        </w:rPr>
+        <w:t>.</w:t>
       </w:r>
     </w:p>
     <w:p>
@@ -4911,7 +7069,7 @@
           <w:b/>
           <w:i/>
         </w:rPr>
-        <w:t xml:space="preserve">Books (author/co-author)</w:t>
+        <w:t>Books (author/co-author)</w:t>
       </w:r>
     </w:p>
     <w:p>
@@ -4921,22 +7079,66 @@
       </w:pPr>
       <w:r>
         <w:rPr>
-          <w:sz w:val="20"/>
-          <w:szCs w:val="20"/>
-        </w:rPr>
-        <w:t xml:space="preserve">1.	</w:t>
-      </w:r>
-      <w:r>
-        <w:rPr>
-          <w:i/>
-          <w:sz w:val="20"/>
-          <w:szCs w:val="20"/>
-        </w:rPr>
-        <w:t xml:space="preserve">Attachment Penentu Kualitas Generasi</w:t>
-      </w:r>
-      <w:r>
-        <w:rPr>
-          <w:sz w:val="20"/>
+          <w:szCs w:val="20"/>
+        </w:rPr>
+        <w:t>1.</w:t>
+      </w:r>
+      <w:r>
+        <w:rPr>
+          <w:szCs w:val="20"/>
+        </w:rPr>
+        <w:tab/>
+      </w:r>
+      <w:r>
+        <w:rPr>
+          <w:i/>
+          <w:szCs w:val="20"/>
+        </w:rPr>
+        <w:t xml:space="preserve">Attachment </w:t>
+      </w:r>
+      <w:proofErr w:type="spellStart"/>
+      <w:r>
+        <w:rPr>
+          <w:i/>
+          <w:szCs w:val="20"/>
+        </w:rPr>
+        <w:t>Penentu</w:t>
+      </w:r>
+      <w:proofErr w:type="spellEnd"/>
+      <w:r>
+        <w:rPr>
+          <w:i/>
+          <w:szCs w:val="20"/>
+        </w:rPr>
+        <w:t xml:space="preserve"> </w:t>
+      </w:r>
+      <w:proofErr w:type="spellStart"/>
+      <w:r>
+        <w:rPr>
+          <w:i/>
+          <w:szCs w:val="20"/>
+        </w:rPr>
+        <w:t>Kualitas</w:t>
+      </w:r>
+      <w:proofErr w:type="spellEnd"/>
+      <w:r>
+        <w:rPr>
+          <w:i/>
+          <w:szCs w:val="20"/>
+        </w:rPr>
+        <w:t xml:space="preserve"> </w:t>
+      </w:r>
+      <w:proofErr w:type="spellStart"/>
+      <w:r>
+        <w:rPr>
+          <w:i/>
+          <w:szCs w:val="20"/>
+        </w:rPr>
+        <w:t>Generasi</w:t>
+      </w:r>
+      <w:proofErr w:type="spellEnd"/>
+      <w:r>
+        <w:rPr>
           <w:szCs w:val="20"/>
         </w:rPr>
         <w:t xml:space="preserve"> (2019); third of three authors.</w:t>
@@ -4949,22 +7151,73 @@
       </w:pPr>
       <w:r>
         <w:rPr>
-          <w:sz w:val="20"/>
-          <w:szCs w:val="20"/>
-        </w:rPr>
-        <w:t xml:space="preserve">2.	</w:t>
-      </w:r>
-      <w:r>
-        <w:rPr>
-          <w:i/>
-          <w:sz w:val="20"/>
-          <w:szCs w:val="20"/>
-        </w:rPr>
-        <w:t xml:space="preserve">Attachment Penentu Kualitas Generasi (2021 edition)</w:t>
-      </w:r>
-      <w:r>
-        <w:rPr>
-          <w:sz w:val="20"/>
+          <w:szCs w:val="20"/>
+        </w:rPr>
+        <w:t>2.</w:t>
+      </w:r>
+      <w:r>
+        <w:rPr>
+          <w:szCs w:val="20"/>
+        </w:rPr>
+        <w:tab/>
+      </w:r>
+      <w:r>
+        <w:rPr>
+          <w:i/>
+          <w:szCs w:val="20"/>
+        </w:rPr>
+        <w:t xml:space="preserve">Attachment </w:t>
+      </w:r>
+      <w:proofErr w:type="spellStart"/>
+      <w:r>
+        <w:rPr>
+          <w:i/>
+          <w:szCs w:val="20"/>
+        </w:rPr>
+        <w:t>Penentu</w:t>
+      </w:r>
+      <w:proofErr w:type="spellEnd"/>
+      <w:r>
+        <w:rPr>
+          <w:i/>
+          <w:szCs w:val="20"/>
+        </w:rPr>
+        <w:t xml:space="preserve"> </w:t>
+      </w:r>
+      <w:proofErr w:type="spellStart"/>
+      <w:r>
+        <w:rPr>
+          <w:i/>
+          <w:szCs w:val="20"/>
+        </w:rPr>
+        <w:t>Kualitas</w:t>
+      </w:r>
+      <w:proofErr w:type="spellEnd"/>
+      <w:r>
+        <w:rPr>
+          <w:i/>
+          <w:szCs w:val="20"/>
+        </w:rPr>
+        <w:t xml:space="preserve"> </w:t>
+      </w:r>
+      <w:proofErr w:type="spellStart"/>
+      <w:r>
+        <w:rPr>
+          <w:i/>
+          <w:szCs w:val="20"/>
+        </w:rPr>
+        <w:t>Generasi</w:t>
+      </w:r>
+      <w:proofErr w:type="spellEnd"/>
+      <w:r>
+        <w:rPr>
+          <w:i/>
+          <w:szCs w:val="20"/>
+        </w:rPr>
+        <w:t xml:space="preserve"> (2021 edition)</w:t>
+      </w:r>
+      <w:r>
+        <w:rPr>
           <w:szCs w:val="20"/>
         </w:rPr>
         <w:t xml:space="preserve"> (2021); second of three authors.</w:t>
@@ -4977,22 +7230,50 @@
       </w:pPr>
       <w:r>
         <w:rPr>
-          <w:sz w:val="20"/>
-          <w:szCs w:val="20"/>
-        </w:rPr>
-        <w:t xml:space="preserve">3.	</w:t>
-      </w:r>
-      <w:r>
-        <w:rPr>
-          <w:i/>
-          <w:sz w:val="20"/>
-          <w:szCs w:val="20"/>
-        </w:rPr>
-        <w:t xml:space="preserve">Buku Ajar Konseling HIV Ibu Hamil</w:t>
-      </w:r>
-      <w:r>
-        <w:rPr>
-          <w:sz w:val="20"/>
+          <w:szCs w:val="20"/>
+        </w:rPr>
+        <w:t>3.</w:t>
+      </w:r>
+      <w:r>
+        <w:rPr>
+          <w:szCs w:val="20"/>
+        </w:rPr>
+        <w:tab/>
+      </w:r>
+      <w:proofErr w:type="spellStart"/>
+      <w:r>
+        <w:rPr>
+          <w:i/>
+          <w:szCs w:val="20"/>
+        </w:rPr>
+        <w:t>Buku</w:t>
+      </w:r>
+      <w:proofErr w:type="spellEnd"/>
+      <w:r>
+        <w:rPr>
+          <w:i/>
+          <w:szCs w:val="20"/>
+        </w:rPr>
+        <w:t xml:space="preserve"> Ajar </w:t>
+      </w:r>
+      <w:proofErr w:type="spellStart"/>
+      <w:r>
+        <w:rPr>
+          <w:i/>
+          <w:szCs w:val="20"/>
+        </w:rPr>
+        <w:t>Konseling</w:t>
+      </w:r>
+      <w:proofErr w:type="spellEnd"/>
+      <w:r>
+        <w:rPr>
+          <w:i/>
+          <w:szCs w:val="20"/>
+        </w:rPr>
+        <w:t xml:space="preserve"> HIV Ibu Hamil</w:t>
+      </w:r>
+      <w:r>
+        <w:rPr>
           <w:szCs w:val="20"/>
         </w:rPr>
         <w:t xml:space="preserve"> (2021); third of three authors.</w:t>
@@ -5005,22 +7286,51 @@
       </w:pPr>
       <w:r>
         <w:rPr>
-          <w:sz w:val="20"/>
-          <w:szCs w:val="20"/>
-        </w:rPr>
-        <w:t xml:space="preserve">4.	</w:t>
-      </w:r>
-      <w:r>
-        <w:rPr>
-          <w:i/>
-          <w:sz w:val="20"/>
-          <w:szCs w:val="20"/>
-        </w:rPr>
-        <w:t xml:space="preserve">Pengantar Kesehatan Reproduksi Wanita</w:t>
-      </w:r>
-      <w:r>
-        <w:rPr>
-          <w:sz w:val="20"/>
+          <w:szCs w:val="20"/>
+        </w:rPr>
+        <w:lastRenderedPageBreak/>
+        <w:t>4.</w:t>
+      </w:r>
+      <w:r>
+        <w:rPr>
+          <w:szCs w:val="20"/>
+        </w:rPr>
+        <w:tab/>
+      </w:r>
+      <w:proofErr w:type="spellStart"/>
+      <w:r>
+        <w:rPr>
+          <w:i/>
+          <w:szCs w:val="20"/>
+        </w:rPr>
+        <w:t>Pengantar</w:t>
+      </w:r>
+      <w:proofErr w:type="spellEnd"/>
+      <w:r>
+        <w:rPr>
+          <w:i/>
+          <w:szCs w:val="20"/>
+        </w:rPr>
+        <w:t xml:space="preserve"> Kesehatan </w:t>
+      </w:r>
+      <w:proofErr w:type="spellStart"/>
+      <w:r>
+        <w:rPr>
+          <w:i/>
+          <w:szCs w:val="20"/>
+        </w:rPr>
+        <w:t>Reproduksi</w:t>
+      </w:r>
+      <w:proofErr w:type="spellEnd"/>
+      <w:r>
+        <w:rPr>
+          <w:i/>
+          <w:szCs w:val="20"/>
+        </w:rPr>
+        <w:t xml:space="preserve"> Wanita</w:t>
+      </w:r>
+      <w:r>
+        <w:rPr>
           <w:szCs w:val="20"/>
         </w:rPr>
         <w:t xml:space="preserve"> (2022); tenth of eleven authors.</w:t>
@@ -5033,22 +7343,34 @@
       </w:pPr>
       <w:r>
         <w:rPr>
-          <w:sz w:val="20"/>
-          <w:szCs w:val="20"/>
-        </w:rPr>
-        <w:t xml:space="preserve">5.	</w:t>
-      </w:r>
-      <w:r>
-        <w:rPr>
-          <w:i/>
-          <w:sz w:val="20"/>
-          <w:szCs w:val="20"/>
-        </w:rPr>
-        <w:t xml:space="preserve">Pengantar Kesehatan Ibu dan Anak (KIA)</w:t>
-      </w:r>
-      <w:r>
-        <w:rPr>
-          <w:sz w:val="20"/>
+          <w:szCs w:val="20"/>
+        </w:rPr>
+        <w:t>5.</w:t>
+      </w:r>
+      <w:r>
+        <w:rPr>
+          <w:szCs w:val="20"/>
+        </w:rPr>
+        <w:tab/>
+      </w:r>
+      <w:proofErr w:type="spellStart"/>
+      <w:r>
+        <w:rPr>
+          <w:i/>
+          <w:szCs w:val="20"/>
+        </w:rPr>
+        <w:t>Pengantar</w:t>
+      </w:r>
+      <w:proofErr w:type="spellEnd"/>
+      <w:r>
+        <w:rPr>
+          <w:i/>
+          <w:szCs w:val="20"/>
+        </w:rPr>
+        <w:t xml:space="preserve"> Kesehatan Ibu dan Anak (KIA)</w:t>
+      </w:r>
+      <w:r>
+        <w:rPr>
           <w:szCs w:val="20"/>
         </w:rPr>
         <w:t xml:space="preserve"> (2022); second of fourteen authors.</w:t>
@@ -5061,22 +7383,59 @@
       </w:pPr>
       <w:r>
         <w:rPr>
-          <w:sz w:val="20"/>
-          <w:szCs w:val="20"/>
-        </w:rPr>
-        <w:t xml:space="preserve">6.	</w:t>
-      </w:r>
-      <w:r>
-        <w:rPr>
-          <w:i/>
-          <w:sz w:val="20"/>
-          <w:szCs w:val="20"/>
-        </w:rPr>
-        <w:t xml:space="preserve">Konsep Dasar Ilmu Kebidanan</w:t>
-      </w:r>
-      <w:r>
-        <w:rPr>
-          <w:sz w:val="20"/>
+          <w:szCs w:val="20"/>
+        </w:rPr>
+        <w:t>6.</w:t>
+      </w:r>
+      <w:r>
+        <w:rPr>
+          <w:szCs w:val="20"/>
+        </w:rPr>
+        <w:tab/>
+      </w:r>
+      <w:proofErr w:type="spellStart"/>
+      <w:r>
+        <w:rPr>
+          <w:i/>
+          <w:szCs w:val="20"/>
+        </w:rPr>
+        <w:t>Konsep</w:t>
+      </w:r>
+      <w:proofErr w:type="spellEnd"/>
+      <w:r>
+        <w:rPr>
+          <w:i/>
+          <w:szCs w:val="20"/>
+        </w:rPr>
+        <w:t xml:space="preserve"> Dasar </w:t>
+      </w:r>
+      <w:proofErr w:type="spellStart"/>
+      <w:r>
+        <w:rPr>
+          <w:i/>
+          <w:szCs w:val="20"/>
+        </w:rPr>
+        <w:t>Ilmu</w:t>
+      </w:r>
+      <w:proofErr w:type="spellEnd"/>
+      <w:r>
+        <w:rPr>
+          <w:i/>
+          <w:szCs w:val="20"/>
+        </w:rPr>
+        <w:t xml:space="preserve"> </w:t>
+      </w:r>
+      <w:proofErr w:type="spellStart"/>
+      <w:r>
+        <w:rPr>
+          <w:i/>
+          <w:szCs w:val="20"/>
+        </w:rPr>
+        <w:t>Kebidanan</w:t>
+      </w:r>
+      <w:proofErr w:type="spellEnd"/>
+      <w:r>
+        <w:rPr>
           <w:szCs w:val="20"/>
         </w:rPr>
         <w:t xml:space="preserve"> (2023); tenth of fourteen authors.</w:t>
@@ -5089,22 +7448,59 @@
       </w:pPr>
       <w:r>
         <w:rPr>
-          <w:sz w:val="20"/>
-          <w:szCs w:val="20"/>
-        </w:rPr>
-        <w:t xml:space="preserve">7.	</w:t>
-      </w:r>
-      <w:r>
-        <w:rPr>
-          <w:i/>
-          <w:sz w:val="20"/>
-          <w:szCs w:val="20"/>
-        </w:rPr>
-        <w:t xml:space="preserve">Pengantar Psikologi Kebidanan</w:t>
-      </w:r>
-      <w:r>
-        <w:rPr>
-          <w:sz w:val="20"/>
+          <w:szCs w:val="20"/>
+        </w:rPr>
+        <w:t>7.</w:t>
+      </w:r>
+      <w:r>
+        <w:rPr>
+          <w:szCs w:val="20"/>
+        </w:rPr>
+        <w:tab/>
+      </w:r>
+      <w:proofErr w:type="spellStart"/>
+      <w:r>
+        <w:rPr>
+          <w:i/>
+          <w:szCs w:val="20"/>
+        </w:rPr>
+        <w:t>Pengantar</w:t>
+      </w:r>
+      <w:proofErr w:type="spellEnd"/>
+      <w:r>
+        <w:rPr>
+          <w:i/>
+          <w:szCs w:val="20"/>
+        </w:rPr>
+        <w:t xml:space="preserve"> </w:t>
+      </w:r>
+      <w:proofErr w:type="spellStart"/>
+      <w:r>
+        <w:rPr>
+          <w:i/>
+          <w:szCs w:val="20"/>
+        </w:rPr>
+        <w:t>Psikologi</w:t>
+      </w:r>
+      <w:proofErr w:type="spellEnd"/>
+      <w:r>
+        <w:rPr>
+          <w:i/>
+          <w:szCs w:val="20"/>
+        </w:rPr>
+        <w:t xml:space="preserve"> </w:t>
+      </w:r>
+      <w:proofErr w:type="spellStart"/>
+      <w:r>
+        <w:rPr>
+          <w:i/>
+          <w:szCs w:val="20"/>
+        </w:rPr>
+        <w:t>Kebidanan</w:t>
+      </w:r>
+      <w:proofErr w:type="spellEnd"/>
+      <w:r>
+        <w:rPr>
           <w:szCs w:val="20"/>
         </w:rPr>
         <w:t xml:space="preserve"> (2023); fourteenth of fourteen authors.</w:t>
@@ -5117,22 +7513,50 @@
       </w:pPr>
       <w:r>
         <w:rPr>
-          <w:sz w:val="20"/>
-          <w:szCs w:val="20"/>
-        </w:rPr>
-        <w:t xml:space="preserve">8.	</w:t>
-      </w:r>
-      <w:r>
-        <w:rPr>
-          <w:i/>
-          <w:sz w:val="20"/>
-          <w:szCs w:val="20"/>
-        </w:rPr>
-        <w:t xml:space="preserve">Promosi Kesehatan untuk Bidan</w:t>
-      </w:r>
-      <w:r>
-        <w:rPr>
-          <w:sz w:val="20"/>
+          <w:szCs w:val="20"/>
+        </w:rPr>
+        <w:t>8.</w:t>
+      </w:r>
+      <w:r>
+        <w:rPr>
+          <w:szCs w:val="20"/>
+        </w:rPr>
+        <w:tab/>
+      </w:r>
+      <w:proofErr w:type="spellStart"/>
+      <w:r>
+        <w:rPr>
+          <w:i/>
+          <w:szCs w:val="20"/>
+        </w:rPr>
+        <w:t>Promosi</w:t>
+      </w:r>
+      <w:proofErr w:type="spellEnd"/>
+      <w:r>
+        <w:rPr>
+          <w:i/>
+          <w:szCs w:val="20"/>
+        </w:rPr>
+        <w:t xml:space="preserve"> Kesehatan </w:t>
+      </w:r>
+      <w:proofErr w:type="spellStart"/>
+      <w:r>
+        <w:rPr>
+          <w:i/>
+          <w:szCs w:val="20"/>
+        </w:rPr>
+        <w:t>untuk</w:t>
+      </w:r>
+      <w:proofErr w:type="spellEnd"/>
+      <w:r>
+        <w:rPr>
+          <w:i/>
+          <w:szCs w:val="20"/>
+        </w:rPr>
+        <w:t xml:space="preserve"> Bidan</w:t>
+      </w:r>
+      <w:r>
+        <w:rPr>
           <w:szCs w:val="20"/>
         </w:rPr>
         <w:t xml:space="preserve"> (2023); first of nine authors.</w:t>
@@ -5145,22 +7569,25 @@
       </w:pPr>
       <w:r>
         <w:rPr>
-          <w:sz w:val="20"/>
-          <w:szCs w:val="20"/>
-        </w:rPr>
-        <w:t xml:space="preserve">9.	</w:t>
-      </w:r>
-      <w:r>
-        <w:rPr>
-          <w:i/>
-          <w:sz w:val="20"/>
-          <w:szCs w:val="20"/>
-        </w:rPr>
-        <w:t xml:space="preserve">HIV AIDS</w:t>
-      </w:r>
-      <w:r>
-        <w:rPr>
-          <w:sz w:val="20"/>
+          <w:szCs w:val="20"/>
+        </w:rPr>
+        <w:t>9.</w:t>
+      </w:r>
+      <w:r>
+        <w:rPr>
+          <w:szCs w:val="20"/>
+        </w:rPr>
+        <w:tab/>
+      </w:r>
+      <w:r>
+        <w:rPr>
+          <w:i/>
+          <w:szCs w:val="20"/>
+        </w:rPr>
+        <w:t>HIV AIDS</w:t>
+      </w:r>
+      <w:r>
+        <w:rPr>
           <w:szCs w:val="20"/>
         </w:rPr>
         <w:t xml:space="preserve"> (2023); first of three authors.</w:t>
@@ -5173,22 +7600,34 @@
       </w:pPr>
       <w:r>
         <w:rPr>
-          <w:sz w:val="20"/>
-          <w:szCs w:val="20"/>
-        </w:rPr>
-        <w:t xml:space="preserve">10.	</w:t>
-      </w:r>
-      <w:r>
-        <w:rPr>
-          <w:i/>
-          <w:sz w:val="20"/>
-          <w:szCs w:val="20"/>
-        </w:rPr>
-        <w:t xml:space="preserve">Kebijakan HIV AIDS</w:t>
-      </w:r>
-      <w:r>
-        <w:rPr>
-          <w:sz w:val="20"/>
+          <w:szCs w:val="20"/>
+        </w:rPr>
+        <w:t>10.</w:t>
+      </w:r>
+      <w:r>
+        <w:rPr>
+          <w:szCs w:val="20"/>
+        </w:rPr>
+        <w:tab/>
+      </w:r>
+      <w:proofErr w:type="spellStart"/>
+      <w:r>
+        <w:rPr>
+          <w:i/>
+          <w:szCs w:val="20"/>
+        </w:rPr>
+        <w:t>Kebijakan</w:t>
+      </w:r>
+      <w:proofErr w:type="spellEnd"/>
+      <w:r>
+        <w:rPr>
+          <w:i/>
+          <w:szCs w:val="20"/>
+        </w:rPr>
+        <w:t xml:space="preserve"> HIV AIDS</w:t>
+      </w:r>
+      <w:r>
+        <w:rPr>
           <w:szCs w:val="20"/>
         </w:rPr>
         <w:t xml:space="preserve"> (2025); author position not stated.</w:t>
@@ -5213,7 +7652,7 @@
 </file>
 
 <file path=word/endnotes.xml><?xml version="1.0" encoding="utf-8"?>
-<w:endnotes xmlns:wpc="http://schemas.microsoft.com/office/word/2010/wordprocessingCanvas" xmlns:mc="http://schemas.openxmlformats.org/markup-compatibility/2006" xmlns:o="urn:schemas-microsoft-com:office:office" xmlns:r="http://schemas.openxmlformats.org/officeDocument/2006/relationships" xmlns:m="http://schemas.openxmlformats.org/officeDocument/2006/math" xmlns:v="urn:schemas-microsoft-com:vml" xmlns:wp14="http://schemas.microsoft.com/office/word/2010/wordprocessingDrawing" xmlns:wp="http://schemas.openxmlformats.org/drawingml/2006/wordprocessingDrawing" xmlns:w10="urn:schemas-microsoft-com:office:word" xmlns:w="http://schemas.openxmlformats.org/wordprocessingml/2006/main" xmlns:w14="http://schemas.microsoft.com/office/word/2010/wordml" xmlns:w15="http://schemas.microsoft.com/office/word/2012/wordml" xmlns:wpg="http://schemas.microsoft.com/office/word/2010/wordprocessingGroup" xmlns:wpi="http://schemas.microsoft.com/office/word/2010/wordprocessingInk" xmlns:wne="http://schemas.microsoft.com/office/word/2006/wordml" xmlns:wps="http://schemas.microsoft.com/office/word/2010/wordprocessingShape" mc:Ignorable="w14 w15 wp14">
+<w:endnotes xmlns:wpc="http://schemas.microsoft.com/office/word/2010/wordprocessingCanvas" xmlns:cx="http://schemas.microsoft.com/office/drawing/2014/chartex" xmlns:cx1="http://schemas.microsoft.com/office/drawing/2015/9/8/chartex" xmlns:cx2="http://schemas.microsoft.com/office/drawing/2015/10/21/chartex" xmlns:cx3="http://schemas.microsoft.com/office/drawing/2016/5/9/chartex" xmlns:cx4="http://schemas.microsoft.com/office/drawing/2016/5/10/chartex" xmlns:cx5="http://schemas.microsoft.com/office/drawing/2016/5/11/chartex" xmlns:cx6="http://schemas.microsoft.com/office/drawing/2016/5/12/chartex" xmlns:cx7="http://schemas.microsoft.com/office/drawing/2016/5/13/chartex" xmlns:cx8="http://schemas.microsoft.com/office/drawing/2016/5/14/chartex" xmlns:mc="http://schemas.openxmlformats.org/markup-compatibility/2006" xmlns:aink="http://schemas.microsoft.com/office/drawing/2016/ink" xmlns:am3d="http://schemas.microsoft.com/office/drawing/2017/model3d" xmlns:o="urn:schemas-microsoft-com:office:office" xmlns:oel="http://schemas.microsoft.com/office/2019/extlst" xmlns:r="http://schemas.openxmlformats.org/officeDocument/2006/relationships" xmlns:m="http://schemas.openxmlformats.org/officeDocument/2006/math" xmlns:v="urn:schemas-microsoft-com:vml" xmlns:wp14="http://schemas.microsoft.com/office/word/2010/wordprocessingDrawing" xmlns:wp="http://schemas.openxmlformats.org/drawingml/2006/wordprocessingDrawing" xmlns:w10="urn:schemas-microsoft-com:office:word" xmlns:w="http://schemas.openxmlformats.org/wordprocessingml/2006/main" xmlns:w14="http://schemas.microsoft.com/office/word/2010/wordml" xmlns:w15="http://schemas.microsoft.com/office/word/2012/wordml" xmlns:w16cex="http://schemas.microsoft.com/office/word/2018/wordml/cex" xmlns:w16cid="http://schemas.microsoft.com/office/word/2016/wordml/cid" xmlns:w16="http://schemas.microsoft.com/office/word/2018/wordml" xmlns:w16du="http://schemas.microsoft.com/office/word/2023/wordml/word16du" xmlns:w16sdtdh="http://schemas.microsoft.com/office/word/2020/wordml/sdtdatahash" xmlns:w16sdtfl="http://schemas.microsoft.com/office/word/2024/wordml/sdtformatlock" xmlns:w16se="http://schemas.microsoft.com/office/word/2015/wordml/symex" xmlns:wpg="http://schemas.microsoft.com/office/word/2010/wordprocessingGroup" xmlns:wpi="http://schemas.microsoft.com/office/word/2010/wordprocessingInk" xmlns:wne="http://schemas.microsoft.com/office/word/2006/wordml" xmlns:wps="http://schemas.microsoft.com/office/word/2010/wordprocessingShape" mc:Ignorable="w14 w15 w16se w16cid w16 w16cex w16sdtdh w16sdtfl w16du wp14">
   <w:endnote w:type="separator" w:id="-1">
     <w:p>
       <w:pPr>
@@ -5238,7 +7677,7 @@
 </file>
 
 <file path=word/footer1.xml><?xml version="1.0" encoding="utf-8"?>
-<w:ftr xmlns:wpc="http://schemas.microsoft.com/office/word/2010/wordprocessingCanvas" xmlns:mc="http://schemas.openxmlformats.org/markup-compatibility/2006" xmlns:o="urn:schemas-microsoft-com:office:office" xmlns:r="http://schemas.openxmlformats.org/officeDocument/2006/relationships" xmlns:m="http://schemas.openxmlformats.org/officeDocument/2006/math" xmlns:v="urn:schemas-microsoft-com:vml" xmlns:wp14="http://schemas.microsoft.com/office/word/2010/wordprocessingDrawing" xmlns:wp="http://schemas.openxmlformats.org/drawingml/2006/wordprocessingDrawing" xmlns:w10="urn:schemas-microsoft-com:office:word" xmlns:w="http://schemas.openxmlformats.org/wordprocessingml/2006/main" xmlns:w14="http://schemas.microsoft.com/office/word/2010/wordml" xmlns:w15="http://schemas.microsoft.com/office/word/2012/wordml" xmlns:wpg="http://schemas.microsoft.com/office/word/2010/wordprocessingGroup" xmlns:wpi="http://schemas.microsoft.com/office/word/2010/wordprocessingInk" xmlns:wne="http://schemas.microsoft.com/office/word/2006/wordml" xmlns:wps="http://schemas.microsoft.com/office/word/2010/wordprocessingShape" mc:Ignorable="w14 w15 wp14">
+<w:ftr xmlns:wpc="http://schemas.microsoft.com/office/word/2010/wordprocessingCanvas" xmlns:cx="http://schemas.microsoft.com/office/drawing/2014/chartex" xmlns:cx1="http://schemas.microsoft.com/office/drawing/2015/9/8/chartex" xmlns:cx2="http://schemas.microsoft.com/office/drawing/2015/10/21/chartex" xmlns:cx3="http://schemas.microsoft.com/office/drawing/2016/5/9/chartex" xmlns:cx4="http://schemas.microsoft.com/office/drawing/2016/5/10/chartex" xmlns:cx5="http://schemas.microsoft.com/office/drawing/2016/5/11/chartex" xmlns:cx6="http://schemas.microsoft.com/office/drawing/2016/5/12/chartex" xmlns:cx7="http://schemas.microsoft.com/office/drawing/2016/5/13/chartex" xmlns:cx8="http://schemas.microsoft.com/office/drawing/2016/5/14/chartex" xmlns:mc="http://schemas.openxmlformats.org/markup-compatibility/2006" xmlns:aink="http://schemas.microsoft.com/office/drawing/2016/ink" xmlns:am3d="http://schemas.microsoft.com/office/drawing/2017/model3d" xmlns:o="urn:schemas-microsoft-com:office:office" xmlns:oel="http://schemas.microsoft.com/office/2019/extlst" xmlns:r="http://schemas.openxmlformats.org/officeDocument/2006/relationships" xmlns:m="http://schemas.openxmlformats.org/officeDocument/2006/math" xmlns:v="urn:schemas-microsoft-com:vml" xmlns:wp14="http://schemas.microsoft.com/office/word/2010/wordprocessingDrawing" xmlns:wp="http://schemas.openxmlformats.org/drawingml/2006/wordprocessingDrawing" xmlns:w10="urn:schemas-microsoft-com:office:word" xmlns:w="http://schemas.openxmlformats.org/wordprocessingml/2006/main" xmlns:w14="http://schemas.microsoft.com/office/word/2010/wordml" xmlns:w15="http://schemas.microsoft.com/office/word/2012/wordml" xmlns:w16cex="http://schemas.microsoft.com/office/word/2018/wordml/cex" xmlns:w16cid="http://schemas.microsoft.com/office/word/2016/wordml/cid" xmlns:w16="http://schemas.microsoft.com/office/word/2018/wordml" xmlns:w16du="http://schemas.microsoft.com/office/word/2023/wordml/word16du" xmlns:w16sdtdh="http://schemas.microsoft.com/office/word/2020/wordml/sdtdatahash" xmlns:w16sdtfl="http://schemas.microsoft.com/office/word/2024/wordml/sdtformatlock" xmlns:w16se="http://schemas.microsoft.com/office/word/2015/wordml/symex" xmlns:wpg="http://schemas.microsoft.com/office/word/2010/wordprocessingGroup" xmlns:wpi="http://schemas.microsoft.com/office/word/2010/wordprocessingInk" xmlns:wne="http://schemas.microsoft.com/office/word/2006/wordml" xmlns:wps="http://schemas.microsoft.com/office/word/2010/wordprocessingShape" mc:Ignorable="w14 w15 w16se w16cid w16 w16cex w16sdtdh w16sdtfl w16du wp14">
   <w:p>
     <w:pPr>
       <w:spacing w:after="1" w:line="240" w:lineRule="auto"/>
@@ -5293,7 +7732,7 @@
 </file>
 
 <file path=word/footer2.xml><?xml version="1.0" encoding="utf-8"?>
-<w:ftr xmlns:wpc="http://schemas.microsoft.com/office/word/2010/wordprocessingCanvas" xmlns:mc="http://schemas.openxmlformats.org/markup-compatibility/2006" xmlns:o="urn:schemas-microsoft-com:office:office" xmlns:r="http://schemas.openxmlformats.org/officeDocument/2006/relationships" xmlns:m="http://schemas.openxmlformats.org/officeDocument/2006/math" xmlns:v="urn:schemas-microsoft-com:vml" xmlns:wp14="http://schemas.microsoft.com/office/word/2010/wordprocessingDrawing" xmlns:wp="http://schemas.openxmlformats.org/drawingml/2006/wordprocessingDrawing" xmlns:w10="urn:schemas-microsoft-com:office:word" xmlns:w="http://schemas.openxmlformats.org/wordprocessingml/2006/main" xmlns:w14="http://schemas.microsoft.com/office/word/2010/wordml" xmlns:w15="http://schemas.microsoft.com/office/word/2012/wordml" xmlns:wpg="http://schemas.microsoft.com/office/word/2010/wordprocessingGroup" xmlns:wpi="http://schemas.microsoft.com/office/word/2010/wordprocessingInk" xmlns:wne="http://schemas.microsoft.com/office/word/2006/wordml" xmlns:wps="http://schemas.microsoft.com/office/word/2010/wordprocessingShape" mc:Ignorable="w14 w15 wp14">
+<w:ftr xmlns:wpc="http://schemas.microsoft.com/office/word/2010/wordprocessingCanvas" xmlns:cx="http://schemas.microsoft.com/office/drawing/2014/chartex" xmlns:cx1="http://schemas.microsoft.com/office/drawing/2015/9/8/chartex" xmlns:cx2="http://schemas.microsoft.com/office/drawing/2015/10/21/chartex" xmlns:cx3="http://schemas.microsoft.com/office/drawing/2016/5/9/chartex" xmlns:cx4="http://schemas.microsoft.com/office/drawing/2016/5/10/chartex" xmlns:cx5="http://schemas.microsoft.com/office/drawing/2016/5/11/chartex" xmlns:cx6="http://schemas.microsoft.com/office/drawing/2016/5/12/chartex" xmlns:cx7="http://schemas.microsoft.com/office/drawing/2016/5/13/chartex" xmlns:cx8="http://schemas.microsoft.com/office/drawing/2016/5/14/chartex" xmlns:mc="http://schemas.openxmlformats.org/markup-compatibility/2006" xmlns:aink="http://schemas.microsoft.com/office/drawing/2016/ink" xmlns:am3d="http://schemas.microsoft.com/office/drawing/2017/model3d" xmlns:o="urn:schemas-microsoft-com:office:office" xmlns:oel="http://schemas.microsoft.com/office/2019/extlst" xmlns:r="http://schemas.openxmlformats.org/officeDocument/2006/relationships" xmlns:m="http://schemas.openxmlformats.org/officeDocument/2006/math" xmlns:v="urn:schemas-microsoft-com:vml" xmlns:wp14="http://schemas.microsoft.com/office/word/2010/wordprocessingDrawing" xmlns:wp="http://schemas.openxmlformats.org/drawingml/2006/wordprocessingDrawing" xmlns:w10="urn:schemas-microsoft-com:office:word" xmlns:w="http://schemas.openxmlformats.org/wordprocessingml/2006/main" xmlns:w14="http://schemas.microsoft.com/office/word/2010/wordml" xmlns:w15="http://schemas.microsoft.com/office/word/2012/wordml" xmlns:w16cex="http://schemas.microsoft.com/office/word/2018/wordml/cex" xmlns:w16cid="http://schemas.microsoft.com/office/word/2016/wordml/cid" xmlns:w16="http://schemas.microsoft.com/office/word/2018/wordml" xmlns:w16du="http://schemas.microsoft.com/office/word/2023/wordml/word16du" xmlns:w16sdtdh="http://schemas.microsoft.com/office/word/2020/wordml/sdtdatahash" xmlns:w16sdtfl="http://schemas.microsoft.com/office/word/2024/wordml/sdtformatlock" xmlns:w16se="http://schemas.microsoft.com/office/word/2015/wordml/symex" xmlns:wpg="http://schemas.microsoft.com/office/word/2010/wordprocessingGroup" xmlns:wpi="http://schemas.microsoft.com/office/word/2010/wordprocessingInk" xmlns:wne="http://schemas.microsoft.com/office/word/2006/wordml" xmlns:wps="http://schemas.microsoft.com/office/word/2010/wordprocessingShape" mc:Ignorable="w14 w15 w16se w16cid w16 w16cex w16sdtdh w16sdtfl w16du wp14">
   <w:p>
     <w:pPr>
       <w:spacing w:after="1" w:line="240" w:lineRule="auto"/>
@@ -5348,7 +7787,7 @@
 </file>
 
 <file path=word/footer3.xml><?xml version="1.0" encoding="utf-8"?>
-<w:ftr xmlns:wpc="http://schemas.microsoft.com/office/word/2010/wordprocessingCanvas" xmlns:mc="http://schemas.openxmlformats.org/markup-compatibility/2006" xmlns:o="urn:schemas-microsoft-com:office:office" xmlns:r="http://schemas.openxmlformats.org/officeDocument/2006/relationships" xmlns:m="http://schemas.openxmlformats.org/officeDocument/2006/math" xmlns:v="urn:schemas-microsoft-com:vml" xmlns:wp14="http://schemas.microsoft.com/office/word/2010/wordprocessingDrawing" xmlns:wp="http://schemas.openxmlformats.org/drawingml/2006/wordprocessingDrawing" xmlns:w10="urn:schemas-microsoft-com:office:word" xmlns:w="http://schemas.openxmlformats.org/wordprocessingml/2006/main" xmlns:w14="http://schemas.microsoft.com/office/word/2010/wordml" xmlns:w15="http://schemas.microsoft.com/office/word/2012/wordml" xmlns:wpg="http://schemas.microsoft.com/office/word/2010/wordprocessingGroup" xmlns:wpi="http://schemas.microsoft.com/office/word/2010/wordprocessingInk" xmlns:wne="http://schemas.microsoft.com/office/word/2006/wordml" xmlns:wps="http://schemas.microsoft.com/office/word/2010/wordprocessingShape" mc:Ignorable="w14 w15 wp14">
+<w:ftr xmlns:wpc="http://schemas.microsoft.com/office/word/2010/wordprocessingCanvas" xmlns:cx="http://schemas.microsoft.com/office/drawing/2014/chartex" xmlns:cx1="http://schemas.microsoft.com/office/drawing/2015/9/8/chartex" xmlns:cx2="http://schemas.microsoft.com/office/drawing/2015/10/21/chartex" xmlns:cx3="http://schemas.microsoft.com/office/drawing/2016/5/9/chartex" xmlns:cx4="http://schemas.microsoft.com/office/drawing/2016/5/10/chartex" xmlns:cx5="http://schemas.microsoft.com/office/drawing/2016/5/11/chartex" xmlns:cx6="http://schemas.microsoft.com/office/drawing/2016/5/12/chartex" xmlns:cx7="http://schemas.microsoft.com/office/drawing/2016/5/13/chartex" xmlns:cx8="http://schemas.microsoft.com/office/drawing/2016/5/14/chartex" xmlns:mc="http://schemas.openxmlformats.org/markup-compatibility/2006" xmlns:aink="http://schemas.microsoft.com/office/drawing/2016/ink" xmlns:am3d="http://schemas.microsoft.com/office/drawing/2017/model3d" xmlns:o="urn:schemas-microsoft-com:office:office" xmlns:oel="http://schemas.microsoft.com/office/2019/extlst" xmlns:r="http://schemas.openxmlformats.org/officeDocument/2006/relationships" xmlns:m="http://schemas.openxmlformats.org/officeDocument/2006/math" xmlns:v="urn:schemas-microsoft-com:vml" xmlns:wp14="http://schemas.microsoft.com/office/word/2010/wordprocessingDrawing" xmlns:wp="http://schemas.openxmlformats.org/drawingml/2006/wordprocessingDrawing" xmlns:w10="urn:schemas-microsoft-com:office:word" xmlns:w="http://schemas.openxmlformats.org/wordprocessingml/2006/main" xmlns:w14="http://schemas.microsoft.com/office/word/2010/wordml" xmlns:w15="http://schemas.microsoft.com/office/word/2012/wordml" xmlns:w16cex="http://schemas.microsoft.com/office/word/2018/wordml/cex" xmlns:w16cid="http://schemas.microsoft.com/office/word/2016/wordml/cid" xmlns:w16="http://schemas.microsoft.com/office/word/2018/wordml" xmlns:w16du="http://schemas.microsoft.com/office/word/2023/wordml/word16du" xmlns:w16sdtdh="http://schemas.microsoft.com/office/word/2020/wordml/sdtdatahash" xmlns:w16sdtfl="http://schemas.microsoft.com/office/word/2024/wordml/sdtformatlock" xmlns:w16se="http://schemas.microsoft.com/office/word/2015/wordml/symex" xmlns:wpg="http://schemas.microsoft.com/office/word/2010/wordprocessingGroup" xmlns:wpi="http://schemas.microsoft.com/office/word/2010/wordprocessingInk" xmlns:wne="http://schemas.microsoft.com/office/word/2006/wordml" xmlns:wps="http://schemas.microsoft.com/office/word/2010/wordprocessingShape" mc:Ignorable="w14 w15 w16se w16cid w16 w16cex w16sdtdh w16sdtfl w16du wp14">
   <w:p>
     <w:pPr>
       <w:spacing w:after="1" w:line="240" w:lineRule="auto"/>
@@ -5403,7 +7842,7 @@
 </file>
 
 <file path=word/footnotes.xml><?xml version="1.0" encoding="utf-8"?>
-<w:footnotes xmlns:wpc="http://schemas.microsoft.com/office/word/2010/wordprocessingCanvas" xmlns:mc="http://schemas.openxmlformats.org/markup-compatibility/2006" xmlns:o="urn:schemas-microsoft-com:office:office" xmlns:r="http://schemas.openxmlformats.org/officeDocument/2006/relationships" xmlns:m="http://schemas.openxmlformats.org/officeDocument/2006/math" xmlns:v="urn:schemas-microsoft-com:vml" xmlns:wp14="http://schemas.microsoft.com/office/word/2010/wordprocessingDrawing" xmlns:wp="http://schemas.openxmlformats.org/drawingml/2006/wordprocessingDrawing" xmlns:w10="urn:schemas-microsoft-com:office:word" xmlns:w="http://schemas.openxmlformats.org/wordprocessingml/2006/main" xmlns:w14="http://schemas.microsoft.com/office/word/2010/wordml" xmlns:w15="http://schemas.microsoft.com/office/word/2012/wordml" xmlns:wpg="http://schemas.microsoft.com/office/word/2010/wordprocessingGroup" xmlns:wpi="http://schemas.microsoft.com/office/word/2010/wordprocessingInk" xmlns:wne="http://schemas.microsoft.com/office/word/2006/wordml" xmlns:wps="http://schemas.microsoft.com/office/word/2010/wordprocessingShape" mc:Ignorable="w14 w15 wp14">
+<w:footnotes xmlns:wpc="http://schemas.microsoft.com/office/word/2010/wordprocessingCanvas" xmlns:cx="http://schemas.microsoft.com/office/drawing/2014/chartex" xmlns:cx1="http://schemas.microsoft.com/office/drawing/2015/9/8/chartex" xmlns:cx2="http://schemas.microsoft.com/office/drawing/2015/10/21/chartex" xmlns:cx3="http://schemas.microsoft.com/office/drawing/2016/5/9/chartex" xmlns:cx4="http://schemas.microsoft.com/office/drawing/2016/5/10/chartex" xmlns:cx5="http://schemas.microsoft.com/office/drawing/2016/5/11/chartex" xmlns:cx6="http://schemas.microsoft.com/office/drawing/2016/5/12/chartex" xmlns:cx7="http://schemas.microsoft.com/office/drawing/2016/5/13/chartex" xmlns:cx8="http://schemas.microsoft.com/office/drawing/2016/5/14/chartex" xmlns:mc="http://schemas.openxmlformats.org/markup-compatibility/2006" xmlns:aink="http://schemas.microsoft.com/office/drawing/2016/ink" xmlns:am3d="http://schemas.microsoft.com/office/drawing/2017/model3d" xmlns:o="urn:schemas-microsoft-com:office:office" xmlns:oel="http://schemas.microsoft.com/office/2019/extlst" xmlns:r="http://schemas.openxmlformats.org/officeDocument/2006/relationships" xmlns:m="http://schemas.openxmlformats.org/officeDocument/2006/math" xmlns:v="urn:schemas-microsoft-com:vml" xmlns:wp14="http://schemas.microsoft.com/office/word/2010/wordprocessingDrawing" xmlns:wp="http://schemas.openxmlformats.org/drawingml/2006/wordprocessingDrawing" xmlns:w10="urn:schemas-microsoft-com:office:word" xmlns:w="http://schemas.openxmlformats.org/wordprocessingml/2006/main" xmlns:w14="http://schemas.microsoft.com/office/word/2010/wordml" xmlns:w15="http://schemas.microsoft.com/office/word/2012/wordml" xmlns:w16cex="http://schemas.microsoft.com/office/word/2018/wordml/cex" xmlns:w16cid="http://schemas.microsoft.com/office/word/2016/wordml/cid" xmlns:w16="http://schemas.microsoft.com/office/word/2018/wordml" xmlns:w16du="http://schemas.microsoft.com/office/word/2023/wordml/word16du" xmlns:w16sdtdh="http://schemas.microsoft.com/office/word/2020/wordml/sdtdatahash" xmlns:w16sdtfl="http://schemas.microsoft.com/office/word/2024/wordml/sdtformatlock" xmlns:w16se="http://schemas.microsoft.com/office/word/2015/wordml/symex" xmlns:wpg="http://schemas.microsoft.com/office/word/2010/wordprocessingGroup" xmlns:wpi="http://schemas.microsoft.com/office/word/2010/wordprocessingInk" xmlns:wne="http://schemas.microsoft.com/office/word/2006/wordml" xmlns:wps="http://schemas.microsoft.com/office/word/2010/wordprocessingShape" mc:Ignorable="w14 w15 w16se w16cid w16 w16cex w16sdtdh w16sdtfl w16du wp14">
   <w:footnote w:type="separator" w:id="-1">
     <w:p>
       <w:pPr>
@@ -5428,8 +7867,8 @@
 </file>
 
 <file path=word/numbering.xml><?xml version="1.0" encoding="utf-8"?>
-<w:numbering xmlns:wpc="http://schemas.microsoft.com/office/word/2010/wordprocessingCanvas" xmlns:mc="http://schemas.openxmlformats.org/markup-compatibility/2006" xmlns:o="urn:schemas-microsoft-com:office:office" xmlns:r="http://schemas.openxmlformats.org/officeDocument/2006/relationships" xmlns:m="http://schemas.openxmlformats.org/officeDocument/2006/math" xmlns:v="urn:schemas-microsoft-com:vml" xmlns:wp14="http://schemas.microsoft.com/office/word/2010/wordprocessingDrawing" xmlns:wp="http://schemas.openxmlformats.org/drawingml/2006/wordprocessingDrawing" xmlns:w10="urn:schemas-microsoft-com:office:word" xmlns:w="http://schemas.openxmlformats.org/wordprocessingml/2006/main" xmlns:w14="http://schemas.microsoft.com/office/word/2010/wordml" xmlns:w15="http://schemas.microsoft.com/office/word/2012/wordml" xmlns:wpg="http://schemas.microsoft.com/office/word/2010/wordprocessingGroup" xmlns:wpi="http://schemas.microsoft.com/office/word/2010/wordprocessingInk" xmlns:wne="http://schemas.microsoft.com/office/word/2006/wordml" xmlns:wps="http://schemas.microsoft.com/office/word/2010/wordprocessingShape" mc:Ignorable="w14 w15 wp14">
-  <w:abstractNum w:abstractNumId="0">
+<w:numbering xmlns:wpc="http://schemas.microsoft.com/office/word/2010/wordprocessingCanvas" xmlns:cx="http://schemas.microsoft.com/office/drawing/2014/chartex" xmlns:cx1="http://schemas.microsoft.com/office/drawing/2015/9/8/chartex" xmlns:cx2="http://schemas.microsoft.com/office/drawing/2015/10/21/chartex" xmlns:cx3="http://schemas.microsoft.com/office/drawing/2016/5/9/chartex" xmlns:cx4="http://schemas.microsoft.com/office/drawing/2016/5/10/chartex" xmlns:cx5="http://schemas.microsoft.com/office/drawing/2016/5/11/chartex" xmlns:cx6="http://schemas.microsoft.com/office/drawing/2016/5/12/chartex" xmlns:cx7="http://schemas.microsoft.com/office/drawing/2016/5/13/chartex" xmlns:cx8="http://schemas.microsoft.com/office/drawing/2016/5/14/chartex" xmlns:mc="http://schemas.openxmlformats.org/markup-compatibility/2006" xmlns:aink="http://schemas.microsoft.com/office/drawing/2016/ink" xmlns:am3d="http://schemas.microsoft.com/office/drawing/2017/model3d" xmlns:o="urn:schemas-microsoft-com:office:office" xmlns:oel="http://schemas.microsoft.com/office/2019/extlst" xmlns:r="http://schemas.openxmlformats.org/officeDocument/2006/relationships" xmlns:m="http://schemas.openxmlformats.org/officeDocument/2006/math" xmlns:v="urn:schemas-microsoft-com:vml" xmlns:wp14="http://schemas.microsoft.com/office/word/2010/wordprocessingDrawing" xmlns:wp="http://schemas.openxmlformats.org/drawingml/2006/wordprocessingDrawing" xmlns:w10="urn:schemas-microsoft-com:office:word" xmlns:w="http://schemas.openxmlformats.org/wordprocessingml/2006/main" xmlns:w14="http://schemas.microsoft.com/office/word/2010/wordml" xmlns:w15="http://schemas.microsoft.com/office/word/2012/wordml" xmlns:w16cex="http://schemas.microsoft.com/office/word/2018/wordml/cex" xmlns:w16cid="http://schemas.microsoft.com/office/word/2016/wordml/cid" xmlns:w16="http://schemas.microsoft.com/office/word/2018/wordml" xmlns:w16du="http://schemas.microsoft.com/office/word/2023/wordml/word16du" xmlns:w16sdtdh="http://schemas.microsoft.com/office/word/2020/wordml/sdtdatahash" xmlns:w16sdtfl="http://schemas.microsoft.com/office/word/2024/wordml/sdtformatlock" xmlns:w16se="http://schemas.microsoft.com/office/word/2015/wordml/symex" xmlns:wpg="http://schemas.microsoft.com/office/word/2010/wordprocessingGroup" xmlns:wpi="http://schemas.microsoft.com/office/word/2010/wordprocessingInk" xmlns:wne="http://schemas.microsoft.com/office/word/2006/wordml" xmlns:wps="http://schemas.microsoft.com/office/word/2010/wordprocessingShape" mc:Ignorable="w14 w15 w16se w16cid w16 w16cex w16sdtdh w16sdtfl w16du wp14">
+  <w:abstractNum w:abstractNumId="0" w15:restartNumberingAfterBreak="0">
     <w:nsid w:val="01CB04B6"/>
     <w:multiLevelType w:val="hybridMultilevel"/>
     <w:tmpl w:val="E2DA6CD4"/>
@@ -5632,7 +8071,7 @@
       </w:rPr>
     </w:lvl>
   </w:abstractNum>
-  <w:abstractNum w:abstractNumId="1">
+  <w:abstractNum w:abstractNumId="1" w15:restartNumberingAfterBreak="0">
     <w:nsid w:val="0C6B13DC"/>
     <w:multiLevelType w:val="hybridMultilevel"/>
     <w:tmpl w:val="2BA0E2CC"/>
@@ -5835,7 +8274,7 @@
       </w:rPr>
     </w:lvl>
   </w:abstractNum>
-  <w:abstractNum w:abstractNumId="2">
+  <w:abstractNum w:abstractNumId="2" w15:restartNumberingAfterBreak="0">
     <w:nsid w:val="0DAE0F19"/>
     <w:multiLevelType w:val="hybridMultilevel"/>
     <w:tmpl w:val="D040B944"/>
@@ -6038,7 +8477,7 @@
       </w:rPr>
     </w:lvl>
   </w:abstractNum>
-  <w:abstractNum w:abstractNumId="3">
+  <w:abstractNum w:abstractNumId="3" w15:restartNumberingAfterBreak="0">
     <w:nsid w:val="13C05B00"/>
     <w:multiLevelType w:val="hybridMultilevel"/>
     <w:tmpl w:val="B7CCBE30"/>
@@ -6241,7 +8680,7 @@
       </w:rPr>
     </w:lvl>
   </w:abstractNum>
-  <w:abstractNum w:abstractNumId="4">
+  <w:abstractNum w:abstractNumId="4" w15:restartNumberingAfterBreak="0">
     <w:nsid w:val="1A822EFD"/>
     <w:multiLevelType w:val="hybridMultilevel"/>
     <w:tmpl w:val="A0F2F2B8"/>
@@ -6444,7 +8883,7 @@
       </w:rPr>
     </w:lvl>
   </w:abstractNum>
-  <w:abstractNum w:abstractNumId="5">
+  <w:abstractNum w:abstractNumId="5" w15:restartNumberingAfterBreak="0">
     <w:nsid w:val="41687882"/>
     <w:multiLevelType w:val="hybridMultilevel"/>
     <w:tmpl w:val="D8D854EA"/>
@@ -6647,7 +9086,7 @@
       </w:rPr>
     </w:lvl>
   </w:abstractNum>
-  <w:abstractNum w:abstractNumId="6">
+  <w:abstractNum w:abstractNumId="6" w15:restartNumberingAfterBreak="0">
     <w:nsid w:val="4274103B"/>
     <w:multiLevelType w:val="hybridMultilevel"/>
     <w:tmpl w:val="A38E1804"/>
@@ -6850,7 +9289,7 @@
       </w:rPr>
     </w:lvl>
   </w:abstractNum>
-  <w:abstractNum w:abstractNumId="7">
+  <w:abstractNum w:abstractNumId="7" w15:restartNumberingAfterBreak="0">
     <w:nsid w:val="55F725A3"/>
     <w:multiLevelType w:val="hybridMultilevel"/>
     <w:tmpl w:val="446C3806"/>
@@ -7053,7 +9492,7 @@
       </w:rPr>
     </w:lvl>
   </w:abstractNum>
-  <w:abstractNum w:abstractNumId="8">
+  <w:abstractNum w:abstractNumId="8" w15:restartNumberingAfterBreak="0">
     <w:nsid w:val="61925885"/>
     <w:multiLevelType w:val="hybridMultilevel"/>
     <w:tmpl w:val="5D308E1C"/>
@@ -7256,7 +9695,7 @@
       </w:rPr>
     </w:lvl>
   </w:abstractNum>
-  <w:abstractNum w:abstractNumId="9">
+  <w:abstractNum w:abstractNumId="9" w15:restartNumberingAfterBreak="0">
     <w:nsid w:val="65BE07AC"/>
     <w:multiLevelType w:val="hybridMultilevel"/>
     <w:tmpl w:val="1AB845D4"/>
@@ -7459,7 +9898,7 @@
       </w:rPr>
     </w:lvl>
   </w:abstractNum>
-  <w:abstractNum w:abstractNumId="10">
+  <w:abstractNum w:abstractNumId="10" w15:restartNumberingAfterBreak="0">
     <w:nsid w:val="73F306D6"/>
     <w:multiLevelType w:val="hybridMultilevel"/>
     <w:tmpl w:val="DAD26BD4"/>
@@ -7662,44 +10101,44 @@
       </w:rPr>
     </w:lvl>
   </w:abstractNum>
-  <w:num w:numId="1">
+  <w:num w:numId="1" w16cid:durableId="1953169826">
     <w:abstractNumId w:val="10"/>
   </w:num>
-  <w:num w:numId="2">
+  <w:num w:numId="2" w16cid:durableId="1429275748">
     <w:abstractNumId w:val="3"/>
   </w:num>
-  <w:num w:numId="3">
+  <w:num w:numId="3" w16cid:durableId="1313950549">
     <w:abstractNumId w:val="1"/>
   </w:num>
-  <w:num w:numId="4">
+  <w:num w:numId="4" w16cid:durableId="1778716571">
     <w:abstractNumId w:val="8"/>
   </w:num>
-  <w:num w:numId="5">
+  <w:num w:numId="5" w16cid:durableId="194008047">
     <w:abstractNumId w:val="7"/>
   </w:num>
-  <w:num w:numId="6">
+  <w:num w:numId="6" w16cid:durableId="950820855">
     <w:abstractNumId w:val="9"/>
   </w:num>
-  <w:num w:numId="7">
+  <w:num w:numId="7" w16cid:durableId="1481773954">
     <w:abstractNumId w:val="2"/>
   </w:num>
-  <w:num w:numId="8">
+  <w:num w:numId="8" w16cid:durableId="678699321">
     <w:abstractNumId w:val="0"/>
   </w:num>
-  <w:num w:numId="9">
+  <w:num w:numId="9" w16cid:durableId="1849443492">
     <w:abstractNumId w:val="4"/>
   </w:num>
-  <w:num w:numId="10">
+  <w:num w:numId="10" w16cid:durableId="697924986">
     <w:abstractNumId w:val="5"/>
   </w:num>
-  <w:num w:numId="11">
+  <w:num w:numId="11" w16cid:durableId="792595929">
     <w:abstractNumId w:val="6"/>
   </w:num>
 </w:numbering>
 </file>
 
 <file path=word/styles.xml><?xml version="1.0" encoding="utf-8"?>
-<w:styles xmlns:mc="http://schemas.openxmlformats.org/markup-compatibility/2006" xmlns:r="http://schemas.openxmlformats.org/officeDocument/2006/relationships" xmlns:w="http://schemas.openxmlformats.org/wordprocessingml/2006/main" xmlns:w14="http://schemas.microsoft.com/office/word/2010/wordml" xmlns:w15="http://schemas.microsoft.com/office/word/2012/wordml" mc:Ignorable="w14 w15">
+<w:styles xmlns:mc="http://schemas.openxmlformats.org/markup-compatibility/2006" xmlns:r="http://schemas.openxmlformats.org/officeDocument/2006/relationships" xmlns:w="http://schemas.openxmlformats.org/wordprocessingml/2006/main" xmlns:w14="http://schemas.microsoft.com/office/word/2010/wordml" xmlns:w15="http://schemas.microsoft.com/office/word/2012/wordml" xmlns:w16cex="http://schemas.microsoft.com/office/word/2018/wordml/cex" xmlns:w16cid="http://schemas.microsoft.com/office/word/2016/wordml/cid" xmlns:w16="http://schemas.microsoft.com/office/word/2018/wordml" xmlns:w16du="http://schemas.microsoft.com/office/word/2023/wordml/word16du" xmlns:w16sdtdh="http://schemas.microsoft.com/office/word/2020/wordml/sdtdatahash" xmlns:w16sdtfl="http://schemas.microsoft.com/office/word/2024/wordml/sdtformatlock" xmlns:w16se="http://schemas.microsoft.com/office/word/2015/wordml/symex" mc:Ignorable="w14 w15 w16se w16cid w16 w16cex w16sdtdh w16sdtfl w16du">
   <w:docDefaults>
     <w:rPrDefault>
       <w:rPr>
@@ -7715,7 +10154,7 @@
       </w:pPr>
     </w:pPrDefault>
   </w:docDefaults>
-  <w:latentStyles w:defLockedState="0" w:defUIPriority="99" w:defSemiHidden="0" w:defUnhideWhenUsed="0" w:defQFormat="0" w:count="371">
+  <w:latentStyles w:defLockedState="0" w:defUIPriority="99" w:defSemiHidden="0" w:defUnhideWhenUsed="0" w:defQFormat="0" w:count="376">
     <w:lsdException w:name="Normal" w:uiPriority="0" w:qFormat="1"/>
     <w:lsdException w:name="heading 1" w:uiPriority="9" w:qFormat="1"/>
     <w:lsdException w:name="heading 2" w:semiHidden="1" w:uiPriority="9" w:unhideWhenUsed="1" w:qFormat="1"/>
@@ -8087,6 +10526,11 @@
     <w:lsdException w:name="List Table 5 Dark Accent 6" w:uiPriority="50"/>
     <w:lsdException w:name="List Table 6 Colorful Accent 6" w:uiPriority="51"/>
     <w:lsdException w:name="List Table 7 Colorful Accent 6" w:uiPriority="52"/>
+    <w:lsdException w:name="Mention" w:semiHidden="1" w:unhideWhenUsed="1"/>
+    <w:lsdException w:name="Smart Hyperlink" w:semiHidden="1" w:unhideWhenUsed="1"/>
+    <w:lsdException w:name="Hashtag" w:semiHidden="1" w:unhideWhenUsed="1"/>
+    <w:lsdException w:name="Unresolved Mention" w:semiHidden="1" w:unhideWhenUsed="1"/>
+    <w:lsdException w:name="Smart Link" w:semiHidden="1" w:unhideWhenUsed="1"/>
   </w:latentStyles>
   <w:style w:type="paragraph" w:default="1" w:styleId="Normal">
     <w:name w:val="Normal"/>
